--- a/document-merge-service/kt_so/templatefiles/signatures.docx
+++ b/document-merge-service/kt_so/templatefiles/signatures.docx
@@ -58,7 +58,7 @@
               <w:widowControl w:val="false"/>
               <w:numPr>
                 <w:ilvl w:val="2"/>
-                <w:numId w:val="5"/>
+                <w:numId w:val="4"/>
               </w:numPr>
               <w:rPr>
                 <w:b w:val="false"/>
@@ -92,7 +92,7 @@
               <w:widowControl w:val="false"/>
               <w:numPr>
                 <w:ilvl w:val="2"/>
-                <w:numId w:val="5"/>
+                <w:numId w:val="4"/>
               </w:numPr>
               <w:rPr>
                 <w:b w:val="false"/>
@@ -186,7 +186,7 @@
               <w:widowControl w:val="false"/>
               <w:numPr>
                 <w:ilvl w:val="2"/>
-                <w:numId w:val="5"/>
+                <w:numId w:val="4"/>
               </w:numPr>
               <w:rPr>
                 <w:rFonts w:ascii="Liberation Sans" w:hAnsi="Liberation Sans" w:eastAsia="Noto Sans CJK SC Regular" w:cs="Arial"/>
@@ -221,7 +221,7 @@
               <w:widowControl w:val="false"/>
               <w:numPr>
                 <w:ilvl w:val="2"/>
-                <w:numId w:val="5"/>
+                <w:numId w:val="4"/>
               </w:numPr>
               <w:rPr>
                 <w:rFonts w:ascii="Liberation Sans" w:hAnsi="Liberation Sans" w:eastAsia="Noto Sans CJK SC Regular" w:cs="Arial"/>
@@ -316,7 +316,7 @@
               <w:widowControl w:val="false"/>
               <w:numPr>
                 <w:ilvl w:val="3"/>
-                <w:numId w:val="5"/>
+                <w:numId w:val="4"/>
               </w:numPr>
               <w:rPr>
                 <w:b w:val="false"/>
@@ -350,7 +350,7 @@
               <w:widowControl w:val="false"/>
               <w:numPr>
                 <w:ilvl w:val="2"/>
-                <w:numId w:val="5"/>
+                <w:numId w:val="4"/>
               </w:numPr>
               <w:rPr>
                 <w:b w:val="false"/>
@@ -383,7 +383,7 @@
               <w:widowControl w:val="false"/>
               <w:numPr>
                 <w:ilvl w:val="3"/>
-                <w:numId w:val="5"/>
+                <w:numId w:val="4"/>
               </w:numPr>
               <w:rPr>
                 <w:b w:val="false"/>
@@ -426,7 +426,7 @@
               <w:widowControl w:val="false"/>
               <w:numPr>
                 <w:ilvl w:val="3"/>
-                <w:numId w:val="5"/>
+                <w:numId w:val="4"/>
               </w:numPr>
               <w:rPr>
                 <w:rFonts w:ascii="Liberation Sans" w:hAnsi="Liberation Sans" w:eastAsia="Noto Sans CJK SC Regular" w:cs="Arial"/>
@@ -460,7 +460,7 @@
               <w:widowControl w:val="false"/>
               <w:numPr>
                 <w:ilvl w:val="2"/>
-                <w:numId w:val="5"/>
+                <w:numId w:val="4"/>
               </w:numPr>
               <w:rPr>
                 <w:rFonts w:ascii="Liberation Sans" w:hAnsi="Liberation Sans" w:eastAsia="Noto Sans CJK SC Regular" w:cs="Arial"/>
@@ -495,7 +495,7 @@
               <w:widowControl w:val="false"/>
               <w:numPr>
                 <w:ilvl w:val="2"/>
-                <w:numId w:val="5"/>
+                <w:numId w:val="4"/>
               </w:numPr>
               <w:rPr>
                 <w:b w:val="false"/>
@@ -528,7 +528,7 @@
               <w:widowControl w:val="false"/>
               <w:numPr>
                 <w:ilvl w:val="2"/>
-                <w:numId w:val="5"/>
+                <w:numId w:val="4"/>
               </w:numPr>
               <w:rPr>
                 <w:rFonts w:ascii="Liberation Sans" w:hAnsi="Liberation Sans" w:eastAsia="Noto Sans CJK SC Regular" w:cs="Arial"/>
@@ -563,7 +563,7 @@
               <w:widowControl w:val="false"/>
               <w:numPr>
                 <w:ilvl w:val="2"/>
-                <w:numId w:val="5"/>
+                <w:numId w:val="4"/>
               </w:numPr>
               <w:rPr>
                 <w:rFonts w:ascii="Liberation Sans" w:hAnsi="Liberation Sans" w:eastAsia="Noto Sans CJK SC Regular" w:cs="Arial"/>
@@ -597,7 +597,7 @@
               <w:widowControl w:val="false"/>
               <w:numPr>
                 <w:ilvl w:val="3"/>
-                <w:numId w:val="5"/>
+                <w:numId w:val="4"/>
               </w:numPr>
               <w:rPr>
                 <w:rFonts w:ascii="Liberation Sans" w:hAnsi="Liberation Sans" w:eastAsia="Noto Sans CJK SC Regular" w:cs="Arial"/>
@@ -632,7 +632,7 @@
               <w:widowControl w:val="false"/>
               <w:numPr>
                 <w:ilvl w:val="2"/>
-                <w:numId w:val="5"/>
+                <w:numId w:val="4"/>
               </w:numPr>
               <w:rPr>
                 <w:rFonts w:ascii="Liberation Sans" w:hAnsi="Liberation Sans" w:eastAsia="Noto Sans CJK SC Regular" w:cs="Arial"/>
@@ -666,7 +666,7 @@
               <w:widowControl w:val="false"/>
               <w:numPr>
                 <w:ilvl w:val="2"/>
-                <w:numId w:val="5"/>
+                <w:numId w:val="4"/>
               </w:numPr>
               <w:rPr>
                 <w:rFonts w:ascii="Liberation Sans" w:hAnsi="Liberation Sans" w:eastAsia="Noto Sans CJK SC Regular" w:cs="Arial"/>
@@ -701,7 +701,7 @@
               <w:widowControl w:val="false"/>
               <w:numPr>
                 <w:ilvl w:val="2"/>
-                <w:numId w:val="5"/>
+                <w:numId w:val="4"/>
               </w:numPr>
               <w:rPr>
                 <w:rFonts w:ascii="Liberation Sans" w:hAnsi="Liberation Sans" w:eastAsia="Noto Sans CJK SC Regular" w:cs="Arial"/>
@@ -738,83 +738,16 @@
     </w:p>
     <w:p>
       <w:pPr>
-        <w:pStyle w:val="Normal"/>
-        <w:rPr/>
-      </w:pPr>
-      <w:r>
-        <w:rPr/>
-        <w:t>{%p for section in sections %}</w:t>
-      </w:r>
-    </w:p>
-    <w:p>
-      <w:pPr>
-        <w:pStyle w:val="Normal"/>
-        <w:rPr/>
-      </w:pPr>
-      <w:r>
-        <w:rPr>
-          <w:lang w:val="fr-CH"/>
-        </w:rPr>
-        <w:t>{%p if section.type == "FormQuestion" and section.slug in ["dokumente", "8-unterschriften"]%}</w:t>
-      </w:r>
-    </w:p>
-    <w:p>
-      <w:pPr>
         <w:pStyle w:val="Heading1"/>
         <w:numPr>
           <w:ilvl w:val="0"/>
-          <w:numId w:val="6"/>
+          <w:numId w:val="5"/>
         </w:numPr>
         <w:rPr/>
       </w:pPr>
       <w:r>
         <w:rPr/>
-        <w:t>{{ section.label }}</w:t>
-      </w:r>
-    </w:p>
-    <w:p>
-      <w:pPr>
-        <w:pStyle w:val="Normal"/>
-        <w:rPr/>
-      </w:pPr>
-      <w:r>
-        <w:rPr/>
-        <w:t>{%p endif %}</w:t>
-      </w:r>
-    </w:p>
-    <w:p>
-      <w:pPr>
-        <w:pStyle w:val="Normal"/>
-        <w:rPr/>
-      </w:pPr>
-      <w:r>
-        <w:rPr/>
-        <w:t>{%p for subSection in section.children %}</w:t>
-      </w:r>
-    </w:p>
-    <w:p>
-      <w:pPr>
-        <w:pStyle w:val="Normal"/>
-        <w:widowControl w:val="false"/>
-        <w:rPr/>
-      </w:pPr>
-      <w:r>
-        <w:rPr>
-          <w:lang w:val="fr-CH"/>
-        </w:rPr>
-        <w:t xml:space="preserve">{%p if </w:t>
-      </w:r>
-      <w:r>
-        <w:rPr>
-          <w:lang w:val="fr-CH" w:eastAsia="zh-CN" w:bidi="hi-IN"/>
-        </w:rPr>
-        <w:t>section</w:t>
-      </w:r>
-      <w:r>
-        <w:rPr>
-          <w:lang w:val="fr-CH"/>
-        </w:rPr>
-        <w:t>.slug == "dokumente" and subSection.type == "MultipleChoiceQuestion" and subSection.choices[0].checked %}</w:t>
+        <w:t>Dokumente</w:t>
       </w:r>
     </w:p>
     <w:tbl>
@@ -851,7 +784,7 @@
             </w:pPr>
             <w:r>
               <w:rPr/>
-              <w:t>{%tr for choice in subSection.choices %}</w:t>
+              <w:t>{%tr for document in documents %}</w:t>
             </w:r>
           </w:p>
         </w:tc>
@@ -880,103 +813,23 @@
             </w:pPr>
             <w:r>
               <w:rPr>
+                <w:b/>
+                <w:bCs/>
                 <w:lang w:val="fr-CH"/>
               </w:rPr>
-              <w:t>{% if choice.checked %}</w:t>
-            </w:r>
-            <w:r>
-              <w:rPr/>
-              <w:drawing>
-                <wp:inline distT="0" distB="0" distL="0" distR="0">
-                  <wp:extent cx="133350" cy="133350"/>
-                  <wp:effectExtent l="0" t="0" r="0" b="0"/>
-                  <wp:docPr id="1" name="Image2" descr="C:\Users\Dominique Mäder\Desktop\tpl\checkbox-checked.png"/>
-                  <wp:cNvGraphicFramePr>
-                    <a:graphicFrameLocks xmlns:a="http://schemas.openxmlformats.org/drawingml/2006/main" noChangeAspect="1"/>
-                  </wp:cNvGraphicFramePr>
-                  <a:graphic xmlns:a="http://schemas.openxmlformats.org/drawingml/2006/main">
-                    <a:graphicData uri="http://schemas.openxmlformats.org/drawingml/2006/picture">
-                      <pic:pic xmlns:pic="http://schemas.openxmlformats.org/drawingml/2006/picture">
-                        <pic:nvPicPr>
-                          <pic:cNvPr id="1" name="Image2" descr="C:\Users\Dominique Mäder\Desktop\tpl\checkbox-checked.png"/>
-                          <pic:cNvPicPr>
-                            <a:picLocks noChangeAspect="1" noChangeArrowheads="1"/>
-                          </pic:cNvPicPr>
-                        </pic:nvPicPr>
-                        <pic:blipFill>
-                          <a:blip r:embed="rId2"/>
-                          <a:stretch>
-                            <a:fillRect/>
-                          </a:stretch>
-                        </pic:blipFill>
-                        <pic:spPr bwMode="auto">
-                          <a:xfrm>
-                            <a:off x="0" y="0"/>
-                            <a:ext cx="133350" cy="133350"/>
-                          </a:xfrm>
-                          <a:prstGeom prst="rect">
-                            <a:avLst/>
-                          </a:prstGeom>
-                        </pic:spPr>
-                      </pic:pic>
-                    </a:graphicData>
-                  </a:graphic>
-                </wp:inline>
-              </w:drawing>
+              <w:t>{{ document.filename }}</w:t>
             </w:r>
             <w:r>
               <w:rPr>
                 <w:lang w:val="fr-CH"/>
               </w:rPr>
-              <w:t>{% else %}</w:t>
-            </w:r>
-            <w:r>
-              <w:rPr/>
-              <w:drawing>
-                <wp:inline distT="0" distB="0" distL="0" distR="0">
-                  <wp:extent cx="133350" cy="133350"/>
-                  <wp:effectExtent l="0" t="0" r="0" b="0"/>
-                  <wp:docPr id="2" name="Image3" descr="C:\Users\Dominique Mäder\Desktop\tpl\checkbox-unchecked.png"/>
-                  <wp:cNvGraphicFramePr>
-                    <a:graphicFrameLocks xmlns:a="http://schemas.openxmlformats.org/drawingml/2006/main" noChangeAspect="1"/>
-                  </wp:cNvGraphicFramePr>
-                  <a:graphic xmlns:a="http://schemas.openxmlformats.org/drawingml/2006/main">
-                    <a:graphicData uri="http://schemas.openxmlformats.org/drawingml/2006/picture">
-                      <pic:pic xmlns:pic="http://schemas.openxmlformats.org/drawingml/2006/picture">
-                        <pic:nvPicPr>
-                          <pic:cNvPr id="2" name="Image3" descr="C:\Users\Dominique Mäder\Desktop\tpl\checkbox-unchecked.png"/>
-                          <pic:cNvPicPr>
-                            <a:picLocks noChangeAspect="1" noChangeArrowheads="1"/>
-                          </pic:cNvPicPr>
-                        </pic:nvPicPr>
-                        <pic:blipFill>
-                          <a:blip r:embed="rId3"/>
-                          <a:stretch>
-                            <a:fillRect/>
-                          </a:stretch>
-                        </pic:blipFill>
-                        <pic:spPr bwMode="auto">
-                          <a:xfrm>
-                            <a:off x="0" y="0"/>
-                            <a:ext cx="133350" cy="133350"/>
-                          </a:xfrm>
-                          <a:prstGeom prst="rect">
-                            <a:avLst/>
-                          </a:prstGeom>
-                        </pic:spPr>
-                      </pic:pic>
-                    </a:graphicData>
-                  </a:graphic>
-                </wp:inline>
-              </w:drawing>
+              <w:t xml:space="preserve"> hochgeladen am {{ document.date }} um {{ document.time }} </w:t>
             </w:r>
             <w:r>
               <w:rPr>
                 <w:lang w:val="fr-CH"/>
               </w:rPr>
-              <w:t>{% endif %}</w:t>
-              <w:tab/>
-              <w:t>{{ choice.label }}</w:t>
+              <w:t>Uhr</w:t>
             </w:r>
           </w:p>
         </w:tc>
@@ -1010,7 +863,60 @@
       </w:pPr>
       <w:r>
         <w:rPr/>
-        <w:t>{%p elif subSection.type == "SignatureQuestion" %}</w:t>
+        <w:t>{%p for section in sections %}</w:t>
+      </w:r>
+    </w:p>
+    <w:p>
+      <w:pPr>
+        <w:pStyle w:val="Normal"/>
+        <w:rPr/>
+      </w:pPr>
+      <w:r>
+        <w:rPr>
+          <w:lang w:val="fr-CH"/>
+        </w:rPr>
+        <w:t>{%p if section.type == "FormQuestion" and section.slug == "8-unterschriften"%}</w:t>
+      </w:r>
+    </w:p>
+    <w:p>
+      <w:pPr>
+        <w:pStyle w:val="Heading1"/>
+        <w:numPr>
+          <w:ilvl w:val="0"/>
+          <w:numId w:val="5"/>
+        </w:numPr>
+        <w:rPr/>
+      </w:pPr>
+      <w:r>
+        <w:rPr/>
+        <w:t>{{ section.label }}</w:t>
+      </w:r>
+    </w:p>
+    <w:p>
+      <w:pPr>
+        <w:pStyle w:val="Normal"/>
+        <w:rPr/>
+      </w:pPr>
+      <w:r>
+        <w:rPr/>
+        <w:t>{%p for subSection in section.children %}</w:t>
+      </w:r>
+    </w:p>
+    <w:p>
+      <w:pPr>
+        <w:pStyle w:val="Normal"/>
+        <w:widowControl w:val="false"/>
+        <w:rPr/>
+      </w:pPr>
+      <w:r>
+        <w:rPr>
+          <w:lang w:val="fr-CH"/>
+        </w:rPr>
+        <w:t>{</w:t>
+      </w:r>
+      <w:r>
+        <w:rPr/>
+        <w:t>%p if subSection.type == "SignatureQuestion" %}</w:t>
       </w:r>
     </w:p>
     <w:p>
@@ -1039,7 +945,7 @@
         <w:widowControl w:val="false"/>
         <w:numPr>
           <w:ilvl w:val="2"/>
-          <w:numId w:val="5"/>
+          <w:numId w:val="4"/>
         </w:numPr>
         <w:suppressAutoHyphens w:val="true"/>
         <w:spacing w:before="0" w:after="0"/>
@@ -1076,14 +982,14 @@
         <w:tblLook w:val="04a0" w:noHBand="0" w:noVBand="1" w:firstColumn="1" w:lastRow="0" w:lastColumn="0" w:firstRow="1"/>
       </w:tblPr>
       <w:tblGrid>
-        <w:gridCol w:w="4949"/>
+        <w:gridCol w:w="4948"/>
         <w:gridCol w:w="3961"/>
       </w:tblGrid>
       <w:tr>
         <w:trPr/>
         <w:tc>
           <w:tcPr>
-            <w:tcW w:w="4949" w:type="dxa"/>
+            <w:tcW w:w="4948" w:type="dxa"/>
             <w:tcBorders/>
             <w:shd w:color="auto" w:fill="DDDDDD" w:val="clear"/>
           </w:tcPr>
@@ -1209,6 +1115,16 @@
       </w:pPr>
       <w:r>
         <w:rPr/>
+        <w:t>{%p endif %}</w:t>
+      </w:r>
+    </w:p>
+    <w:p>
+      <w:pPr>
+        <w:pStyle w:val="Normal"/>
+        <w:rPr/>
+      </w:pPr>
+      <w:r>
+        <w:rPr/>
         <w:t>{%p endfor %}</w:t>
       </w:r>
     </w:p>
@@ -1222,8 +1138,8 @@
       </w:r>
     </w:p>
     <w:sectPr>
-      <w:headerReference w:type="default" r:id="rId4"/>
-      <w:footerReference w:type="default" r:id="rId5"/>
+      <w:headerReference w:type="default" r:id="rId2"/>
+      <w:footerReference w:type="default" r:id="rId3"/>
       <w:type w:val="nextPage"/>
       <w:pgSz w:w="11906" w:h="16838"/>
       <w:pgMar w:left="1134" w:right="1134" w:gutter="0" w:header="1134" w:top="1654" w:footer="1134" w:bottom="1480"/>
@@ -1315,7 +1231,7 @@
     <w:r>
       <w:rPr/>
       <w:drawing>
-        <wp:anchor behindDoc="1" distT="0" distB="0" distL="0" distR="0" simplePos="0" locked="0" layoutInCell="0" allowOverlap="1" relativeHeight="5">
+        <wp:anchor behindDoc="1" distT="0" distB="0" distL="0" distR="0" simplePos="0" locked="0" layoutInCell="0" allowOverlap="1" relativeHeight="3">
           <wp:simplePos x="0" y="0"/>
           <wp:positionH relativeFrom="column">
             <wp:align>right</wp:align>
@@ -1326,7 +1242,7 @@
           <wp:extent cx="3143885" cy="289560"/>
           <wp:effectExtent l="0" t="0" r="0" b="0"/>
           <wp:wrapSquare wrapText="largest"/>
-          <wp:docPr id="3" name="Image1" descr=""/>
+          <wp:docPr id="1" name="Image1" descr=""/>
           <wp:cNvGraphicFramePr>
             <a:graphicFrameLocks xmlns:a="http://schemas.openxmlformats.org/drawingml/2006/main" noChangeAspect="1"/>
           </wp:cNvGraphicFramePr>
@@ -1334,7 +1250,7 @@
             <a:graphicData uri="http://schemas.openxmlformats.org/drawingml/2006/picture">
               <pic:pic xmlns:pic="http://schemas.openxmlformats.org/drawingml/2006/picture">
                 <pic:nvPicPr>
-                  <pic:cNvPr id="3" name="Image1" descr=""/>
+                  <pic:cNvPr id="1" name="Image1" descr=""/>
                   <pic:cNvPicPr>
                     <a:picLocks noChangeAspect="1" noChangeArrowheads="1"/>
                   </pic:cNvPicPr>
@@ -1379,6 +1295,7 @@
         </w:tabs>
         <w:ind w:left="0" w:hanging="0"/>
       </w:pPr>
+      <w:rPr/>
     </w:lvl>
     <w:lvl w:ilvl="1">
       <w:start w:val="1"/>
@@ -1392,6 +1309,7 @@
         </w:tabs>
         <w:ind w:left="0" w:hanging="0"/>
       </w:pPr>
+      <w:rPr/>
     </w:lvl>
     <w:lvl w:ilvl="2">
       <w:start w:val="1"/>
@@ -1405,6 +1323,7 @@
         </w:tabs>
         <w:ind w:left="0" w:hanging="0"/>
       </w:pPr>
+      <w:rPr/>
     </w:lvl>
     <w:lvl w:ilvl="3">
       <w:start w:val="1"/>
@@ -1418,6 +1337,7 @@
         </w:tabs>
         <w:ind w:left="0" w:hanging="0"/>
       </w:pPr>
+      <w:rPr/>
     </w:lvl>
     <w:lvl w:ilvl="4">
       <w:start w:val="1"/>
@@ -1431,6 +1351,7 @@
         </w:tabs>
         <w:ind w:left="0" w:hanging="0"/>
       </w:pPr>
+      <w:rPr/>
     </w:lvl>
     <w:lvl w:ilvl="5">
       <w:start w:val="1"/>
@@ -1444,6 +1365,7 @@
         </w:tabs>
         <w:ind w:left="0" w:hanging="0"/>
       </w:pPr>
+      <w:rPr/>
     </w:lvl>
     <w:lvl w:ilvl="6">
       <w:start w:val="1"/>
@@ -1457,6 +1379,7 @@
         </w:tabs>
         <w:ind w:left="0" w:hanging="0"/>
       </w:pPr>
+      <w:rPr/>
     </w:lvl>
     <w:lvl w:ilvl="7">
       <w:start w:val="1"/>
@@ -1470,6 +1393,7 @@
         </w:tabs>
         <w:ind w:left="0" w:hanging="0"/>
       </w:pPr>
+      <w:rPr/>
     </w:lvl>
     <w:lvl w:ilvl="8">
       <w:start w:val="1"/>
@@ -1483,6 +1407,7 @@
         </w:tabs>
         <w:ind w:left="0" w:hanging="0"/>
       </w:pPr>
+      <w:rPr/>
     </w:lvl>
   </w:abstractNum>
   <w:abstractNum w:abstractNumId="2">
@@ -2010,7 +1935,6 @@
         </w:tabs>
         <w:ind w:left="0" w:hanging="0"/>
       </w:pPr>
-      <w:rPr/>
     </w:lvl>
     <w:lvl w:ilvl="1">
       <w:start w:val="1"/>
@@ -2024,7 +1948,6 @@
         </w:tabs>
         <w:ind w:left="0" w:hanging="0"/>
       </w:pPr>
-      <w:rPr/>
     </w:lvl>
     <w:lvl w:ilvl="2">
       <w:start w:val="1"/>
@@ -2038,7 +1961,6 @@
         </w:tabs>
         <w:ind w:left="0" w:hanging="0"/>
       </w:pPr>
-      <w:rPr/>
     </w:lvl>
     <w:lvl w:ilvl="3">
       <w:start w:val="1"/>
@@ -2052,7 +1974,6 @@
         </w:tabs>
         <w:ind w:left="0" w:hanging="0"/>
       </w:pPr>
-      <w:rPr/>
     </w:lvl>
     <w:lvl w:ilvl="4">
       <w:start w:val="1"/>
@@ -2066,7 +1987,6 @@
         </w:tabs>
         <w:ind w:left="0" w:hanging="0"/>
       </w:pPr>
-      <w:rPr/>
     </w:lvl>
     <w:lvl w:ilvl="5">
       <w:start w:val="1"/>
@@ -2080,7 +2000,6 @@
         </w:tabs>
         <w:ind w:left="0" w:hanging="0"/>
       </w:pPr>
-      <w:rPr/>
     </w:lvl>
     <w:lvl w:ilvl="6">
       <w:start w:val="1"/>
@@ -2094,7 +2013,6 @@
         </w:tabs>
         <w:ind w:left="0" w:hanging="0"/>
       </w:pPr>
-      <w:rPr/>
     </w:lvl>
     <w:lvl w:ilvl="7">
       <w:start w:val="1"/>
@@ -2108,7 +2026,6 @@
         </w:tabs>
         <w:ind w:left="0" w:hanging="0"/>
       </w:pPr>
-      <w:rPr/>
     </w:lvl>
     <w:lvl w:ilvl="8">
       <w:start w:val="1"/>
@@ -2122,7 +2039,6 @@
         </w:tabs>
         <w:ind w:left="0" w:hanging="0"/>
       </w:pPr>
-      <w:rPr/>
     </w:lvl>
   </w:abstractNum>
   <w:num w:numId="1">
@@ -2191,7 +2107,7 @@
     <w:pPr>
       <w:numPr>
         <w:ilvl w:val="0"/>
-        <w:numId w:val="4"/>
+        <w:numId w:val="3"/>
       </w:numPr>
       <w:spacing w:before="1440" w:after="720"/>
       <w:outlineLvl w:val="0"/>
@@ -2211,7 +2127,7 @@
     <w:pPr>
       <w:numPr>
         <w:ilvl w:val="1"/>
-        <w:numId w:val="2"/>
+        <w:numId w:val="1"/>
       </w:numPr>
       <w:spacing w:before="576" w:after="288"/>
       <w:outlineLvl w:val="1"/>
@@ -2231,7 +2147,7 @@
       <w:widowControl w:val="false"/>
       <w:numPr>
         <w:ilvl w:val="2"/>
-        <w:numId w:val="5"/>
+        <w:numId w:val="4"/>
       </w:numPr>
       <w:suppressAutoHyphens w:val="true"/>
       <w:spacing w:before="0" w:after="0"/>
@@ -2252,7 +2168,7 @@
     <w:pPr>
       <w:numPr>
         <w:ilvl w:val="3"/>
-        <w:numId w:val="3"/>
+        <w:numId w:val="2"/>
       </w:numPr>
       <w:spacing w:before="120" w:after="120"/>
       <w:outlineLvl w:val="3"/>

--- a/document-merge-service/kt_so/templatefiles/signatures.docx
+++ b/document-merge-service/kt_so/templatefiles/signatures.docx
@@ -748,6 +748,16 @@
       <w:r>
         <w:rPr/>
         <w:t>Dokumente</w:t>
+      </w:r>
+    </w:p>
+    <w:p>
+      <w:pPr>
+        <w:pStyle w:val="Normal"/>
+        <w:rPr/>
+      </w:pPr>
+      <w:r>
+        <w:rPr/>
+        <w:t>{%p if documents %}</w:t>
       </w:r>
     </w:p>
     <w:tbl>
@@ -823,13 +833,7 @@
               <w:rPr>
                 <w:lang w:val="fr-CH"/>
               </w:rPr>
-              <w:t xml:space="preserve"> hochgeladen am {{ document.date }} um {{ document.time }} </w:t>
-            </w:r>
-            <w:r>
-              <w:rPr>
-                <w:lang w:val="fr-CH"/>
-              </w:rPr>
-              <w:t>Uhr</w:t>
+              <w:t xml:space="preserve"> hochgeladen am {{ document.date }} um {{ document.time }} Uhr</w:t>
             </w:r>
           </w:p>
         </w:tc>
@@ -856,6 +860,37 @@
         </w:tc>
       </w:tr>
     </w:tbl>
+    <w:p>
+      <w:pPr>
+        <w:pStyle w:val="Normal"/>
+        <w:rPr/>
+      </w:pPr>
+      <w:r>
+        <w:rPr/>
+        <w:t>{%p else %}</w:t>
+      </w:r>
+    </w:p>
+    <w:p>
+      <w:pPr>
+        <w:pStyle w:val="Normal"/>
+        <w:widowControl w:val="false"/>
+        <w:rPr/>
+      </w:pPr>
+      <w:r>
+        <w:rPr/>
+        <w:t>Es wurden keine Dokumente hochgeladen.</w:t>
+      </w:r>
+    </w:p>
+    <w:p>
+      <w:pPr>
+        <w:pStyle w:val="Normal"/>
+        <w:rPr/>
+      </w:pPr>
+      <w:r>
+        <w:rPr/>
+        <w:t>{%p endif %}</w:t>
+      </w:r>
+    </w:p>
     <w:p>
       <w:pPr>
         <w:pStyle w:val="Normal"/>
@@ -1231,7 +1266,7 @@
     <w:r>
       <w:rPr/>
       <w:drawing>
-        <wp:anchor behindDoc="1" distT="0" distB="0" distL="0" distR="0" simplePos="0" locked="0" layoutInCell="0" allowOverlap="1" relativeHeight="3">
+        <wp:anchor behindDoc="0" distT="0" distB="0" distL="0" distR="0" simplePos="0" locked="0" layoutInCell="0" allowOverlap="1" relativeHeight="3">
           <wp:simplePos x="0" y="0"/>
           <wp:positionH relativeFrom="column">
             <wp:align>right</wp:align>

--- a/document-merge-service/kt_so/templatefiles/signatures.docx
+++ b/document-merge-service/kt_so/templatefiles/signatures.docx
@@ -185,24 +185,23 @@
               <w:pStyle w:val="TableHeading"/>
               <w:widowControl w:val="false"/>
               <w:numPr>
-                <w:ilvl w:val="2"/>
+                <w:ilvl w:val="3"/>
                 <w:numId w:val="4"/>
               </w:numPr>
               <w:rPr>
-                <w:rFonts w:ascii="Liberation Sans" w:hAnsi="Liberation Sans" w:eastAsia="Noto Sans CJK SC Regular" w:cs="Arial"/>
-                <w:b/>
-                <w:b/>
-                <w:bCs/>
-                <w:color w:val="auto"/>
-                <w:kern w:val="2"/>
-                <w:sz w:val="18"/>
-                <w:szCs w:val="18"/>
-                <w:lang w:val="fr-CH" w:eastAsia="zh-CN" w:bidi="hi-IN"/>
+                <w:b w:val="false"/>
+                <w:b w:val="false"/>
+                <w:bCs w:val="false"/>
+                <w:i w:val="false"/>
+                <w:i w:val="false"/>
+                <w:iCs w:val="false"/>
+                <w:sz w:val="24"/>
+                <w:szCs w:val="24"/>
               </w:rPr>
             </w:pPr>
             <w:r>
               <w:rPr/>
-              <w:t>{{ applicantHeaderLabel }}</w:t>
+              <w:t>{{ municipalityHeaderLabel }}</w:t>
             </w:r>
           </w:p>
         </w:tc>
@@ -220,7 +219,7 @@
               <w:pStyle w:val="TableHeading"/>
               <w:widowControl w:val="false"/>
               <w:numPr>
-                <w:ilvl w:val="2"/>
+                <w:ilvl w:val="3"/>
                 <w:numId w:val="4"/>
               </w:numPr>
               <w:rPr>
@@ -237,7 +236,7 @@
             </w:pPr>
             <w:r>
               <w:rPr/>
-              <w:t>{{ tagHeaderLabel }}</w:t>
+              <w:t>{{ descriptionHeaderLabel }}</w:t>
             </w:r>
           </w:p>
         </w:tc>
@@ -253,21 +252,33 @@
             <w:pPr>
               <w:pStyle w:val="TableContents"/>
               <w:widowControl w:val="false"/>
-              <w:rPr>
-                <w:rFonts w:ascii="Liberation Sans" w:hAnsi="Liberation Sans" w:eastAsia="Noto Sans CJK SC Regular" w:cs="Arial"/>
+              <w:numPr>
+                <w:ilvl w:val="3"/>
+                <w:numId w:val="4"/>
+              </w:numPr>
+              <w:rPr>
                 <w:b w:val="false"/>
                 <w:b w:val="false"/>
                 <w:bCs w:val="false"/>
-                <w:color w:val="auto"/>
-                <w:kern w:val="2"/>
-                <w:sz w:val="18"/>
-                <w:szCs w:val="18"/>
-                <w:lang w:val="fr-CH" w:eastAsia="zh-CN" w:bidi="hi-IN"/>
-              </w:rPr>
-            </w:pPr>
-            <w:r>
-              <w:rPr/>
-              <w:t>{% if applicantHeader %}{{ applicantHeader }}{% else %}-{% endif%}</w:t>
+              </w:rPr>
+            </w:pPr>
+            <w:r>
+              <w:rPr>
+                <w:lang w:val="fr-CH" w:eastAsia="zh-CN" w:bidi="hi-IN"/>
+              </w:rPr>
+              <w:t>{% if municipalityHeader %}</w:t>
+            </w:r>
+            <w:r>
+              <w:rPr>
+                <w:lang w:val="fr-CH"/>
+              </w:rPr>
+              <w:t>{{ municipalityHeader }}</w:t>
+            </w:r>
+            <w:r>
+              <w:rPr>
+                <w:lang w:val="fr-CH" w:eastAsia="zh-CN" w:bidi="hi-IN"/>
+              </w:rPr>
+              <w:t>{% else %}-{% endif%}</w:t>
             </w:r>
           </w:p>
         </w:tc>
@@ -284,6 +295,10 @@
             <w:pPr>
               <w:pStyle w:val="TableContents"/>
               <w:widowControl w:val="false"/>
+              <w:numPr>
+                <w:ilvl w:val="2"/>
+                <w:numId w:val="4"/>
+              </w:numPr>
               <w:rPr>
                 <w:rFonts w:ascii="Liberation Sans" w:hAnsi="Liberation Sans" w:eastAsia="Noto Sans CJK SC Regular" w:cs="Arial"/>
                 <w:b w:val="false"/>
@@ -298,7 +313,7 @@
             </w:pPr>
             <w:r>
               <w:rPr/>
-              <w:t>{% if tagHeader %}{{ tagHeader }}{% else %}-{% endif%}</w:t>
+              <w:t>{% if descriptionHeader %}{{ descriptionHeader }}{% else %}-{% endif%}</w:t>
             </w:r>
           </w:p>
         </w:tc>
@@ -315,7 +330,7 @@
               <w:pStyle w:val="TableHeading"/>
               <w:widowControl w:val="false"/>
               <w:numPr>
-                <w:ilvl w:val="3"/>
+                <w:ilvl w:val="2"/>
                 <w:numId w:val="4"/>
               </w:numPr>
               <w:rPr>
@@ -331,7 +346,7 @@
             </w:pPr>
             <w:r>
               <w:rPr/>
-              <w:t>{{ municipalityHeaderLabel }}</w:t>
+              <w:t>{{ inputDateHeaderLabel }}</w:t>
             </w:r>
           </w:p>
         </w:tc>
@@ -353,19 +368,20 @@
                 <w:numId w:val="4"/>
               </w:numPr>
               <w:rPr>
-                <w:b w:val="false"/>
-                <w:b w:val="false"/>
-                <w:bCs w:val="false"/>
-                <w:i w:val="false"/>
-                <w:i w:val="false"/>
-                <w:iCs w:val="false"/>
-                <w:sz w:val="24"/>
-                <w:szCs w:val="24"/>
+                <w:rFonts w:ascii="Liberation Sans" w:hAnsi="Liberation Sans" w:eastAsia="Noto Sans CJK SC Regular" w:cs="Arial"/>
+                <w:b/>
+                <w:b/>
+                <w:bCs/>
+                <w:color w:val="auto"/>
+                <w:kern w:val="2"/>
+                <w:sz w:val="18"/>
+                <w:szCs w:val="18"/>
+                <w:lang w:val="fr-CH" w:eastAsia="zh-CN" w:bidi="hi-IN"/>
               </w:rPr>
             </w:pPr>
             <w:r>
               <w:rPr/>
-              <w:t>{{ authorityHeaderLabel }}</w:t>
+              <w:t>{{ applicantHeaderLabel }}</w:t>
             </w:r>
           </w:p>
         </w:tc>
@@ -382,32 +398,26 @@
               <w:pStyle w:val="TableContents"/>
               <w:widowControl w:val="false"/>
               <w:numPr>
-                <w:ilvl w:val="3"/>
+                <w:ilvl w:val="2"/>
                 <w:numId w:val="4"/>
               </w:numPr>
               <w:rPr>
+                <w:rFonts w:ascii="Liberation Sans" w:hAnsi="Liberation Sans" w:eastAsia="Noto Sans CJK SC Regular" w:cs="Arial"/>
                 <w:b w:val="false"/>
                 <w:b w:val="false"/>
                 <w:bCs w:val="false"/>
-              </w:rPr>
-            </w:pPr>
-            <w:r>
-              <w:rPr>
-                <w:lang w:val="fr-CH" w:eastAsia="zh-CN" w:bidi="hi-IN"/>
-              </w:rPr>
-              <w:t>{% if municipalityHeader %}</w:t>
-            </w:r>
-            <w:r>
-              <w:rPr>
-                <w:lang w:val="fr-CH"/>
-              </w:rPr>
-              <w:t>{{ municipalityHeader }}</w:t>
-            </w:r>
-            <w:r>
-              <w:rPr>
-                <w:lang w:val="fr-CH" w:eastAsia="zh-CN" w:bidi="hi-IN"/>
-              </w:rPr>
-              <w:t>{% else %}-{% endif%}</w:t>
+                <w:color w:val="auto"/>
+                <w:kern w:val="2"/>
+                <w:sz w:val="18"/>
+                <w:szCs w:val="18"/>
+                <w:lang w:val="fr-CH" w:eastAsia="zh-CN" w:bidi="hi-IN"/>
+              </w:rPr>
+            </w:pPr>
+            <w:r>
+              <w:rPr>
+                <w:lang w:val="fr-CH" w:eastAsia="zh-CN" w:bidi="hi-IN"/>
+              </w:rPr>
+              <w:t>{% if inputDateHeader %}{{ inputDateHeader | date("dd.MM.YYYY") }}{% else %}-{% endif %}</w:t>
             </w:r>
           </w:p>
         </w:tc>
@@ -441,8 +451,49 @@
               </w:rPr>
             </w:pPr>
             <w:r>
-              <w:rPr/>
-              <w:t>{% if authorityHeader %}{{ authorityHeader }}{% else %}-{% endif%}</w:t>
+              <w:rPr>
+                <w:lang w:val="fr-CH" w:eastAsia="zh-CN" w:bidi="hi-IN"/>
+              </w:rPr>
+              <w:t xml:space="preserve">{% if applicants %}{% for person in applicants %}{{ person.full_name }}, </w:t>
+            </w:r>
+            <w:r>
+              <w:rPr>
+                <w:lang w:val="fr-CH" w:eastAsia="zh-CN" w:bidi="hi-IN"/>
+              </w:rPr>
+              <w:t>{{ person.full_address }}</w:t>
+            </w:r>
+            <w:r>
+              <w:rPr>
+                <w:lang w:val="fr-CH" w:eastAsia="zh-CN" w:bidi="hi-IN"/>
+              </w:rPr>
+              <w:t>{% if not loop.last %}</w:t>
+            </w:r>
+          </w:p>
+          <w:p>
+            <w:pPr>
+              <w:pStyle w:val="TableContents"/>
+              <w:widowControl w:val="false"/>
+              <w:numPr>
+                <w:ilvl w:val="3"/>
+                <w:numId w:val="4"/>
+              </w:numPr>
+              <w:rPr>
+                <w:rFonts w:ascii="Liberation Sans" w:hAnsi="Liberation Sans" w:eastAsia="Noto Sans CJK SC Regular" w:cs="Arial"/>
+                <w:b w:val="false"/>
+                <w:b w:val="false"/>
+                <w:bCs w:val="false"/>
+                <w:color w:val="auto"/>
+                <w:kern w:val="2"/>
+                <w:sz w:val="18"/>
+                <w:szCs w:val="18"/>
+                <w:lang w:val="fr-CH" w:eastAsia="zh-CN" w:bidi="hi-IN"/>
+              </w:rPr>
+            </w:pPr>
+            <w:r>
+              <w:rPr>
+                <w:lang w:val="fr-CH" w:eastAsia="zh-CN" w:bidi="hi-IN"/>
+              </w:rPr>
+              <w:t>{% endif %}{% endfor %}{% else %}-{% endif%}</w:t>
             </w:r>
           </w:p>
         </w:tc>
@@ -476,7 +527,7 @@
             </w:pPr>
             <w:r>
               <w:rPr/>
-              <w:t>{{ responsibleHeaderLabel }}</w:t>
+              <w:t>{{ landownerHeaderLabel }}</w:t>
             </w:r>
           </w:p>
         </w:tc>
@@ -498,19 +549,20 @@
                 <w:numId w:val="4"/>
               </w:numPr>
               <w:rPr>
-                <w:b w:val="false"/>
-                <w:b w:val="false"/>
-                <w:bCs w:val="false"/>
-                <w:i w:val="false"/>
-                <w:i w:val="false"/>
-                <w:iCs w:val="false"/>
-                <w:sz w:val="24"/>
-                <w:szCs w:val="24"/>
+                <w:rFonts w:ascii="Liberation Sans" w:hAnsi="Liberation Sans" w:eastAsia="Noto Sans CJK SC Regular" w:cs="Arial"/>
+                <w:b/>
+                <w:b/>
+                <w:bCs/>
+                <w:color w:val="auto"/>
+                <w:kern w:val="2"/>
+                <w:sz w:val="18"/>
+                <w:szCs w:val="18"/>
+                <w:lang w:val="fr-CH" w:eastAsia="zh-CN" w:bidi="hi-IN"/>
               </w:rPr>
             </w:pPr>
             <w:r>
               <w:rPr/>
-              <w:t>{{ inputDateHeaderLabel }}</w:t>
+              <w:t>{{ projectAuthorHeaderLabel }}</w:t>
             </w:r>
           </w:p>
         </w:tc>
@@ -527,7 +579,7 @@
               <w:pStyle w:val="TableContents"/>
               <w:widowControl w:val="false"/>
               <w:numPr>
-                <w:ilvl w:val="2"/>
+                <w:ilvl w:val="3"/>
                 <w:numId w:val="4"/>
               </w:numPr>
               <w:rPr>
@@ -543,8 +595,73 @@
               </w:rPr>
             </w:pPr>
             <w:r>
-              <w:rPr/>
-              <w:t>{% if responsibleHeader %}{{ responsibleHeader }}{% else %}-{% endif%}</w:t>
+              <w:rPr>
+                <w:lang w:val="fr-CH" w:eastAsia="zh-CN" w:bidi="hi-IN"/>
+              </w:rPr>
+              <w:t xml:space="preserve">{% if landowners %}{% for person in landowners %}{{ person.full_name }}, </w:t>
+            </w:r>
+            <w:r>
+              <w:rPr>
+                <w:lang w:val="fr-CH" w:eastAsia="zh-CN" w:bidi="hi-IN"/>
+              </w:rPr>
+              <w:t>{{ person.full_address }}</w:t>
+            </w:r>
+            <w:r>
+              <w:rPr>
+                <w:lang w:val="fr-CH" w:eastAsia="zh-CN" w:bidi="hi-IN"/>
+              </w:rPr>
+              <w:t>{% if not loop.last %}</w:t>
+            </w:r>
+          </w:p>
+          <w:p>
+            <w:pPr>
+              <w:pStyle w:val="TableContents"/>
+              <w:widowControl w:val="false"/>
+              <w:numPr>
+                <w:ilvl w:val="3"/>
+                <w:numId w:val="4"/>
+              </w:numPr>
+              <w:rPr>
+                <w:rFonts w:ascii="Liberation Sans" w:hAnsi="Liberation Sans" w:eastAsia="Noto Sans CJK SC Regular" w:cs="Arial"/>
+                <w:b w:val="false"/>
+                <w:b w:val="false"/>
+                <w:bCs w:val="false"/>
+                <w:color w:val="auto"/>
+                <w:kern w:val="2"/>
+                <w:sz w:val="18"/>
+                <w:szCs w:val="18"/>
+                <w:lang w:val="fr-CH" w:eastAsia="zh-CN" w:bidi="hi-IN"/>
+              </w:rPr>
+            </w:pPr>
+            <w:r>
+              <w:rPr>
+                <w:lang w:val="fr-CH" w:eastAsia="zh-CN" w:bidi="hi-IN"/>
+              </w:rPr>
+              <w:t>{% endif %}{% endfor %}{% el</w:t>
+            </w:r>
+            <w:r>
+              <w:rPr>
+                <w:lang w:val="fr-CH" w:eastAsia="zh-CN" w:bidi="hi-IN"/>
+              </w:rPr>
+              <w:t>if applicants</w:t>
+            </w:r>
+            <w:r>
+              <w:rPr>
+                <w:lang w:val="fr-CH" w:eastAsia="zh-CN" w:bidi="hi-IN"/>
+              </w:rPr>
+              <w:t xml:space="preserve"> %}</w:t>
+            </w:r>
+            <w:r>
+              <w:rPr>
+                <w:lang w:val="fr-CH" w:eastAsia="zh-CN" w:bidi="hi-IN"/>
+              </w:rPr>
+              <w:t>Bauherr/in ist Grundeigentümer/in{% else %}-</w:t>
+            </w:r>
+            <w:r>
+              <w:rPr>
+                <w:lang w:val="fr-CH" w:eastAsia="zh-CN" w:bidi="hi-IN"/>
+              </w:rPr>
+              <w:t>{% endif%}</w:t>
             </w:r>
           </w:p>
         </w:tc>
@@ -562,7 +679,7 @@
               <w:pStyle w:val="TableContents"/>
               <w:widowControl w:val="false"/>
               <w:numPr>
-                <w:ilvl w:val="2"/>
+                <w:ilvl w:val="3"/>
                 <w:numId w:val="4"/>
               </w:numPr>
               <w:rPr>
@@ -578,94 +695,30 @@
               </w:rPr>
             </w:pPr>
             <w:r>
-              <w:rPr/>
-              <w:t>{% if inputDateHeader %}{{ inputDateHeader | date("dd.MM.YYYY") }}{% else %}-{% endif %}</w:t>
-            </w:r>
-          </w:p>
-        </w:tc>
-      </w:tr>
-      <w:tr>
-        <w:trPr/>
-        <w:tc>
-          <w:tcPr>
-            <w:tcW w:w="4818" w:type="dxa"/>
-            <w:tcBorders/>
-          </w:tcPr>
-          <w:p>
-            <w:pPr>
-              <w:pStyle w:val="TableHeading"/>
+              <w:rPr>
+                <w:lang w:val="fr-CH" w:eastAsia="zh-CN" w:bidi="hi-IN"/>
+              </w:rPr>
+              <w:t xml:space="preserve">{% if projectAuthors %}{% for person in projectAuthors %}{{ person.full_name }}, </w:t>
+            </w:r>
+            <w:r>
+              <w:rPr>
+                <w:lang w:val="fr-CH" w:eastAsia="zh-CN" w:bidi="hi-IN"/>
+              </w:rPr>
+              <w:t>{{ person.full_address }}</w:t>
+            </w:r>
+            <w:r>
+              <w:rPr>
+                <w:lang w:val="fr-CH" w:eastAsia="zh-CN" w:bidi="hi-IN"/>
+              </w:rPr>
+              <w:t>{% if not loop.last %}</w:t>
+            </w:r>
+          </w:p>
+          <w:p>
+            <w:pPr>
+              <w:pStyle w:val="TableContents"/>
               <w:widowControl w:val="false"/>
               <w:numPr>
                 <w:ilvl w:val="3"/>
-                <w:numId w:val="4"/>
-              </w:numPr>
-              <w:rPr>
-                <w:rFonts w:ascii="Liberation Sans" w:hAnsi="Liberation Sans" w:eastAsia="Noto Sans CJK SC Regular" w:cs="Arial"/>
-                <w:b/>
-                <w:b/>
-                <w:bCs/>
-                <w:color w:val="auto"/>
-                <w:kern w:val="2"/>
-                <w:sz w:val="18"/>
-                <w:szCs w:val="18"/>
-                <w:lang w:val="fr-CH" w:eastAsia="zh-CN" w:bidi="hi-IN"/>
-              </w:rPr>
-            </w:pPr>
-            <w:r>
-              <w:rPr/>
-              <w:t>{{ descriptionHeaderLabel }}</w:t>
-            </w:r>
-          </w:p>
-        </w:tc>
-        <w:tc>
-          <w:tcPr>
-            <w:tcW w:w="4819" w:type="dxa"/>
-            <w:tcBorders/>
-            <w:tcMar>
-              <w:left w:w="72" w:type="dxa"/>
-              <w:right w:w="0" w:type="dxa"/>
-            </w:tcMar>
-          </w:tcPr>
-          <w:p>
-            <w:pPr>
-              <w:pStyle w:val="TableHeading"/>
-              <w:widowControl w:val="false"/>
-              <w:numPr>
-                <w:ilvl w:val="2"/>
-                <w:numId w:val="4"/>
-              </w:numPr>
-              <w:rPr>
-                <w:rFonts w:ascii="Liberation Sans" w:hAnsi="Liberation Sans" w:eastAsia="Noto Sans CJK SC Regular" w:cs="Arial"/>
-                <w:b/>
-                <w:b/>
-                <w:bCs/>
-                <w:color w:val="auto"/>
-                <w:kern w:val="2"/>
-                <w:sz w:val="18"/>
-                <w:szCs w:val="18"/>
-                <w:lang w:val="fr-CH" w:eastAsia="zh-CN" w:bidi="hi-IN"/>
-              </w:rPr>
-            </w:pPr>
-            <w:r>
-              <w:rPr/>
-              <w:t>{% if modificationHeader %}{{ modificationHeaderLabel }}{% endif %}</w:t>
-            </w:r>
-          </w:p>
-        </w:tc>
-      </w:tr>
-      <w:tr>
-        <w:trPr/>
-        <w:tc>
-          <w:tcPr>
-            <w:tcW w:w="4818" w:type="dxa"/>
-            <w:tcBorders/>
-          </w:tcPr>
-          <w:p>
-            <w:pPr>
-              <w:pStyle w:val="TableContents"/>
-              <w:widowControl w:val="false"/>
-              <w:numPr>
-                <w:ilvl w:val="2"/>
                 <w:numId w:val="4"/>
               </w:numPr>
               <w:rPr>
@@ -681,43 +734,34 @@
               </w:rPr>
             </w:pPr>
             <w:r>
-              <w:rPr/>
-              <w:t>{% if descriptionHeader %}{{ descriptionHeader }}{% else %}-{% endif%}</w:t>
-            </w:r>
-          </w:p>
-        </w:tc>
-        <w:tc>
-          <w:tcPr>
-            <w:tcW w:w="4819" w:type="dxa"/>
-            <w:tcBorders/>
-            <w:tcMar>
-              <w:left w:w="72" w:type="dxa"/>
-              <w:right w:w="0" w:type="dxa"/>
-            </w:tcMar>
-          </w:tcPr>
-          <w:p>
-            <w:pPr>
-              <w:pStyle w:val="TableContents"/>
-              <w:widowControl w:val="false"/>
-              <w:numPr>
-                <w:ilvl w:val="2"/>
-                <w:numId w:val="4"/>
-              </w:numPr>
-              <w:rPr>
-                <w:rFonts w:ascii="Liberation Sans" w:hAnsi="Liberation Sans" w:eastAsia="Noto Sans CJK SC Regular" w:cs="Arial"/>
-                <w:b w:val="false"/>
-                <w:b w:val="false"/>
-                <w:bCs w:val="false"/>
-                <w:color w:val="auto"/>
-                <w:kern w:val="2"/>
-                <w:sz w:val="18"/>
-                <w:szCs w:val="18"/>
-                <w:lang w:val="fr-CH" w:eastAsia="zh-CN" w:bidi="hi-IN"/>
-              </w:rPr>
-            </w:pPr>
-            <w:r>
-              <w:rPr/>
-              <w:t>{% if modificationHeader%}{{ modificationHeader }}{% endif%}</w:t>
+              <w:rPr>
+                <w:lang w:val="fr-CH" w:eastAsia="zh-CN" w:bidi="hi-IN"/>
+              </w:rPr>
+              <w:t>{% endif %}{% endfor %}{% el</w:t>
+            </w:r>
+            <w:r>
+              <w:rPr>
+                <w:lang w:val="fr-CH" w:eastAsia="zh-CN" w:bidi="hi-IN"/>
+              </w:rPr>
+              <w:t>if applicants</w:t>
+            </w:r>
+            <w:r>
+              <w:rPr>
+                <w:lang w:val="fr-CH" w:eastAsia="zh-CN" w:bidi="hi-IN"/>
+              </w:rPr>
+              <w:t xml:space="preserve"> %}</w:t>
+            </w:r>
+            <w:r>
+              <w:rPr>
+                <w:lang w:val="fr-CH" w:eastAsia="zh-CN" w:bidi="hi-IN"/>
+              </w:rPr>
+              <w:t>Bauherr/in ist Projektverfasser/in{% else %}-</w:t>
+            </w:r>
+            <w:r>
+              <w:rPr>
+                <w:lang w:val="fr-CH" w:eastAsia="zh-CN" w:bidi="hi-IN"/>
+              </w:rPr>
+              <w:t>{% endif%}</w:t>
             </w:r>
           </w:p>
         </w:tc>
@@ -1266,7 +1310,7 @@
     <w:r>
       <w:rPr/>
       <w:drawing>
-        <wp:anchor behindDoc="0" distT="0" distB="0" distL="0" distR="0" simplePos="0" locked="0" layoutInCell="0" allowOverlap="1" relativeHeight="3">
+        <wp:anchor behindDoc="1" distT="0" distB="0" distL="0" distR="0" simplePos="0" locked="0" layoutInCell="0" allowOverlap="1" relativeHeight="3">
           <wp:simplePos x="0" y="0"/>
           <wp:positionH relativeFrom="column">
             <wp:align>right</wp:align>

--- a/document-merge-service/kt_so/templatefiles/signatures.docx
+++ b/document-merge-service/kt_so/templatefiles/signatures.docx
@@ -454,19 +454,7 @@
               <w:rPr>
                 <w:lang w:val="fr-CH" w:eastAsia="zh-CN" w:bidi="hi-IN"/>
               </w:rPr>
-              <w:t xml:space="preserve">{% if applicants %}{% for person in applicants %}{{ person.full_name }}, </w:t>
-            </w:r>
-            <w:r>
-              <w:rPr>
-                <w:lang w:val="fr-CH" w:eastAsia="zh-CN" w:bidi="hi-IN"/>
-              </w:rPr>
-              <w:t>{{ person.full_address }}</w:t>
-            </w:r>
-            <w:r>
-              <w:rPr>
-                <w:lang w:val="fr-CH" w:eastAsia="zh-CN" w:bidi="hi-IN"/>
-              </w:rPr>
-              <w:t>{% if not loop.last %}</w:t>
+              <w:t>{% if applicants %}{% for person in applicants %}{{ person.full_name }}, {{ person.full_address }}{% if not loop.last %}</w:t>
             </w:r>
           </w:p>
           <w:p>
@@ -598,19 +586,7 @@
               <w:rPr>
                 <w:lang w:val="fr-CH" w:eastAsia="zh-CN" w:bidi="hi-IN"/>
               </w:rPr>
-              <w:t xml:space="preserve">{% if landowners %}{% for person in landowners %}{{ person.full_name }}, </w:t>
-            </w:r>
-            <w:r>
-              <w:rPr>
-                <w:lang w:val="fr-CH" w:eastAsia="zh-CN" w:bidi="hi-IN"/>
-              </w:rPr>
-              <w:t>{{ person.full_address }}</w:t>
-            </w:r>
-            <w:r>
-              <w:rPr>
-                <w:lang w:val="fr-CH" w:eastAsia="zh-CN" w:bidi="hi-IN"/>
-              </w:rPr>
-              <w:t>{% if not loop.last %}</w:t>
+              <w:t>{% if landowners %}{% for person in landowners %}{{ person.full_name }}, {{ person.full_address }}{% if not loop.last %}</w:t>
             </w:r>
           </w:p>
           <w:p>
@@ -637,31 +613,7 @@
               <w:rPr>
                 <w:lang w:val="fr-CH" w:eastAsia="zh-CN" w:bidi="hi-IN"/>
               </w:rPr>
-              <w:t>{% endif %}{% endfor %}{% el</w:t>
-            </w:r>
-            <w:r>
-              <w:rPr>
-                <w:lang w:val="fr-CH" w:eastAsia="zh-CN" w:bidi="hi-IN"/>
-              </w:rPr>
-              <w:t>if applicants</w:t>
-            </w:r>
-            <w:r>
-              <w:rPr>
-                <w:lang w:val="fr-CH" w:eastAsia="zh-CN" w:bidi="hi-IN"/>
-              </w:rPr>
-              <w:t xml:space="preserve"> %}</w:t>
-            </w:r>
-            <w:r>
-              <w:rPr>
-                <w:lang w:val="fr-CH" w:eastAsia="zh-CN" w:bidi="hi-IN"/>
-              </w:rPr>
-              <w:t>Bauherr/in ist Grundeigentümer/in{% else %}-</w:t>
-            </w:r>
-            <w:r>
-              <w:rPr>
-                <w:lang w:val="fr-CH" w:eastAsia="zh-CN" w:bidi="hi-IN"/>
-              </w:rPr>
-              <w:t>{% endif%}</w:t>
+              <w:t>{% endif %}{% endfor %}{% elif applicants %}Bauherr/in ist Grundeigentümer/in{% else %}-{% endif%}</w:t>
             </w:r>
           </w:p>
         </w:tc>
@@ -698,19 +650,7 @@
               <w:rPr>
                 <w:lang w:val="fr-CH" w:eastAsia="zh-CN" w:bidi="hi-IN"/>
               </w:rPr>
-              <w:t xml:space="preserve">{% if projectAuthors %}{% for person in projectAuthors %}{{ person.full_name }}, </w:t>
-            </w:r>
-            <w:r>
-              <w:rPr>
-                <w:lang w:val="fr-CH" w:eastAsia="zh-CN" w:bidi="hi-IN"/>
-              </w:rPr>
-              <w:t>{{ person.full_address }}</w:t>
-            </w:r>
-            <w:r>
-              <w:rPr>
-                <w:lang w:val="fr-CH" w:eastAsia="zh-CN" w:bidi="hi-IN"/>
-              </w:rPr>
-              <w:t>{% if not loop.last %}</w:t>
+              <w:t>{% if projectAuthors %}{% for person in projectAuthors %}{{ person.full_name }}, {{ person.full_address }}{% if not loop.last %}</w:t>
             </w:r>
           </w:p>
           <w:p>
@@ -737,31 +677,7 @@
               <w:rPr>
                 <w:lang w:val="fr-CH" w:eastAsia="zh-CN" w:bidi="hi-IN"/>
               </w:rPr>
-              <w:t>{% endif %}{% endfor %}{% el</w:t>
-            </w:r>
-            <w:r>
-              <w:rPr>
-                <w:lang w:val="fr-CH" w:eastAsia="zh-CN" w:bidi="hi-IN"/>
-              </w:rPr>
-              <w:t>if applicants</w:t>
-            </w:r>
-            <w:r>
-              <w:rPr>
-                <w:lang w:val="fr-CH" w:eastAsia="zh-CN" w:bidi="hi-IN"/>
-              </w:rPr>
-              <w:t xml:space="preserve"> %}</w:t>
-            </w:r>
-            <w:r>
-              <w:rPr>
-                <w:lang w:val="fr-CH" w:eastAsia="zh-CN" w:bidi="hi-IN"/>
-              </w:rPr>
-              <w:t>Bauherr/in ist Projektverfasser/in{% else %}-</w:t>
-            </w:r>
-            <w:r>
-              <w:rPr>
-                <w:lang w:val="fr-CH" w:eastAsia="zh-CN" w:bidi="hi-IN"/>
-              </w:rPr>
-              <w:t>{% endif%}</w:t>
+              <w:t>{% endif %}{% endfor %}{% elif applicants %}Bauherr/in ist Projektverfasser/in{% else %}-{% endif%}</w:t>
             </w:r>
           </w:p>
         </w:tc>
@@ -877,7 +793,28 @@
               <w:rPr>
                 <w:lang w:val="fr-CH"/>
               </w:rPr>
-              <w:t xml:space="preserve"> hochgeladen am {{ document.date }} um {{ document.time }} Uhr</w:t>
+              <w:t xml:space="preserve"> hochgeladen am {{ document.date }} um {{ document.time }} Uhr{% if document.checksum %}</w:t>
+            </w:r>
+          </w:p>
+          <w:p>
+            <w:pPr>
+              <w:pStyle w:val="Normal"/>
+              <w:widowControl w:val="false"/>
+              <w:rPr/>
+            </w:pPr>
+            <w:r>
+              <w:rPr>
+                <w:b/>
+                <w:bCs/>
+                <w:lang w:val="fr-CH"/>
+              </w:rPr>
+              <w:t>Checksumme:</w:t>
+            </w:r>
+            <w:r>
+              <w:rPr>
+                <w:lang w:val="fr-CH"/>
+              </w:rPr>
+              <w:t xml:space="preserve"> {{ document.checksum }}{% endif %}</w:t>
             </w:r>
           </w:p>
         </w:tc>
@@ -1310,7 +1247,7 @@
     <w:r>
       <w:rPr/>
       <w:drawing>
-        <wp:anchor behindDoc="1" distT="0" distB="0" distL="0" distR="0" simplePos="0" locked="0" layoutInCell="0" allowOverlap="1" relativeHeight="3">
+        <wp:anchor behindDoc="0" distT="0" distB="0" distL="0" distR="0" simplePos="0" locked="0" layoutInCell="0" allowOverlap="1" relativeHeight="3">
           <wp:simplePos x="0" y="0"/>
           <wp:positionH relativeFrom="column">
             <wp:align>right</wp:align>

--- a/document-merge-service/kt_so/templatefiles/signatures.docx
+++ b/document-merge-service/kt_so/templatefiles/signatures.docx
@@ -808,7 +808,7 @@
                 <w:bCs/>
                 <w:lang w:val="fr-CH"/>
               </w:rPr>
-              <w:t>Checksumme:</w:t>
+              <w:t>Eindeutiger Indentifikationsindex:</w:t>
             </w:r>
             <w:r>
               <w:rPr>
@@ -1247,7 +1247,7 @@
     <w:r>
       <w:rPr/>
       <w:drawing>
-        <wp:anchor behindDoc="0" distT="0" distB="0" distL="0" distR="0" simplePos="0" locked="0" layoutInCell="0" allowOverlap="1" relativeHeight="3">
+        <wp:anchor behindDoc="1" distT="0" distB="0" distL="0" distR="0" simplePos="0" locked="0" layoutInCell="0" allowOverlap="1" relativeHeight="3">
           <wp:simplePos x="0" y="0"/>
           <wp:positionH relativeFrom="column">
             <wp:align>right</wp:align>

--- a/document-merge-service/kt_so/templatefiles/signatures.docx
+++ b/document-merge-service/kt_so/templatefiles/signatures.docx
@@ -1255,7 +1255,7 @@
           <wp:positionV relativeFrom="line">
             <wp:align>center</wp:align>
           </wp:positionV>
-          <wp:extent cx="3143885" cy="289560"/>
+          <wp:extent cx="309880" cy="289560"/>
           <wp:effectExtent l="0" t="0" r="0" b="0"/>
           <wp:wrapSquare wrapText="largest"/>
           <wp:docPr id="1" name="Image1" descr=""/>
@@ -1273,6 +1273,7 @@
                 </pic:nvPicPr>
                 <pic:blipFill>
                   <a:blip r:embed="rId1"/>
+                  <a:srcRect l="0" t="0" r="90101" b="0"/>
                   <a:stretch>
                     <a:fillRect/>
                   </a:stretch>
@@ -1280,7 +1281,7 @@
                 <pic:spPr bwMode="auto">
                   <a:xfrm>
                     <a:off x="0" y="0"/>
-                    <a:ext cx="3143885" cy="289560"/>
+                    <a:ext cx="309880" cy="289560"/>
                   </a:xfrm>
                   <a:prstGeom prst="rect">
                     <a:avLst/>
@@ -1291,6 +1292,137 @@
           </a:graphic>
         </wp:anchor>
       </w:drawing>
+      <mc:AlternateContent>
+        <mc:Choice Requires="wps">
+          <w:drawing>
+            <wp:anchor behindDoc="1" distT="0" distB="0" distL="0" distR="0" simplePos="0" locked="0" layoutInCell="0" allowOverlap="1" relativeHeight="5">
+              <wp:simplePos x="0" y="0"/>
+              <wp:positionH relativeFrom="column">
+                <wp:posOffset>3810</wp:posOffset>
+              </wp:positionH>
+              <wp:positionV relativeFrom="paragraph">
+                <wp:posOffset>-226060</wp:posOffset>
+              </wp:positionV>
+              <wp:extent cx="5507990" cy="360045"/>
+              <wp:effectExtent l="0" t="0" r="0" b="0"/>
+              <wp:wrapNone/>
+              <wp:docPr id="2" name="Text Frame 1"/>
+              <a:graphic xmlns:a="http://schemas.openxmlformats.org/drawingml/2006/main">
+                <a:graphicData uri="http://schemas.microsoft.com/office/word/2010/wordprocessingShape">
+                  <wps:wsp>
+                    <wps:cNvSpPr/>
+                    <wps:spPr>
+                      <a:xfrm>
+                        <a:off x="0" y="0"/>
+                        <a:ext cx="5508000" cy="360000"/>
+                      </a:xfrm>
+                      <a:prstGeom prst="rect">
+                        <a:avLst/>
+                      </a:prstGeom>
+                      <a:noFill/>
+                      <a:ln w="0">
+                        <a:noFill/>
+                      </a:ln>
+                    </wps:spPr>
+                    <wps:style>
+                      <a:lnRef idx="0"/>
+                      <a:fillRef idx="0"/>
+                      <a:effectRef idx="0"/>
+                      <a:fontRef idx="minor"/>
+                    </wps:style>
+                    <wps:txbx>
+                      <w:txbxContent>
+                        <w:p>
+                          <w:pPr>
+                            <w:pStyle w:val="FrameContents"/>
+                            <w:overflowPunct w:val="false"/>
+                            <w:rPr>
+                              <w:color w:val="000000"/>
+                            </w:rPr>
+                          </w:pPr>
+                          <w:r>
+                            <w:rPr>
+                              <w:color w:val="000000"/>
+                              <w:sz w:val="20"/>
+                              <w:szCs w:val="20"/>
+                            </w:rPr>
+                            <w:t xml:space="preserve">{% if municipality_logo %}{{ "municipality_logo" | image(None, </w:t>
+                          </w:r>
+                          <w:r>
+                            <w:rPr>
+                              <w:color w:val="000000"/>
+                              <w:sz w:val="20"/>
+                              <w:szCs w:val="20"/>
+                            </w:rPr>
+                            <w:t>10</w:t>
+                          </w:r>
+                          <w:r>
+                            <w:rPr>
+                              <w:color w:val="000000"/>
+                              <w:sz w:val="20"/>
+                              <w:szCs w:val="20"/>
+                            </w:rPr>
+                            <w:t>) }}{% endif %}</w:t>
+                          </w:r>
+                        </w:p>
+                      </w:txbxContent>
+                    </wps:txbx>
+                    <wps:bodyPr lIns="0" rIns="0" tIns="0" bIns="0" anchor="t">
+                      <a:noAutofit/>
+                    </wps:bodyPr>
+                  </wps:wsp>
+                </a:graphicData>
+              </a:graphic>
+            </wp:anchor>
+          </w:drawing>
+        </mc:Choice>
+        <mc:Fallback>
+          <w:pict>
+            <v:rect id="shape_0" ID="Text Frame 1" path="m0,0l-2147483645,0l-2147483645,-2147483646l0,-2147483646xe" stroked="f" o:allowincell="f" style="position:absolute;margin-left:0.3pt;margin-top:-17.8pt;width:433.65pt;height:28.3pt;mso-wrap-style:square;v-text-anchor:top">
+              <v:fill o:detectmouseclick="t" on="false"/>
+              <v:stroke color="#3465a4" joinstyle="round" endcap="flat"/>
+              <v:textbox>
+                <w:txbxContent>
+                  <w:p>
+                    <w:pPr>
+                      <w:pStyle w:val="FrameContents"/>
+                      <w:overflowPunct w:val="false"/>
+                      <w:rPr>
+                        <w:color w:val="000000"/>
+                      </w:rPr>
+                    </w:pPr>
+                    <w:r>
+                      <w:rPr>
+                        <w:color w:val="000000"/>
+                        <w:sz w:val="20"/>
+                        <w:szCs w:val="20"/>
+                      </w:rPr>
+                      <w:t xml:space="preserve">{% if municipality_logo %}{{ "municipality_logo" | image(None, </w:t>
+                    </w:r>
+                    <w:r>
+                      <w:rPr>
+                        <w:color w:val="000000"/>
+                        <w:sz w:val="20"/>
+                        <w:szCs w:val="20"/>
+                      </w:rPr>
+                      <w:t>10</w:t>
+                    </w:r>
+                    <w:r>
+                      <w:rPr>
+                        <w:color w:val="000000"/>
+                        <w:sz w:val="20"/>
+                        <w:szCs w:val="20"/>
+                      </w:rPr>
+                      <w:t>) }}{% endif %}</w:t>
+                    </w:r>
+                  </w:p>
+                </w:txbxContent>
+              </v:textbox>
+              <w10:wrap type="none"/>
+            </v:rect>
+          </w:pict>
+        </mc:Fallback>
+      </mc:AlternateContent>
     </w:r>
   </w:p>
 </w:hdr>
@@ -2381,5 +2513,12 @@
     </w:pPr>
     <w:rPr/>
   </w:style>
+  <w:style w:type="paragraph" w:styleId="FrameContents">
+    <w:name w:val="Frame Contents"/>
+    <w:basedOn w:val="Normal"/>
+    <w:qFormat/>
+    <w:pPr/>
+    <w:rPr/>
+  </w:style>
 </w:styles>
 </file>
--- a/document-merge-service/kt_so/templatefiles/signatures.docx
+++ b/document-merge-service/kt_so/templatefiles/signatures.docx
@@ -613,7 +613,7 @@
               <w:rPr>
                 <w:lang w:val="fr-CH" w:eastAsia="zh-CN" w:bidi="hi-IN"/>
               </w:rPr>
-              <w:t>{% endif %}{% endfor %}{% elif applicants %}Bauherr/in ist Grundeigentümer/in{% else %}-{% endif%}</w:t>
+              <w:t>{% endif %}{% endfor %}{% elif applicants %}Gesuchsteller/in ist Grundeigentümer/in{% else %}-{% endif%}</w:t>
             </w:r>
           </w:p>
         </w:tc>
@@ -677,7 +677,7 @@
               <w:rPr>
                 <w:lang w:val="fr-CH" w:eastAsia="zh-CN" w:bidi="hi-IN"/>
               </w:rPr>
-              <w:t>{% endif %}{% endfor %}{% elif applicants %}Bauherr/in ist Projektverfasser/in{% else %}-{% endif%}</w:t>
+              <w:t>{% endif %}{% endfor %}{% elif applicants %}Gesuchsteller/in ist Projektverfasser/in{% else %}-{% endif%}</w:t>
             </w:r>
           </w:p>
         </w:tc>
@@ -1289,7 +1289,7 @@
                         <w:p>
                           <w:pPr>
                             <w:pStyle w:val="FrameContents"/>
-                            <w:overflowPunct w:val="false"/>
+                            <w:overflowPunct w:val="true"/>
                             <w:rPr>
                               <w:sz w:val="12"/>
                               <w:szCs w:val="12"/>
@@ -1325,7 +1325,7 @@
                   <w:p>
                     <w:pPr>
                       <w:pStyle w:val="FrameContents"/>
-                      <w:overflowPunct w:val="false"/>
+                      <w:overflowPunct w:val="true"/>
                       <w:rPr>
                         <w:sz w:val="12"/>
                         <w:szCs w:val="12"/>
@@ -1348,7 +1348,7 @@
         </mc:Fallback>
       </mc:AlternateContent>
       <w:drawing>
-        <wp:anchor behindDoc="1" distT="0" distB="0" distL="0" distR="0" simplePos="0" locked="0" layoutInCell="0" allowOverlap="1" relativeHeight="7">
+        <wp:anchor behindDoc="0" distT="0" distB="0" distL="0" distR="0" simplePos="0" locked="0" layoutInCell="0" allowOverlap="1" relativeHeight="7">
           <wp:simplePos x="0" y="0"/>
           <wp:positionH relativeFrom="column">
             <wp:align>right</wp:align>
@@ -1374,7 +1374,7 @@
                 </pic:nvPicPr>
                 <pic:blipFill>
                   <a:blip r:embed="rId1"/>
-                  <a:srcRect l="0" t="0" r="90080" b="0"/>
+                  <a:srcRect l="0" t="0" r="90068" b="0"/>
                   <a:stretch>
                     <a:fillRect/>
                   </a:stretch>

--- a/document-merge-service/kt_so/templatefiles/signatures.docx
+++ b/document-merge-service/kt_so/templatefiles/signatures.docx
@@ -1246,67 +1246,21 @@
     </w:pPr>
     <w:r>
       <w:rPr/>
-      <w:drawing>
-        <wp:anchor behindDoc="1" distT="0" distB="0" distL="0" distR="0" simplePos="0" locked="0" layoutInCell="0" allowOverlap="1" relativeHeight="3">
-          <wp:simplePos x="0" y="0"/>
-          <wp:positionH relativeFrom="column">
-            <wp:align>right</wp:align>
-          </wp:positionH>
-          <wp:positionV relativeFrom="line">
-            <wp:align>center</wp:align>
-          </wp:positionV>
-          <wp:extent cx="309880" cy="289560"/>
-          <wp:effectExtent l="0" t="0" r="0" b="0"/>
-          <wp:wrapSquare wrapText="largest"/>
-          <wp:docPr id="1" name="Image1" descr=""/>
-          <wp:cNvGraphicFramePr>
-            <a:graphicFrameLocks xmlns:a="http://schemas.openxmlformats.org/drawingml/2006/main" noChangeAspect="1"/>
-          </wp:cNvGraphicFramePr>
-          <a:graphic xmlns:a="http://schemas.openxmlformats.org/drawingml/2006/main">
-            <a:graphicData uri="http://schemas.openxmlformats.org/drawingml/2006/picture">
-              <pic:pic xmlns:pic="http://schemas.openxmlformats.org/drawingml/2006/picture">
-                <pic:nvPicPr>
-                  <pic:cNvPr id="1" name="Image1" descr=""/>
-                  <pic:cNvPicPr>
-                    <a:picLocks noChangeAspect="1" noChangeArrowheads="1"/>
-                  </pic:cNvPicPr>
-                </pic:nvPicPr>
-                <pic:blipFill>
-                  <a:blip r:embed="rId1"/>
-                  <a:srcRect l="0" t="0" r="90101" b="0"/>
-                  <a:stretch>
-                    <a:fillRect/>
-                  </a:stretch>
-                </pic:blipFill>
-                <pic:spPr bwMode="auto">
-                  <a:xfrm>
-                    <a:off x="0" y="0"/>
-                    <a:ext cx="309880" cy="289560"/>
-                  </a:xfrm>
-                  <a:prstGeom prst="rect">
-                    <a:avLst/>
-                  </a:prstGeom>
-                </pic:spPr>
-              </pic:pic>
-            </a:graphicData>
-          </a:graphic>
-        </wp:anchor>
-      </w:drawing>
       <mc:AlternateContent>
         <mc:Choice Requires="wps">
           <w:drawing>
-            <wp:anchor behindDoc="1" distT="0" distB="0" distL="0" distR="0" simplePos="0" locked="0" layoutInCell="0" allowOverlap="1" relativeHeight="5">
+            <wp:anchor behindDoc="1" distT="0" distB="0" distL="0" distR="0" simplePos="0" locked="0" layoutInCell="0" allowOverlap="1" relativeHeight="4">
               <wp:simplePos x="0" y="0"/>
               <wp:positionH relativeFrom="column">
-                <wp:posOffset>3810</wp:posOffset>
+                <wp:posOffset>0</wp:posOffset>
               </wp:positionH>
               <wp:positionV relativeFrom="paragraph">
-                <wp:posOffset>-226060</wp:posOffset>
+                <wp:posOffset>-291465</wp:posOffset>
               </wp:positionV>
-              <wp:extent cx="5507990" cy="360045"/>
+              <wp:extent cx="1619885" cy="431800"/>
               <wp:effectExtent l="0" t="0" r="0" b="0"/>
               <wp:wrapNone/>
-              <wp:docPr id="2" name="Text Frame 1"/>
+              <wp:docPr id="1" name="Text Frame 1"/>
               <a:graphic xmlns:a="http://schemas.openxmlformats.org/drawingml/2006/main">
                 <a:graphicData uri="http://schemas.microsoft.com/office/word/2010/wordprocessingShape">
                   <wps:wsp>
@@ -1314,7 +1268,7 @@
                     <wps:spPr>
                       <a:xfrm>
                         <a:off x="0" y="0"/>
-                        <a:ext cx="5508000" cy="360000"/>
+                        <a:ext cx="1620000" cy="431640"/>
                       </a:xfrm>
                       <a:prstGeom prst="rect">
                         <a:avLst/>
@@ -1337,32 +1291,17 @@
                             <w:pStyle w:val="FrameContents"/>
                             <w:overflowPunct w:val="false"/>
                             <w:rPr>
-                              <w:color w:val="000000"/>
+                              <w:sz w:val="12"/>
+                              <w:szCs w:val="12"/>
                             </w:rPr>
                           </w:pPr>
                           <w:r>
                             <w:rPr>
                               <w:color w:val="000000"/>
-                              <w:sz w:val="20"/>
-                              <w:szCs w:val="20"/>
+                              <w:sz w:val="12"/>
+                              <w:szCs w:val="12"/>
                             </w:rPr>
-                            <w:t xml:space="preserve">{% if municipality_logo %}{{ "municipality_logo" | image(None, </w:t>
-                          </w:r>
-                          <w:r>
-                            <w:rPr>
-                              <w:color w:val="000000"/>
-                              <w:sz w:val="20"/>
-                              <w:szCs w:val="20"/>
-                            </w:rPr>
-                            <w:t>10</w:t>
-                          </w:r>
-                          <w:r>
-                            <w:rPr>
-                              <w:color w:val="000000"/>
-                              <w:sz w:val="20"/>
-                              <w:szCs w:val="20"/>
-                            </w:rPr>
-                            <w:t>) }}{% endif %}</w:t>
+                            <w:t>{% if municipality_logo %}{{ "municipality_logo" | image(45, 12, True) }}{% endif %}</w:t>
                           </w:r>
                         </w:p>
                       </w:txbxContent>
@@ -1378,7 +1317,7 @@
         </mc:Choice>
         <mc:Fallback>
           <w:pict>
-            <v:rect id="shape_0" ID="Text Frame 1" path="m0,0l-2147483645,0l-2147483645,-2147483646l0,-2147483646xe" stroked="f" o:allowincell="f" style="position:absolute;margin-left:0.3pt;margin-top:-17.8pt;width:433.65pt;height:28.3pt;mso-wrap-style:square;v-text-anchor:top">
+            <v:rect id="shape_0" ID="Text Frame 1" path="m0,0l-2147483645,0l-2147483645,-2147483646l0,-2147483646xe" stroked="f" o:allowincell="f" style="position:absolute;margin-left:0pt;margin-top:-22.95pt;width:127.5pt;height:33.95pt;mso-wrap-style:square;v-text-anchor:top">
               <v:fill o:detectmouseclick="t" on="false"/>
               <v:stroke color="#3465a4" joinstyle="round" endcap="flat"/>
               <v:textbox>
@@ -1388,32 +1327,17 @@
                       <w:pStyle w:val="FrameContents"/>
                       <w:overflowPunct w:val="false"/>
                       <w:rPr>
-                        <w:color w:val="000000"/>
+                        <w:sz w:val="12"/>
+                        <w:szCs w:val="12"/>
                       </w:rPr>
                     </w:pPr>
                     <w:r>
                       <w:rPr>
                         <w:color w:val="000000"/>
-                        <w:sz w:val="20"/>
-                        <w:szCs w:val="20"/>
+                        <w:sz w:val="12"/>
+                        <w:szCs w:val="12"/>
                       </w:rPr>
-                      <w:t xml:space="preserve">{% if municipality_logo %}{{ "municipality_logo" | image(None, </w:t>
-                    </w:r>
-                    <w:r>
-                      <w:rPr>
-                        <w:color w:val="000000"/>
-                        <w:sz w:val="20"/>
-                        <w:szCs w:val="20"/>
-                      </w:rPr>
-                      <w:t>10</w:t>
-                    </w:r>
-                    <w:r>
-                      <w:rPr>
-                        <w:color w:val="000000"/>
-                        <w:sz w:val="20"/>
-                        <w:szCs w:val="20"/>
-                      </w:rPr>
-                      <w:t>) }}{% endif %}</w:t>
+                      <w:t>{% if municipality_logo %}{{ "municipality_logo" | image(45, 12, True) }}{% endif %}</w:t>
                     </w:r>
                   </w:p>
                 </w:txbxContent>
@@ -1423,6 +1347,52 @@
           </w:pict>
         </mc:Fallback>
       </mc:AlternateContent>
+      <w:drawing>
+        <wp:anchor behindDoc="1" distT="0" distB="0" distL="0" distR="0" simplePos="0" locked="0" layoutInCell="0" allowOverlap="1" relativeHeight="7">
+          <wp:simplePos x="0" y="0"/>
+          <wp:positionH relativeFrom="column">
+            <wp:align>right</wp:align>
+          </wp:positionH>
+          <wp:positionV relativeFrom="line">
+            <wp:align>center</wp:align>
+          </wp:positionV>
+          <wp:extent cx="309880" cy="289560"/>
+          <wp:effectExtent l="0" t="0" r="0" b="0"/>
+          <wp:wrapSquare wrapText="largest"/>
+          <wp:docPr id="3" name="Image1" descr=""/>
+          <wp:cNvGraphicFramePr>
+            <a:graphicFrameLocks xmlns:a="http://schemas.openxmlformats.org/drawingml/2006/main" noChangeAspect="1"/>
+          </wp:cNvGraphicFramePr>
+          <a:graphic xmlns:a="http://schemas.openxmlformats.org/drawingml/2006/main">
+            <a:graphicData uri="http://schemas.openxmlformats.org/drawingml/2006/picture">
+              <pic:pic xmlns:pic="http://schemas.openxmlformats.org/drawingml/2006/picture">
+                <pic:nvPicPr>
+                  <pic:cNvPr id="3" name="Image1" descr=""/>
+                  <pic:cNvPicPr>
+                    <a:picLocks noChangeAspect="1" noChangeArrowheads="1"/>
+                  </pic:cNvPicPr>
+                </pic:nvPicPr>
+                <pic:blipFill>
+                  <a:blip r:embed="rId1"/>
+                  <a:srcRect l="0" t="0" r="90080" b="0"/>
+                  <a:stretch>
+                    <a:fillRect/>
+                  </a:stretch>
+                </pic:blipFill>
+                <pic:spPr bwMode="auto">
+                  <a:xfrm>
+                    <a:off x="0" y="0"/>
+                    <a:ext cx="309880" cy="289560"/>
+                  </a:xfrm>
+                  <a:prstGeom prst="rect">
+                    <a:avLst/>
+                  </a:prstGeom>
+                </pic:spPr>
+              </pic:pic>
+            </a:graphicData>
+          </a:graphic>
+        </wp:anchor>
+      </w:drawing>
     </w:r>
   </w:p>
 </w:hdr>

--- a/document-merge-service/kt_so/templatefiles/signatures.docx
+++ b/document-merge-service/kt_so/templatefiles/signatures.docx
@@ -62,7 +62,6 @@
               </w:numPr>
               <w:rPr>
                 <w:b w:val="false"/>
-                <w:b w:val="false"/>
                 <w:bCs w:val="false"/>
                 <w:i w:val="false"/>
                 <w:i w:val="false"/>
@@ -96,7 +95,6 @@
               </w:numPr>
               <w:rPr>
                 <w:b w:val="false"/>
-                <w:b w:val="false"/>
                 <w:bCs w:val="false"/>
                 <w:i w:val="false"/>
                 <w:i w:val="false"/>
@@ -125,7 +123,6 @@
               <w:widowControl w:val="false"/>
               <w:rPr>
                 <w:rFonts w:ascii="Liberation Sans" w:hAnsi="Liberation Sans" w:eastAsia="Noto Sans CJK SC Regular" w:cs="Arial"/>
-                <w:b w:val="false"/>
                 <w:b w:val="false"/>
                 <w:bCs w:val="false"/>
                 <w:color w:val="auto"/>
@@ -156,7 +153,6 @@
               <w:widowControl w:val="false"/>
               <w:rPr>
                 <w:rFonts w:ascii="Liberation Sans" w:hAnsi="Liberation Sans" w:eastAsia="Noto Sans CJK SC Regular" w:cs="Arial"/>
-                <w:b w:val="false"/>
                 <w:b w:val="false"/>
                 <w:bCs w:val="false"/>
                 <w:color w:val="auto"/>
@@ -189,7 +185,6 @@
                 <w:numId w:val="4"/>
               </w:numPr>
               <w:rPr>
-                <w:b w:val="false"/>
                 <w:b w:val="false"/>
                 <w:bCs w:val="false"/>
                 <w:i w:val="false"/>
@@ -225,7 +220,6 @@
               <w:rPr>
                 <w:rFonts w:ascii="Liberation Sans" w:hAnsi="Liberation Sans" w:eastAsia="Noto Sans CJK SC Regular" w:cs="Arial"/>
                 <w:b/>
-                <w:b/>
                 <w:bCs/>
                 <w:color w:val="auto"/>
                 <w:kern w:val="2"/>
@@ -257,7 +251,6 @@
                 <w:numId w:val="4"/>
               </w:numPr>
               <w:rPr>
-                <w:b w:val="false"/>
                 <w:b w:val="false"/>
                 <w:bCs w:val="false"/>
               </w:rPr>
@@ -302,7 +295,6 @@
               <w:rPr>
                 <w:rFonts w:ascii="Liberation Sans" w:hAnsi="Liberation Sans" w:eastAsia="Noto Sans CJK SC Regular" w:cs="Arial"/>
                 <w:b w:val="false"/>
-                <w:b w:val="false"/>
                 <w:bCs w:val="false"/>
                 <w:color w:val="auto"/>
                 <w:kern w:val="2"/>
@@ -334,7 +326,6 @@
                 <w:numId w:val="4"/>
               </w:numPr>
               <w:rPr>
-                <w:b w:val="false"/>
                 <w:b w:val="false"/>
                 <w:bCs w:val="false"/>
                 <w:i w:val="false"/>
@@ -370,7 +361,6 @@
               <w:rPr>
                 <w:rFonts w:ascii="Liberation Sans" w:hAnsi="Liberation Sans" w:eastAsia="Noto Sans CJK SC Regular" w:cs="Arial"/>
                 <w:b/>
-                <w:b/>
                 <w:bCs/>
                 <w:color w:val="auto"/>
                 <w:kern w:val="2"/>
@@ -403,7 +393,6 @@
               </w:numPr>
               <w:rPr>
                 <w:rFonts w:ascii="Liberation Sans" w:hAnsi="Liberation Sans" w:eastAsia="Noto Sans CJK SC Regular" w:cs="Arial"/>
-                <w:b w:val="false"/>
                 <w:b w:val="false"/>
                 <w:bCs w:val="false"/>
                 <w:color w:val="auto"/>
@@ -441,7 +430,6 @@
               <w:rPr>
                 <w:rFonts w:ascii="Liberation Sans" w:hAnsi="Liberation Sans" w:eastAsia="Noto Sans CJK SC Regular" w:cs="Arial"/>
                 <w:b w:val="false"/>
-                <w:b w:val="false"/>
                 <w:bCs w:val="false"/>
                 <w:color w:val="auto"/>
                 <w:kern w:val="2"/>
@@ -467,7 +455,6 @@
               </w:numPr>
               <w:rPr>
                 <w:rFonts w:ascii="Liberation Sans" w:hAnsi="Liberation Sans" w:eastAsia="Noto Sans CJK SC Regular" w:cs="Arial"/>
-                <w:b w:val="false"/>
                 <w:b w:val="false"/>
                 <w:bCs w:val="false"/>
                 <w:color w:val="auto"/>
@@ -503,7 +490,6 @@
               </w:numPr>
               <w:rPr>
                 <w:rFonts w:ascii="Liberation Sans" w:hAnsi="Liberation Sans" w:eastAsia="Noto Sans CJK SC Regular" w:cs="Arial"/>
-                <w:b/>
                 <w:b/>
                 <w:bCs/>
                 <w:color w:val="auto"/>
@@ -539,7 +525,6 @@
               <w:rPr>
                 <w:rFonts w:ascii="Liberation Sans" w:hAnsi="Liberation Sans" w:eastAsia="Noto Sans CJK SC Regular" w:cs="Arial"/>
                 <w:b/>
-                <w:b/>
                 <w:bCs/>
                 <w:color w:val="auto"/>
                 <w:kern w:val="2"/>
@@ -573,7 +558,6 @@
               <w:rPr>
                 <w:rFonts w:ascii="Liberation Sans" w:hAnsi="Liberation Sans" w:eastAsia="Noto Sans CJK SC Regular" w:cs="Arial"/>
                 <w:b w:val="false"/>
-                <w:b w:val="false"/>
                 <w:bCs w:val="false"/>
                 <w:color w:val="auto"/>
                 <w:kern w:val="2"/>
@@ -599,7 +583,6 @@
               </w:numPr>
               <w:rPr>
                 <w:rFonts w:ascii="Liberation Sans" w:hAnsi="Liberation Sans" w:eastAsia="Noto Sans CJK SC Regular" w:cs="Arial"/>
-                <w:b w:val="false"/>
                 <w:b w:val="false"/>
                 <w:bCs w:val="false"/>
                 <w:color w:val="auto"/>
@@ -637,7 +620,6 @@
               <w:rPr>
                 <w:rFonts w:ascii="Liberation Sans" w:hAnsi="Liberation Sans" w:eastAsia="Noto Sans CJK SC Regular" w:cs="Arial"/>
                 <w:b w:val="false"/>
-                <w:b w:val="false"/>
                 <w:bCs w:val="false"/>
                 <w:color w:val="auto"/>
                 <w:kern w:val="2"/>
@@ -664,7 +646,6 @@
               <w:rPr>
                 <w:rFonts w:ascii="Liberation Sans" w:hAnsi="Liberation Sans" w:eastAsia="Noto Sans CJK SC Regular" w:cs="Arial"/>
                 <w:b w:val="false"/>
-                <w:b w:val="false"/>
                 <w:bCs w:val="false"/>
                 <w:color w:val="auto"/>
                 <w:kern w:val="2"/>
@@ -703,6 +684,7 @@
           <w:ilvl w:val="0"/>
           <w:numId w:val="5"/>
         </w:numPr>
+        <w:spacing w:before="0" w:after="720"/>
         <w:rPr/>
       </w:pPr>
       <w:r>
@@ -965,7 +947,7 @@
         </w:numPr>
         <w:suppressAutoHyphens w:val="true"/>
         <w:spacing w:before="0" w:after="0"/>
-        <w:ind w:left="0" w:right="0" w:hanging="0"/>
+        <w:ind w:hanging="0" w:left="0" w:right="0"/>
         <w:rPr/>
       </w:pPr>
       <w:r>
@@ -1154,8 +1136,12 @@
       </w:r>
     </w:p>
     <w:sectPr>
-      <w:headerReference w:type="default" r:id="rId2"/>
-      <w:footerReference w:type="default" r:id="rId3"/>
+      <w:headerReference w:type="even" r:id="rId2"/>
+      <w:headerReference w:type="default" r:id="rId3"/>
+      <w:headerReference w:type="first" r:id="rId4"/>
+      <w:footerReference w:type="even" r:id="rId5"/>
+      <w:footerReference w:type="default" r:id="rId6"/>
+      <w:footerReference w:type="first" r:id="rId7"/>
       <w:type w:val="nextPage"/>
       <w:pgSz w:w="11906" w:h="16838"/>
       <w:pgMar w:left="1134" w:right="1134" w:gutter="0" w:header="1134" w:top="1654" w:footer="1134" w:bottom="1480"/>
@@ -1173,6 +1159,86 @@
   <w:p>
     <w:pPr>
       <w:pStyle w:val="Footer"/>
+      <w:rPr/>
+    </w:pPr>
+    <w:r>
+      <w:rPr/>
+    </w:r>
+  </w:p>
+</w:ftr>
+</file>
+
+<file path=word/footer2.xml><?xml version="1.0" encoding="utf-8"?>
+<w:ftr xmlns:o="urn:schemas-microsoft-com:office:office" xmlns:r="http://schemas.openxmlformats.org/officeDocument/2006/relationships" xmlns:v="urn:schemas-microsoft-com:vml" xmlns:w="http://schemas.openxmlformats.org/wordprocessingml/2006/main" xmlns:w10="urn:schemas-microsoft-com:office:word" xmlns:wp="http://schemas.openxmlformats.org/drawingml/2006/wordprocessingDrawing" xmlns:wps="http://schemas.microsoft.com/office/word/2010/wordprocessingShape" xmlns:wpg="http://schemas.microsoft.com/office/word/2010/wordprocessingGroup" xmlns:mc="http://schemas.openxmlformats.org/markup-compatibility/2006" xmlns:wp14="http://schemas.microsoft.com/office/word/2010/wordprocessingDrawing" xmlns:w14="http://schemas.microsoft.com/office/word/2010/wordml" xmlns:w15="http://schemas.microsoft.com/office/word/2012/wordml" mc:Ignorable="w14 wp14 w15">
+  <w:p>
+    <w:pPr>
+      <w:pStyle w:val="Footer"/>
+      <w:bidi w:val="0"/>
+      <w:jc w:val="left"/>
+      <w:rPr/>
+    </w:pPr>
+    <w:r>
+      <w:rPr/>
+      <w:fldChar w:fldCharType="begin"/>
+    </w:r>
+    <w:r>
+      <w:rPr/>
+      <w:instrText xml:space="preserve"> PAGE </w:instrText>
+    </w:r>
+    <w:r>
+      <w:rPr/>
+      <w:fldChar w:fldCharType="separate"/>
+    </w:r>
+    <w:r>
+      <w:rPr/>
+      <w:t>2</w:t>
+    </w:r>
+    <w:r>
+      <w:rPr/>
+      <w:fldChar w:fldCharType="end"/>
+    </w:r>
+    <w:r>
+      <w:rPr/>
+      <w:t xml:space="preserve"> </w:t>
+    </w:r>
+    <w:r>
+      <w:rPr/>
+      <w:t xml:space="preserve">/ </w:t>
+    </w:r>
+    <w:r>
+      <w:rPr/>
+      <w:fldChar w:fldCharType="begin"/>
+    </w:r>
+    <w:r>
+      <w:rPr/>
+      <w:instrText xml:space="preserve"> NUMPAGES </w:instrText>
+    </w:r>
+    <w:r>
+      <w:rPr/>
+      <w:fldChar w:fldCharType="separate"/>
+    </w:r>
+    <w:r>
+      <w:rPr/>
+      <w:t>2</w:t>
+    </w:r>
+    <w:r>
+      <w:rPr/>
+      <w:fldChar w:fldCharType="end"/>
+    </w:r>
+    <w:r>
+      <w:rPr/>
+      <w:tab/>
+      <w:t>{{ caseType }} {{ caseId }}</w:t>
+    </w:r>
+  </w:p>
+</w:ftr>
+</file>
+
+<file path=word/footer3.xml><?xml version="1.0" encoding="utf-8"?>
+<w:ftr xmlns:o="urn:schemas-microsoft-com:office:office" xmlns:r="http://schemas.openxmlformats.org/officeDocument/2006/relationships" xmlns:v="urn:schemas-microsoft-com:vml" xmlns:w="http://schemas.openxmlformats.org/wordprocessingml/2006/main" xmlns:w10="urn:schemas-microsoft-com:office:word" xmlns:wp="http://schemas.openxmlformats.org/drawingml/2006/wordprocessingDrawing" xmlns:wps="http://schemas.microsoft.com/office/word/2010/wordprocessingShape" xmlns:wpg="http://schemas.microsoft.com/office/word/2010/wordprocessingGroup" xmlns:mc="http://schemas.openxmlformats.org/markup-compatibility/2006" xmlns:wp14="http://schemas.microsoft.com/office/word/2010/wordprocessingDrawing" xmlns:w14="http://schemas.microsoft.com/office/word/2010/wordml" xmlns:w15="http://schemas.microsoft.com/office/word/2012/wordml" mc:Ignorable="w14 wp14 w15">
+  <w:p>
+    <w:pPr>
+      <w:pStyle w:val="Footer"/>
       <w:bidi w:val="0"/>
       <w:jc w:val="left"/>
       <w:rPr/>
@@ -1239,6 +1305,20 @@
   <w:p>
     <w:pPr>
       <w:pStyle w:val="Header"/>
+      <w:rPr/>
+    </w:pPr>
+    <w:r>
+      <w:rPr/>
+    </w:r>
+  </w:p>
+</w:hdr>
+</file>
+
+<file path=word/header2.xml><?xml version="1.0" encoding="utf-8"?>
+<w:hdr xmlns:o="urn:schemas-microsoft-com:office:office" xmlns:r="http://schemas.openxmlformats.org/officeDocument/2006/relationships" xmlns:v="urn:schemas-microsoft-com:vml" xmlns:w="http://schemas.openxmlformats.org/wordprocessingml/2006/main" xmlns:w10="urn:schemas-microsoft-com:office:word" xmlns:wp="http://schemas.openxmlformats.org/drawingml/2006/wordprocessingDrawing" xmlns:wps="http://schemas.microsoft.com/office/word/2010/wordprocessingShape" xmlns:wpg="http://schemas.microsoft.com/office/word/2010/wordprocessingGroup" xmlns:mc="http://schemas.openxmlformats.org/markup-compatibility/2006" xmlns:wp14="http://schemas.microsoft.com/office/word/2010/wordprocessingDrawing" xmlns:w14="http://schemas.microsoft.com/office/word/2010/wordml" xmlns:w15="http://schemas.microsoft.com/office/word/2012/wordml" mc:Ignorable="w14 wp14 w15">
+  <w:p>
+    <w:pPr>
+      <w:pStyle w:val="Header"/>
       <w:suppressLineNumbers/>
       <w:bidi w:val="0"/>
       <w:jc w:val="left"/>
@@ -1249,7 +1329,7 @@
       <mc:AlternateContent>
         <mc:Choice Requires="wps">
           <w:drawing>
-            <wp:anchor behindDoc="1" distT="0" distB="0" distL="0" distR="0" simplePos="0" locked="0" layoutInCell="0" allowOverlap="1" relativeHeight="4">
+            <wp:anchor behindDoc="1" distT="0" distB="0" distL="0" distR="0" simplePos="0" locked="0" layoutInCell="1" allowOverlap="1" relativeHeight="4">
               <wp:simplePos x="0" y="0"/>
               <wp:positionH relativeFrom="column">
                 <wp:posOffset>0</wp:posOffset>
@@ -1257,7 +1337,7 @@
               <wp:positionV relativeFrom="paragraph">
                 <wp:posOffset>-291465</wp:posOffset>
               </wp:positionV>
-              <wp:extent cx="1619885" cy="431800"/>
+              <wp:extent cx="1800225" cy="431800"/>
               <wp:effectExtent l="0" t="0" r="0" b="0"/>
               <wp:wrapNone/>
               <wp:docPr id="1" name="Text Frame 1"/>
@@ -1268,7 +1348,7 @@
                     <wps:spPr>
                       <a:xfrm>
                         <a:off x="0" y="0"/>
-                        <a:ext cx="1620000" cy="431640"/>
+                        <a:ext cx="1800360" cy="431640"/>
                       </a:xfrm>
                       <a:prstGeom prst="rect">
                         <a:avLst/>
@@ -1289,7 +1369,8 @@
                         <w:p>
                           <w:pPr>
                             <w:pStyle w:val="FrameContents"/>
-                            <w:overflowPunct w:val="true"/>
+                            <w:overflowPunct w:val="false"/>
+                            <w:jc w:val="left"/>
                             <w:rPr>
                               <w:sz w:val="12"/>
                               <w:szCs w:val="12"/>
@@ -1306,7 +1387,7 @@
                         </w:p>
                       </w:txbxContent>
                     </wps:txbx>
-                    <wps:bodyPr lIns="0" rIns="0" tIns="0" bIns="0" anchor="t">
+                    <wps:bodyPr lIns="0" rIns="0" tIns="0" bIns="0" anchor="b">
                       <a:noAutofit/>
                     </wps:bodyPr>
                   </wps:wsp>
@@ -1317,7 +1398,7 @@
         </mc:Choice>
         <mc:Fallback>
           <w:pict>
-            <v:rect id="shape_0" ID="Text Frame 1" path="m0,0l-2147483645,0l-2147483645,-2147483646l0,-2147483646xe" stroked="f" o:allowincell="f" style="position:absolute;margin-left:0pt;margin-top:-22.95pt;width:127.5pt;height:33.95pt;mso-wrap-style:square;v-text-anchor:top">
+            <v:rect id="shape_0" ID="Text Frame 1" path="m0,0l-2147483645,0l-2147483645,-2147483646l0,-2147483646xe" stroked="f" o:allowincell="f" style="position:absolute;margin-left:0pt;margin-top:-22.95pt;width:141.7pt;height:33.95pt;mso-wrap-style:square;v-text-anchor:bottom">
               <v:fill o:detectmouseclick="t" on="false"/>
               <v:stroke color="#3465a4" joinstyle="round" endcap="flat"/>
               <v:textbox>
@@ -1325,7 +1406,8 @@
                   <w:p>
                     <w:pPr>
                       <w:pStyle w:val="FrameContents"/>
-                      <w:overflowPunct w:val="true"/>
+                      <w:overflowPunct w:val="false"/>
+                      <w:jc w:val="left"/>
                       <w:rPr>
                         <w:sz w:val="12"/>
                         <w:szCs w:val="12"/>
@@ -1348,7 +1430,7 @@
         </mc:Fallback>
       </mc:AlternateContent>
       <w:drawing>
-        <wp:anchor behindDoc="0" distT="0" distB="0" distL="0" distR="0" simplePos="0" locked="0" layoutInCell="0" allowOverlap="1" relativeHeight="7">
+        <wp:anchor behindDoc="1" distT="0" distB="0" distL="0" distR="0" simplePos="0" locked="0" layoutInCell="0" allowOverlap="1" relativeHeight="7">
           <wp:simplePos x="0" y="0"/>
           <wp:positionH relativeFrom="column">
             <wp:align>right</wp:align>
@@ -1359,7 +1441,7 @@
           <wp:extent cx="309880" cy="289560"/>
           <wp:effectExtent l="0" t="0" r="0" b="0"/>
           <wp:wrapSquare wrapText="largest"/>
-          <wp:docPr id="3" name="Image1" descr=""/>
+          <wp:docPr id="2" name="Image1" descr=""/>
           <wp:cNvGraphicFramePr>
             <a:graphicFrameLocks xmlns:a="http://schemas.openxmlformats.org/drawingml/2006/main" noChangeAspect="1"/>
           </wp:cNvGraphicFramePr>
@@ -1367,14 +1449,180 @@
             <a:graphicData uri="http://schemas.openxmlformats.org/drawingml/2006/picture">
               <pic:pic xmlns:pic="http://schemas.openxmlformats.org/drawingml/2006/picture">
                 <pic:nvPicPr>
-                  <pic:cNvPr id="3" name="Image1" descr=""/>
+                  <pic:cNvPr id="2" name="Image1" descr=""/>
                   <pic:cNvPicPr>
                     <a:picLocks noChangeAspect="1" noChangeArrowheads="1"/>
                   </pic:cNvPicPr>
                 </pic:nvPicPr>
                 <pic:blipFill>
                   <a:blip r:embed="rId1"/>
-                  <a:srcRect l="0" t="0" r="90068" b="0"/>
+                  <a:srcRect l="0" t="0" r="90059" b="0"/>
+                  <a:stretch>
+                    <a:fillRect/>
+                  </a:stretch>
+                </pic:blipFill>
+                <pic:spPr bwMode="auto">
+                  <a:xfrm>
+                    <a:off x="0" y="0"/>
+                    <a:ext cx="309880" cy="289560"/>
+                  </a:xfrm>
+                  <a:prstGeom prst="rect">
+                    <a:avLst/>
+                  </a:prstGeom>
+                </pic:spPr>
+              </pic:pic>
+            </a:graphicData>
+          </a:graphic>
+        </wp:anchor>
+      </w:drawing>
+    </w:r>
+  </w:p>
+</w:hdr>
+</file>
+
+<file path=word/header3.xml><?xml version="1.0" encoding="utf-8"?>
+<w:hdr xmlns:o="urn:schemas-microsoft-com:office:office" xmlns:r="http://schemas.openxmlformats.org/officeDocument/2006/relationships" xmlns:v="urn:schemas-microsoft-com:vml" xmlns:w="http://schemas.openxmlformats.org/wordprocessingml/2006/main" xmlns:w10="urn:schemas-microsoft-com:office:word" xmlns:wp="http://schemas.openxmlformats.org/drawingml/2006/wordprocessingDrawing" xmlns:wps="http://schemas.microsoft.com/office/word/2010/wordprocessingShape" xmlns:wpg="http://schemas.microsoft.com/office/word/2010/wordprocessingGroup" xmlns:mc="http://schemas.openxmlformats.org/markup-compatibility/2006" xmlns:wp14="http://schemas.microsoft.com/office/word/2010/wordprocessingDrawing" xmlns:w14="http://schemas.microsoft.com/office/word/2010/wordml" xmlns:w15="http://schemas.microsoft.com/office/word/2012/wordml" mc:Ignorable="w14 wp14 w15">
+  <w:p>
+    <w:pPr>
+      <w:pStyle w:val="Header"/>
+      <w:suppressLineNumbers/>
+      <w:bidi w:val="0"/>
+      <w:jc w:val="left"/>
+      <w:rPr/>
+    </w:pPr>
+    <w:r>
+      <w:rPr/>
+      <mc:AlternateContent>
+        <mc:Choice Requires="wps">
+          <w:drawing>
+            <wp:anchor behindDoc="1" distT="0" distB="0" distL="0" distR="0" simplePos="0" locked="0" layoutInCell="1" allowOverlap="1" relativeHeight="4">
+              <wp:simplePos x="0" y="0"/>
+              <wp:positionH relativeFrom="column">
+                <wp:posOffset>0</wp:posOffset>
+              </wp:positionH>
+              <wp:positionV relativeFrom="paragraph">
+                <wp:posOffset>-291465</wp:posOffset>
+              </wp:positionV>
+              <wp:extent cx="1800225" cy="431800"/>
+              <wp:effectExtent l="0" t="0" r="0" b="0"/>
+              <wp:wrapNone/>
+              <wp:docPr id="3" name="Text Frame 1"/>
+              <a:graphic xmlns:a="http://schemas.openxmlformats.org/drawingml/2006/main">
+                <a:graphicData uri="http://schemas.microsoft.com/office/word/2010/wordprocessingShape">
+                  <wps:wsp>
+                    <wps:cNvSpPr/>
+                    <wps:spPr>
+                      <a:xfrm>
+                        <a:off x="0" y="0"/>
+                        <a:ext cx="1800360" cy="431640"/>
+                      </a:xfrm>
+                      <a:prstGeom prst="rect">
+                        <a:avLst/>
+                      </a:prstGeom>
+                      <a:noFill/>
+                      <a:ln w="0">
+                        <a:noFill/>
+                      </a:ln>
+                    </wps:spPr>
+                    <wps:style>
+                      <a:lnRef idx="0"/>
+                      <a:fillRef idx="0"/>
+                      <a:effectRef idx="0"/>
+                      <a:fontRef idx="minor"/>
+                    </wps:style>
+                    <wps:txbx>
+                      <w:txbxContent>
+                        <w:p>
+                          <w:pPr>
+                            <w:pStyle w:val="FrameContents"/>
+                            <w:overflowPunct w:val="false"/>
+                            <w:jc w:val="left"/>
+                            <w:rPr>
+                              <w:sz w:val="12"/>
+                              <w:szCs w:val="12"/>
+                            </w:rPr>
+                          </w:pPr>
+                          <w:r>
+                            <w:rPr>
+                              <w:color w:val="000000"/>
+                              <w:sz w:val="12"/>
+                              <w:szCs w:val="12"/>
+                            </w:rPr>
+                            <w:t>{% if municipality_logo %}{{ "municipality_logo" | image(45, 12, True) }}{% endif %}</w:t>
+                          </w:r>
+                        </w:p>
+                      </w:txbxContent>
+                    </wps:txbx>
+                    <wps:bodyPr lIns="0" rIns="0" tIns="0" bIns="0" anchor="b">
+                      <a:noAutofit/>
+                    </wps:bodyPr>
+                  </wps:wsp>
+                </a:graphicData>
+              </a:graphic>
+            </wp:anchor>
+          </w:drawing>
+        </mc:Choice>
+        <mc:Fallback>
+          <w:pict>
+            <v:rect id="shape_0" ID="Text Frame 1" path="m0,0l-2147483645,0l-2147483645,-2147483646l0,-2147483646xe" stroked="f" o:allowincell="f" style="position:absolute;margin-left:0pt;margin-top:-22.95pt;width:141.7pt;height:33.95pt;mso-wrap-style:square;v-text-anchor:bottom">
+              <v:fill o:detectmouseclick="t" on="false"/>
+              <v:stroke color="#3465a4" joinstyle="round" endcap="flat"/>
+              <v:textbox>
+                <w:txbxContent>
+                  <w:p>
+                    <w:pPr>
+                      <w:pStyle w:val="FrameContents"/>
+                      <w:overflowPunct w:val="false"/>
+                      <w:jc w:val="left"/>
+                      <w:rPr>
+                        <w:sz w:val="12"/>
+                        <w:szCs w:val="12"/>
+                      </w:rPr>
+                    </w:pPr>
+                    <w:r>
+                      <w:rPr>
+                        <w:color w:val="000000"/>
+                        <w:sz w:val="12"/>
+                        <w:szCs w:val="12"/>
+                      </w:rPr>
+                      <w:t>{% if municipality_logo %}{{ "municipality_logo" | image(45, 12, True) }}{% endif %}</w:t>
+                    </w:r>
+                  </w:p>
+                </w:txbxContent>
+              </v:textbox>
+              <w10:wrap type="none"/>
+            </v:rect>
+          </w:pict>
+        </mc:Fallback>
+      </mc:AlternateContent>
+      <w:drawing>
+        <wp:anchor behindDoc="1" distT="0" distB="0" distL="0" distR="0" simplePos="0" locked="0" layoutInCell="0" allowOverlap="1" relativeHeight="7">
+          <wp:simplePos x="0" y="0"/>
+          <wp:positionH relativeFrom="column">
+            <wp:align>right</wp:align>
+          </wp:positionH>
+          <wp:positionV relativeFrom="line">
+            <wp:align>center</wp:align>
+          </wp:positionV>
+          <wp:extent cx="309880" cy="289560"/>
+          <wp:effectExtent l="0" t="0" r="0" b="0"/>
+          <wp:wrapSquare wrapText="largest"/>
+          <wp:docPr id="4" name="Image1" descr=""/>
+          <wp:cNvGraphicFramePr>
+            <a:graphicFrameLocks xmlns:a="http://schemas.openxmlformats.org/drawingml/2006/main" noChangeAspect="1"/>
+          </wp:cNvGraphicFramePr>
+          <a:graphic xmlns:a="http://schemas.openxmlformats.org/drawingml/2006/main">
+            <a:graphicData uri="http://schemas.openxmlformats.org/drawingml/2006/picture">
+              <pic:pic xmlns:pic="http://schemas.openxmlformats.org/drawingml/2006/picture">
+                <pic:nvPicPr>
+                  <pic:cNvPr id="4" name="Image1" descr=""/>
+                  <pic:cNvPicPr>
+                    <a:picLocks noChangeAspect="1" noChangeArrowheads="1"/>
+                  </pic:cNvPicPr>
+                </pic:nvPicPr>
+                <pic:blipFill>
+                  <a:blip r:embed="rId1"/>
+                  <a:srcRect l="0" t="0" r="90059" b="0"/>
                   <a:stretch>
                     <a:fillRect/>
                   </a:stretch>
@@ -2220,7 +2468,7 @@
   <w:style w:type="paragraph" w:styleId="Heading1">
     <w:name w:val="Heading 1"/>
     <w:basedOn w:val="Heading"/>
-    <w:next w:val="TextBody"/>
+    <w:next w:val="BodyText"/>
     <w:qFormat/>
     <w:pPr>
       <w:numPr>
@@ -2240,7 +2488,7 @@
   <w:style w:type="paragraph" w:styleId="Heading2">
     <w:name w:val="Heading 2"/>
     <w:basedOn w:val="Heading"/>
-    <w:next w:val="TextBody"/>
+    <w:next w:val="BodyText"/>
     <w:qFormat/>
     <w:pPr>
       <w:numPr>
@@ -2269,7 +2517,7 @@
       </w:numPr>
       <w:suppressAutoHyphens w:val="true"/>
       <w:spacing w:before="0" w:after="0"/>
-      <w:ind w:left="0" w:right="0" w:hanging="0"/>
+      <w:ind w:hanging="0" w:left="0" w:right="0"/>
       <w:outlineLvl w:val="2"/>
     </w:pPr>
     <w:rPr>
@@ -2281,7 +2529,7 @@
   <w:style w:type="paragraph" w:styleId="Heading4">
     <w:name w:val="Heading 4"/>
     <w:basedOn w:val="Heading"/>
-    <w:next w:val="TextBody"/>
+    <w:next w:val="BodyText"/>
     <w:qFormat/>
     <w:pPr>
       <w:numPr>
@@ -2303,7 +2551,7 @@
   <w:style w:type="paragraph" w:styleId="Heading">
     <w:name w:val="Heading"/>
     <w:basedOn w:val="Normal"/>
-    <w:next w:val="TextBody"/>
+    <w:next w:val="BodyText"/>
     <w:qFormat/>
     <w:pPr>
       <w:keepNext w:val="true"/>
@@ -2316,7 +2564,7 @@
       <w:szCs w:val="28"/>
     </w:rPr>
   </w:style>
-  <w:style w:type="paragraph" w:styleId="TextBody">
+  <w:style w:type="paragraph" w:styleId="BodyText">
     <w:name w:val="Body Text"/>
     <w:basedOn w:val="Normal"/>
     <w:pPr>
@@ -2326,7 +2574,7 @@
   </w:style>
   <w:style w:type="paragraph" w:styleId="List">
     <w:name w:val="List"/>
-    <w:basedOn w:val="TextBody"/>
+    <w:basedOn w:val="BodyText"/>
     <w:pPr/>
     <w:rPr>
       <w:rFonts w:cs="Lohit Devanagari"/>
@@ -2364,7 +2612,7 @@
     <w:basedOn w:val="Normal"/>
     <w:qFormat/>
     <w:pPr>
-      <w:ind w:left="567" w:hanging="0"/>
+      <w:ind w:hanging="0" w:left="567"/>
     </w:pPr>
     <w:rPr/>
   </w:style>
@@ -2378,17 +2626,17 @@
     </w:pPr>
     <w:rPr/>
   </w:style>
-  <w:style w:type="paragraph" w:styleId="Quotations">
-    <w:name w:val="Quotations"/>
+  <w:style w:type="paragraph" w:styleId="BlockQuotation">
+    <w:name w:val="Block Quotation"/>
     <w:basedOn w:val="Normal"/>
     <w:qFormat/>
     <w:pPr>
       <w:spacing w:before="0" w:after="283"/>
-      <w:ind w:left="567" w:right="567" w:hanging="0"/>
+      <w:ind w:hanging="0" w:left="567" w:right="567"/>
     </w:pPr>
     <w:rPr/>
   </w:style>
-  <w:style w:type="paragraph" w:styleId="Sender">
+  <w:style w:type="paragraph" w:styleId="EnvelopeReturn">
     <w:name w:val="Envelope Return"/>
     <w:basedOn w:val="Normal"/>
     <w:pPr>
@@ -2410,7 +2658,7 @@
   <w:style w:type="paragraph" w:styleId="Subtitle">
     <w:name w:val="Subtitle"/>
     <w:basedOn w:val="Heading"/>
-    <w:next w:val="TextBody"/>
+    <w:next w:val="BodyText"/>
     <w:qFormat/>
     <w:pPr>
       <w:spacing w:before="0" w:after="720"/>
@@ -2427,7 +2675,7 @@
   <w:style w:type="paragraph" w:styleId="Title">
     <w:name w:val="Title"/>
     <w:basedOn w:val="Heading"/>
-    <w:next w:val="TextBody"/>
+    <w:next w:val="BodyText"/>
     <w:qFormat/>
     <w:pPr>
       <w:spacing w:before="2160" w:after="288"/>
@@ -2491,4 +2739,110 @@
     <w:rPr/>
   </w:style>
 </w:styles>
+</file>
+
+<file path=word/theme/theme1.xml><?xml version="1.0" encoding="utf-8"?>
+<a:theme xmlns:a="http://schemas.openxmlformats.org/drawingml/2006/main" xmlns:r="http://schemas.openxmlformats.org/officeDocument/2006/relationships" name="Office">
+  <a:themeElements>
+    <a:clrScheme name="LibreOffice">
+      <a:dk1>
+        <a:srgbClr val="000000"/>
+      </a:dk1>
+      <a:lt1>
+        <a:srgbClr val="ffffff"/>
+      </a:lt1>
+      <a:dk2>
+        <a:srgbClr val="000000"/>
+      </a:dk2>
+      <a:lt2>
+        <a:srgbClr val="ffffff"/>
+      </a:lt2>
+      <a:accent1>
+        <a:srgbClr val="18a303"/>
+      </a:accent1>
+      <a:accent2>
+        <a:srgbClr val="0369a3"/>
+      </a:accent2>
+      <a:accent3>
+        <a:srgbClr val="a33e03"/>
+      </a:accent3>
+      <a:accent4>
+        <a:srgbClr val="8e03a3"/>
+      </a:accent4>
+      <a:accent5>
+        <a:srgbClr val="c99c00"/>
+      </a:accent5>
+      <a:accent6>
+        <a:srgbClr val="c9211e"/>
+      </a:accent6>
+      <a:hlink>
+        <a:srgbClr val="0000ee"/>
+      </a:hlink>
+      <a:folHlink>
+        <a:srgbClr val="551a8b"/>
+      </a:folHlink>
+    </a:clrScheme>
+    <a:fontScheme name="Office">
+      <a:majorFont>
+        <a:latin typeface="Arial" pitchFamily="0" charset="1"/>
+        <a:ea typeface="DejaVu Sans" pitchFamily="0" charset="1"/>
+        <a:cs typeface="DejaVu Sans" pitchFamily="0" charset="1"/>
+      </a:majorFont>
+      <a:minorFont>
+        <a:latin typeface="Arial" pitchFamily="0" charset="1"/>
+        <a:ea typeface="DejaVu Sans" pitchFamily="0" charset="1"/>
+        <a:cs typeface="DejaVu Sans" pitchFamily="0" charset="1"/>
+      </a:minorFont>
+    </a:fontScheme>
+    <a:fmtScheme>
+      <a:fillStyleLst>
+        <a:solidFill>
+          <a:schemeClr val="phClr"/>
+        </a:solidFill>
+        <a:solidFill>
+          <a:schemeClr val="phClr"/>
+        </a:solidFill>
+        <a:solidFill>
+          <a:schemeClr val="phClr"/>
+        </a:solidFill>
+      </a:fillStyleLst>
+      <a:lnStyleLst>
+        <a:ln w="6350" cap="flat" cmpd="sng" algn="ctr">
+          <a:prstDash val="solid"/>
+          <a:miter/>
+        </a:ln>
+        <a:ln w="6350" cap="flat" cmpd="sng" algn="ctr">
+          <a:prstDash val="solid"/>
+          <a:miter/>
+        </a:ln>
+        <a:ln w="6350" cap="flat" cmpd="sng" algn="ctr">
+          <a:prstDash val="solid"/>
+          <a:miter/>
+        </a:ln>
+      </a:lnStyleLst>
+      <a:effectStyleLst>
+        <a:effectStyle>
+          <a:effectLst/>
+        </a:effectStyle>
+        <a:effectStyle>
+          <a:effectLst/>
+        </a:effectStyle>
+        <a:effectStyle>
+          <a:effectLst/>
+        </a:effectStyle>
+      </a:effectStyleLst>
+      <a:bgFillStyleLst>
+        <a:solidFill>
+          <a:schemeClr val="phClr"/>
+        </a:solidFill>
+        <a:solidFill>
+          <a:schemeClr val="phClr"/>
+        </a:solidFill>
+        <a:solidFill>
+          <a:schemeClr val="phClr"/>
+        </a:solidFill>
+      </a:bgFillStyleLst>
+    </a:fmtScheme>
+  </a:themeElements>
+</a:theme>
 </file>
--- a/document-merge-service/kt_so/templatefiles/signatures.docx
+++ b/document-merge-service/kt_so/templatefiles/signatures.docx
@@ -1329,10 +1329,10 @@
       <mc:AlternateContent>
         <mc:Choice Requires="wps">
           <w:drawing>
-            <wp:anchor behindDoc="1" distT="0" distB="0" distL="0" distR="0" simplePos="0" locked="0" layoutInCell="1" allowOverlap="1" relativeHeight="4">
+            <wp:anchor behindDoc="1" distT="0" distB="0" distL="0" distR="0" simplePos="0" locked="0" layoutInCell="1" allowOverlap="1" relativeHeight="5">
               <wp:simplePos x="0" y="0"/>
               <wp:positionH relativeFrom="column">
-                <wp:posOffset>0</wp:posOffset>
+                <wp:align>right</wp:align>
               </wp:positionH>
               <wp:positionV relativeFrom="paragraph">
                 <wp:posOffset>-291465</wp:posOffset>
@@ -1369,8 +1369,8 @@
                         <w:p>
                           <w:pPr>
                             <w:pStyle w:val="FrameContents"/>
-                            <w:overflowPunct w:val="false"/>
-                            <w:jc w:val="left"/>
+                            <w:overflowPunct w:val="true"/>
+                            <w:jc w:val="right"/>
                             <w:rPr>
                               <w:sz w:val="12"/>
                               <w:szCs w:val="12"/>
@@ -1398,7 +1398,7 @@
         </mc:Choice>
         <mc:Fallback>
           <w:pict>
-            <v:rect id="shape_0" ID="Text Frame 1" path="m0,0l-2147483645,0l-2147483645,-2147483646l0,-2147483646xe" stroked="f" o:allowincell="f" style="position:absolute;margin-left:0pt;margin-top:-22.95pt;width:141.7pt;height:33.95pt;mso-wrap-style:square;v-text-anchor:bottom">
+            <v:rect id="shape_0" ID="Text Frame 1" path="m0,0l-2147483645,0l-2147483645,-2147483646l0,-2147483646xe" stroked="f" o:allowincell="f" style="position:absolute;margin-left:340.1pt;margin-top:-22.95pt;width:141.7pt;height:33.95pt;mso-wrap-style:square;v-text-anchor:bottom;mso-position-horizontal:right">
               <v:fill o:detectmouseclick="t" on="false"/>
               <v:stroke color="#3465a4" joinstyle="round" endcap="flat"/>
               <v:textbox>
@@ -1406,8 +1406,8 @@
                   <w:p>
                     <w:pPr>
                       <w:pStyle w:val="FrameContents"/>
-                      <w:overflowPunct w:val="false"/>
-                      <w:jc w:val="left"/>
+                      <w:overflowPunct w:val="true"/>
+                      <w:jc w:val="right"/>
                       <w:rPr>
                         <w:sz w:val="12"/>
                         <w:szCs w:val="12"/>
@@ -1430,18 +1430,18 @@
         </mc:Fallback>
       </mc:AlternateContent>
       <w:drawing>
-        <wp:anchor behindDoc="1" distT="0" distB="0" distL="0" distR="0" simplePos="0" locked="0" layoutInCell="0" allowOverlap="1" relativeHeight="7">
+        <wp:anchor behindDoc="0" distT="0" distB="0" distL="0" distR="0" simplePos="0" locked="0" layoutInCell="0" allowOverlap="1" relativeHeight="8">
           <wp:simplePos x="0" y="0"/>
           <wp:positionH relativeFrom="column">
-            <wp:align>right</wp:align>
+            <wp:posOffset>0</wp:posOffset>
           </wp:positionH>
-          <wp:positionV relativeFrom="line">
-            <wp:align>center</wp:align>
+          <wp:positionV relativeFrom="paragraph">
+            <wp:posOffset>-53975</wp:posOffset>
           </wp:positionV>
-          <wp:extent cx="309880" cy="289560"/>
+          <wp:extent cx="1800225" cy="161925"/>
           <wp:effectExtent l="0" t="0" r="0" b="0"/>
           <wp:wrapSquare wrapText="largest"/>
-          <wp:docPr id="2" name="Image1" descr=""/>
+          <wp:docPr id="2" name="Image2" descr=""/>
           <wp:cNvGraphicFramePr>
             <a:graphicFrameLocks xmlns:a="http://schemas.openxmlformats.org/drawingml/2006/main" noChangeAspect="1"/>
           </wp:cNvGraphicFramePr>
@@ -1449,14 +1449,13 @@
             <a:graphicData uri="http://schemas.openxmlformats.org/drawingml/2006/picture">
               <pic:pic xmlns:pic="http://schemas.openxmlformats.org/drawingml/2006/picture">
                 <pic:nvPicPr>
-                  <pic:cNvPr id="2" name="Image1" descr=""/>
+                  <pic:cNvPr id="2" name="Image2" descr=""/>
                   <pic:cNvPicPr>
                     <a:picLocks noChangeAspect="1" noChangeArrowheads="1"/>
                   </pic:cNvPicPr>
                 </pic:nvPicPr>
                 <pic:blipFill>
                   <a:blip r:embed="rId1"/>
-                  <a:srcRect l="0" t="0" r="90059" b="0"/>
                   <a:stretch>
                     <a:fillRect/>
                   </a:stretch>
@@ -1464,7 +1463,7 @@
                 <pic:spPr bwMode="auto">
                   <a:xfrm>
                     <a:off x="0" y="0"/>
-                    <a:ext cx="309880" cy="289560"/>
+                    <a:ext cx="1800225" cy="161925"/>
                   </a:xfrm>
                   <a:prstGeom prst="rect">
                     <a:avLst/>
@@ -1495,10 +1494,10 @@
       <mc:AlternateContent>
         <mc:Choice Requires="wps">
           <w:drawing>
-            <wp:anchor behindDoc="1" distT="0" distB="0" distL="0" distR="0" simplePos="0" locked="0" layoutInCell="1" allowOverlap="1" relativeHeight="4">
+            <wp:anchor behindDoc="1" distT="0" distB="0" distL="0" distR="0" simplePos="0" locked="0" layoutInCell="1" allowOverlap="1" relativeHeight="5">
               <wp:simplePos x="0" y="0"/>
               <wp:positionH relativeFrom="column">
-                <wp:posOffset>0</wp:posOffset>
+                <wp:align>right</wp:align>
               </wp:positionH>
               <wp:positionV relativeFrom="paragraph">
                 <wp:posOffset>-291465</wp:posOffset>
@@ -1535,8 +1534,8 @@
                         <w:p>
                           <w:pPr>
                             <w:pStyle w:val="FrameContents"/>
-                            <w:overflowPunct w:val="false"/>
-                            <w:jc w:val="left"/>
+                            <w:overflowPunct w:val="true"/>
+                            <w:jc w:val="right"/>
                             <w:rPr>
                               <w:sz w:val="12"/>
                               <w:szCs w:val="12"/>
@@ -1564,7 +1563,7 @@
         </mc:Choice>
         <mc:Fallback>
           <w:pict>
-            <v:rect id="shape_0" ID="Text Frame 1" path="m0,0l-2147483645,0l-2147483645,-2147483646l0,-2147483646xe" stroked="f" o:allowincell="f" style="position:absolute;margin-left:0pt;margin-top:-22.95pt;width:141.7pt;height:33.95pt;mso-wrap-style:square;v-text-anchor:bottom">
+            <v:rect id="shape_0" ID="Text Frame 1" path="m0,0l-2147483645,0l-2147483645,-2147483646l0,-2147483646xe" stroked="f" o:allowincell="f" style="position:absolute;margin-left:340.1pt;margin-top:-22.95pt;width:141.7pt;height:33.95pt;mso-wrap-style:square;v-text-anchor:bottom;mso-position-horizontal:right">
               <v:fill o:detectmouseclick="t" on="false"/>
               <v:stroke color="#3465a4" joinstyle="round" endcap="flat"/>
               <v:textbox>
@@ -1572,8 +1571,8 @@
                   <w:p>
                     <w:pPr>
                       <w:pStyle w:val="FrameContents"/>
-                      <w:overflowPunct w:val="false"/>
-                      <w:jc w:val="left"/>
+                      <w:overflowPunct w:val="true"/>
+                      <w:jc w:val="right"/>
                       <w:rPr>
                         <w:sz w:val="12"/>
                         <w:szCs w:val="12"/>
@@ -1596,18 +1595,18 @@
         </mc:Fallback>
       </mc:AlternateContent>
       <w:drawing>
-        <wp:anchor behindDoc="1" distT="0" distB="0" distL="0" distR="0" simplePos="0" locked="0" layoutInCell="0" allowOverlap="1" relativeHeight="7">
+        <wp:anchor behindDoc="0" distT="0" distB="0" distL="0" distR="0" simplePos="0" locked="0" layoutInCell="0" allowOverlap="1" relativeHeight="8">
           <wp:simplePos x="0" y="0"/>
           <wp:positionH relativeFrom="column">
-            <wp:align>right</wp:align>
+            <wp:posOffset>0</wp:posOffset>
           </wp:positionH>
-          <wp:positionV relativeFrom="line">
-            <wp:align>center</wp:align>
+          <wp:positionV relativeFrom="paragraph">
+            <wp:posOffset>-53975</wp:posOffset>
           </wp:positionV>
-          <wp:extent cx="309880" cy="289560"/>
+          <wp:extent cx="1800225" cy="161925"/>
           <wp:effectExtent l="0" t="0" r="0" b="0"/>
           <wp:wrapSquare wrapText="largest"/>
-          <wp:docPr id="4" name="Image1" descr=""/>
+          <wp:docPr id="4" name="Image2" descr=""/>
           <wp:cNvGraphicFramePr>
             <a:graphicFrameLocks xmlns:a="http://schemas.openxmlformats.org/drawingml/2006/main" noChangeAspect="1"/>
           </wp:cNvGraphicFramePr>
@@ -1615,14 +1614,13 @@
             <a:graphicData uri="http://schemas.openxmlformats.org/drawingml/2006/picture">
               <pic:pic xmlns:pic="http://schemas.openxmlformats.org/drawingml/2006/picture">
                 <pic:nvPicPr>
-                  <pic:cNvPr id="4" name="Image1" descr=""/>
+                  <pic:cNvPr id="4" name="Image2" descr=""/>
                   <pic:cNvPicPr>
                     <a:picLocks noChangeAspect="1" noChangeArrowheads="1"/>
                   </pic:cNvPicPr>
                 </pic:nvPicPr>
                 <pic:blipFill>
                   <a:blip r:embed="rId1"/>
-                  <a:srcRect l="0" t="0" r="90059" b="0"/>
                   <a:stretch>
                     <a:fillRect/>
                   </a:stretch>
@@ -1630,7 +1628,7 @@
                 <pic:spPr bwMode="auto">
                   <a:xfrm>
                     <a:off x="0" y="0"/>
-                    <a:ext cx="309880" cy="289560"/>
+                    <a:ext cx="1800225" cy="161925"/>
                   </a:xfrm>
                   <a:prstGeom prst="rect">
                     <a:avLst/>

--- a/document-merge-service/kt_so/templatefiles/signatures.docx
+++ b/document-merge-service/kt_so/templatefiles/signatures.docx
@@ -1369,7 +1369,7 @@
                         <w:p>
                           <w:pPr>
                             <w:pStyle w:val="FrameContents"/>
-                            <w:overflowPunct w:val="true"/>
+                            <w:overflowPunct w:val="false"/>
                             <w:jc w:val="right"/>
                             <w:rPr>
                               <w:sz w:val="12"/>
@@ -1406,7 +1406,7 @@
                   <w:p>
                     <w:pPr>
                       <w:pStyle w:val="FrameContents"/>
-                      <w:overflowPunct w:val="true"/>
+                      <w:overflowPunct w:val="false"/>
                       <w:jc w:val="right"/>
                       <w:rPr>
                         <w:sz w:val="12"/>
@@ -1430,7 +1430,7 @@
         </mc:Fallback>
       </mc:AlternateContent>
       <w:drawing>
-        <wp:anchor behindDoc="0" distT="0" distB="0" distL="0" distR="0" simplePos="0" locked="0" layoutInCell="0" allowOverlap="1" relativeHeight="8">
+        <wp:anchor behindDoc="1" distT="0" distB="0" distL="0" distR="0" simplePos="0" locked="0" layoutInCell="0" allowOverlap="1" relativeHeight="8">
           <wp:simplePos x="0" y="0"/>
           <wp:positionH relativeFrom="column">
             <wp:posOffset>0</wp:posOffset>
@@ -1534,7 +1534,7 @@
                         <w:p>
                           <w:pPr>
                             <w:pStyle w:val="FrameContents"/>
-                            <w:overflowPunct w:val="true"/>
+                            <w:overflowPunct w:val="false"/>
                             <w:jc w:val="right"/>
                             <w:rPr>
                               <w:sz w:val="12"/>
@@ -1571,7 +1571,7 @@
                   <w:p>
                     <w:pPr>
                       <w:pStyle w:val="FrameContents"/>
-                      <w:overflowPunct w:val="true"/>
+                      <w:overflowPunct w:val="false"/>
                       <w:jc w:val="right"/>
                       <w:rPr>
                         <w:sz w:val="12"/>
@@ -1595,7 +1595,7 @@
         </mc:Fallback>
       </mc:AlternateContent>
       <w:drawing>
-        <wp:anchor behindDoc="0" distT="0" distB="0" distL="0" distR="0" simplePos="0" locked="0" layoutInCell="0" allowOverlap="1" relativeHeight="8">
+        <wp:anchor behindDoc="1" distT="0" distB="0" distL="0" distR="0" simplePos="0" locked="0" layoutInCell="0" allowOverlap="1" relativeHeight="8">
           <wp:simplePos x="0" y="0"/>
           <wp:positionH relativeFrom="column">
             <wp:posOffset>0</wp:posOffset>

--- a/document-merge-service/kt_so/templatefiles/signatures.docx
+++ b/document-merge-service/kt_so/templatefiles/signatures.docx
@@ -1,6 +1,6 @@
 
 <file path=word/document.xml><?xml version="1.0" encoding="utf-8"?>
-<w:document xmlns:o="urn:schemas-microsoft-com:office:office" xmlns:r="http://schemas.openxmlformats.org/officeDocument/2006/relationships" xmlns:v="urn:schemas-microsoft-com:vml" xmlns:w="http://schemas.openxmlformats.org/wordprocessingml/2006/main" xmlns:w10="urn:schemas-microsoft-com:office:word" xmlns:wp="http://schemas.openxmlformats.org/drawingml/2006/wordprocessingDrawing" xmlns:wps="http://schemas.microsoft.com/office/word/2010/wordprocessingShape" xmlns:wpg="http://schemas.microsoft.com/office/word/2010/wordprocessingGroup" xmlns:mc="http://schemas.openxmlformats.org/markup-compatibility/2006" xmlns:wp14="http://schemas.microsoft.com/office/word/2010/wordprocessingDrawing" xmlns:w14="http://schemas.microsoft.com/office/word/2010/wordml" xmlns:w15="http://schemas.microsoft.com/office/word/2012/wordml" mc:Ignorable="w14 wp14 w15">
+<w:document xmlns:o="urn:schemas-microsoft-com:office:office" xmlns:r="http://schemas.openxmlformats.org/officeDocument/2006/relationships" xmlns:v="urn:schemas-microsoft-com:vml" xmlns:w="http://schemas.openxmlformats.org/wordprocessingml/2006/main" xmlns:w10="urn:schemas-microsoft-com:office:word" xmlns:wp="http://schemas.openxmlformats.org/drawingml/2006/wordprocessingDrawing" xmlns:pic="http://schemas.openxmlformats.org/drawingml/2006/picture" xmlns:wps="http://schemas.microsoft.com/office/word/2010/wordprocessingShape" xmlns:wpg="http://schemas.microsoft.com/office/word/2010/wordprocessingGroup" xmlns:mc="http://schemas.openxmlformats.org/markup-compatibility/2006" xmlns:wp14="http://schemas.microsoft.com/office/word/2010/wordprocessingDrawing" xmlns:w14="http://schemas.microsoft.com/office/word/2010/wordml" xmlns:w15="http://schemas.microsoft.com/office/word/2012/wordml" mc:Ignorable="w14 wp14 w15">
   <w:body>
     <w:p>
       <w:pPr>
@@ -11,7 +11,15 @@
       </w:pPr>
       <w:r>
         <w:rPr/>
-        <w:t>{{ caseType }} {{ caseId }}</w:t>
+        <w:t xml:space="preserve">{{ caseType }} {{ </w:t>
+      </w:r>
+      <w:r>
+        <w:rPr/>
+        <w:t>dossierNr</w:t>
+      </w:r>
+      <w:r>
+        <w:rPr/>
+        <w:t xml:space="preserve"> }}</w:t>
       </w:r>
     </w:p>
     <w:p>
@@ -1155,7 +1163,7 @@
 </file>
 
 <file path=word/footer1.xml><?xml version="1.0" encoding="utf-8"?>
-<w:ftr xmlns:o="urn:schemas-microsoft-com:office:office" xmlns:r="http://schemas.openxmlformats.org/officeDocument/2006/relationships" xmlns:v="urn:schemas-microsoft-com:vml" xmlns:w="http://schemas.openxmlformats.org/wordprocessingml/2006/main" xmlns:w10="urn:schemas-microsoft-com:office:word" xmlns:wp="http://schemas.openxmlformats.org/drawingml/2006/wordprocessingDrawing" xmlns:wps="http://schemas.microsoft.com/office/word/2010/wordprocessingShape" xmlns:wpg="http://schemas.microsoft.com/office/word/2010/wordprocessingGroup" xmlns:mc="http://schemas.openxmlformats.org/markup-compatibility/2006" xmlns:wp14="http://schemas.microsoft.com/office/word/2010/wordprocessingDrawing" xmlns:w14="http://schemas.microsoft.com/office/word/2010/wordml" xmlns:w15="http://schemas.microsoft.com/office/word/2012/wordml" mc:Ignorable="w14 wp14 w15">
+<w:ftr xmlns:o="urn:schemas-microsoft-com:office:office" xmlns:r="http://schemas.openxmlformats.org/officeDocument/2006/relationships" xmlns:v="urn:schemas-microsoft-com:vml" xmlns:w="http://schemas.openxmlformats.org/wordprocessingml/2006/main" xmlns:w10="urn:schemas-microsoft-com:office:word" xmlns:wp="http://schemas.openxmlformats.org/drawingml/2006/wordprocessingDrawing" xmlns:pic="http://schemas.openxmlformats.org/drawingml/2006/picture" xmlns:wps="http://schemas.microsoft.com/office/word/2010/wordprocessingShape" xmlns:wpg="http://schemas.microsoft.com/office/word/2010/wordprocessingGroup" xmlns:mc="http://schemas.openxmlformats.org/markup-compatibility/2006" xmlns:wp14="http://schemas.microsoft.com/office/word/2010/wordprocessingDrawing" xmlns:w14="http://schemas.microsoft.com/office/word/2010/wordml" xmlns:w15="http://schemas.microsoft.com/office/word/2012/wordml" mc:Ignorable="w14 wp14 w15">
   <w:p>
     <w:pPr>
       <w:pStyle w:val="Footer"/>
@@ -1169,7 +1177,7 @@
 </file>
 
 <file path=word/footer2.xml><?xml version="1.0" encoding="utf-8"?>
-<w:ftr xmlns:o="urn:schemas-microsoft-com:office:office" xmlns:r="http://schemas.openxmlformats.org/officeDocument/2006/relationships" xmlns:v="urn:schemas-microsoft-com:vml" xmlns:w="http://schemas.openxmlformats.org/wordprocessingml/2006/main" xmlns:w10="urn:schemas-microsoft-com:office:word" xmlns:wp="http://schemas.openxmlformats.org/drawingml/2006/wordprocessingDrawing" xmlns:wps="http://schemas.microsoft.com/office/word/2010/wordprocessingShape" xmlns:wpg="http://schemas.microsoft.com/office/word/2010/wordprocessingGroup" xmlns:mc="http://schemas.openxmlformats.org/markup-compatibility/2006" xmlns:wp14="http://schemas.microsoft.com/office/word/2010/wordprocessingDrawing" xmlns:w14="http://schemas.microsoft.com/office/word/2010/wordml" xmlns:w15="http://schemas.microsoft.com/office/word/2012/wordml" mc:Ignorable="w14 wp14 w15">
+<w:ftr xmlns:o="urn:schemas-microsoft-com:office:office" xmlns:r="http://schemas.openxmlformats.org/officeDocument/2006/relationships" xmlns:v="urn:schemas-microsoft-com:vml" xmlns:w="http://schemas.openxmlformats.org/wordprocessingml/2006/main" xmlns:w10="urn:schemas-microsoft-com:office:word" xmlns:wp="http://schemas.openxmlformats.org/drawingml/2006/wordprocessingDrawing" xmlns:pic="http://schemas.openxmlformats.org/drawingml/2006/picture" xmlns:wps="http://schemas.microsoft.com/office/word/2010/wordprocessingShape" xmlns:wpg="http://schemas.microsoft.com/office/word/2010/wordprocessingGroup" xmlns:mc="http://schemas.openxmlformats.org/markup-compatibility/2006" xmlns:wp14="http://schemas.microsoft.com/office/word/2010/wordprocessingDrawing" xmlns:w14="http://schemas.microsoft.com/office/word/2010/wordml" xmlns:w15="http://schemas.microsoft.com/office/word/2012/wordml" mc:Ignorable="w14 wp14 w15">
   <w:p>
     <w:pPr>
       <w:pStyle w:val="Footer"/>
@@ -1235,7 +1243,7 @@
 </file>
 
 <file path=word/footer3.xml><?xml version="1.0" encoding="utf-8"?>
-<w:ftr xmlns:o="urn:schemas-microsoft-com:office:office" xmlns:r="http://schemas.openxmlformats.org/officeDocument/2006/relationships" xmlns:v="urn:schemas-microsoft-com:vml" xmlns:w="http://schemas.openxmlformats.org/wordprocessingml/2006/main" xmlns:w10="urn:schemas-microsoft-com:office:word" xmlns:wp="http://schemas.openxmlformats.org/drawingml/2006/wordprocessingDrawing" xmlns:wps="http://schemas.microsoft.com/office/word/2010/wordprocessingShape" xmlns:wpg="http://schemas.microsoft.com/office/word/2010/wordprocessingGroup" xmlns:mc="http://schemas.openxmlformats.org/markup-compatibility/2006" xmlns:wp14="http://schemas.microsoft.com/office/word/2010/wordprocessingDrawing" xmlns:w14="http://schemas.microsoft.com/office/word/2010/wordml" xmlns:w15="http://schemas.microsoft.com/office/word/2012/wordml" mc:Ignorable="w14 wp14 w15">
+<w:ftr xmlns:o="urn:schemas-microsoft-com:office:office" xmlns:r="http://schemas.openxmlformats.org/officeDocument/2006/relationships" xmlns:v="urn:schemas-microsoft-com:vml" xmlns:w="http://schemas.openxmlformats.org/wordprocessingml/2006/main" xmlns:w10="urn:schemas-microsoft-com:office:word" xmlns:wp="http://schemas.openxmlformats.org/drawingml/2006/wordprocessingDrawing" xmlns:pic="http://schemas.openxmlformats.org/drawingml/2006/picture" xmlns:wps="http://schemas.microsoft.com/office/word/2010/wordprocessingShape" xmlns:wpg="http://schemas.microsoft.com/office/word/2010/wordprocessingGroup" xmlns:mc="http://schemas.openxmlformats.org/markup-compatibility/2006" xmlns:wp14="http://schemas.microsoft.com/office/word/2010/wordprocessingDrawing" xmlns:w14="http://schemas.microsoft.com/office/word/2010/wordml" xmlns:w15="http://schemas.microsoft.com/office/word/2012/wordml" mc:Ignorable="w14 wp14 w15">
   <w:p>
     <w:pPr>
       <w:pStyle w:val="Footer"/>
@@ -1301,7 +1309,7 @@
 </file>
 
 <file path=word/header1.xml><?xml version="1.0" encoding="utf-8"?>
-<w:hdr xmlns:o="urn:schemas-microsoft-com:office:office" xmlns:r="http://schemas.openxmlformats.org/officeDocument/2006/relationships" xmlns:v="urn:schemas-microsoft-com:vml" xmlns:w="http://schemas.openxmlformats.org/wordprocessingml/2006/main" xmlns:w10="urn:schemas-microsoft-com:office:word" xmlns:wp="http://schemas.openxmlformats.org/drawingml/2006/wordprocessingDrawing" xmlns:wps="http://schemas.microsoft.com/office/word/2010/wordprocessingShape" xmlns:wpg="http://schemas.microsoft.com/office/word/2010/wordprocessingGroup" xmlns:mc="http://schemas.openxmlformats.org/markup-compatibility/2006" xmlns:wp14="http://schemas.microsoft.com/office/word/2010/wordprocessingDrawing" xmlns:w14="http://schemas.microsoft.com/office/word/2010/wordml" xmlns:w15="http://schemas.microsoft.com/office/word/2012/wordml" mc:Ignorable="w14 wp14 w15">
+<w:hdr xmlns:o="urn:schemas-microsoft-com:office:office" xmlns:r="http://schemas.openxmlformats.org/officeDocument/2006/relationships" xmlns:v="urn:schemas-microsoft-com:vml" xmlns:w="http://schemas.openxmlformats.org/wordprocessingml/2006/main" xmlns:w10="urn:schemas-microsoft-com:office:word" xmlns:wp="http://schemas.openxmlformats.org/drawingml/2006/wordprocessingDrawing" xmlns:pic="http://schemas.openxmlformats.org/drawingml/2006/picture" xmlns:wps="http://schemas.microsoft.com/office/word/2010/wordprocessingShape" xmlns:wpg="http://schemas.microsoft.com/office/word/2010/wordprocessingGroup" xmlns:mc="http://schemas.openxmlformats.org/markup-compatibility/2006" xmlns:wp14="http://schemas.microsoft.com/office/word/2010/wordprocessingDrawing" xmlns:w14="http://schemas.microsoft.com/office/word/2010/wordml" xmlns:w15="http://schemas.microsoft.com/office/word/2012/wordml" mc:Ignorable="w14 wp14 w15">
   <w:p>
     <w:pPr>
       <w:pStyle w:val="Header"/>
@@ -1315,7 +1323,7 @@
 </file>
 
 <file path=word/header2.xml><?xml version="1.0" encoding="utf-8"?>
-<w:hdr xmlns:o="urn:schemas-microsoft-com:office:office" xmlns:r="http://schemas.openxmlformats.org/officeDocument/2006/relationships" xmlns:v="urn:schemas-microsoft-com:vml" xmlns:w="http://schemas.openxmlformats.org/wordprocessingml/2006/main" xmlns:w10="urn:schemas-microsoft-com:office:word" xmlns:wp="http://schemas.openxmlformats.org/drawingml/2006/wordprocessingDrawing" xmlns:wps="http://schemas.microsoft.com/office/word/2010/wordprocessingShape" xmlns:wpg="http://schemas.microsoft.com/office/word/2010/wordprocessingGroup" xmlns:mc="http://schemas.openxmlformats.org/markup-compatibility/2006" xmlns:wp14="http://schemas.microsoft.com/office/word/2010/wordprocessingDrawing" xmlns:w14="http://schemas.microsoft.com/office/word/2010/wordml" xmlns:w15="http://schemas.microsoft.com/office/word/2012/wordml" mc:Ignorable="w14 wp14 w15">
+<w:hdr xmlns:o="urn:schemas-microsoft-com:office:office" xmlns:r="http://schemas.openxmlformats.org/officeDocument/2006/relationships" xmlns:v="urn:schemas-microsoft-com:vml" xmlns:w="http://schemas.openxmlformats.org/wordprocessingml/2006/main" xmlns:w10="urn:schemas-microsoft-com:office:word" xmlns:wp="http://schemas.openxmlformats.org/drawingml/2006/wordprocessingDrawing" xmlns:pic="http://schemas.openxmlformats.org/drawingml/2006/picture" xmlns:wps="http://schemas.microsoft.com/office/word/2010/wordprocessingShape" xmlns:wpg="http://schemas.microsoft.com/office/word/2010/wordprocessingGroup" xmlns:mc="http://schemas.openxmlformats.org/markup-compatibility/2006" xmlns:wp14="http://schemas.microsoft.com/office/word/2010/wordprocessingDrawing" xmlns:w14="http://schemas.microsoft.com/office/word/2010/wordml" xmlns:w15="http://schemas.microsoft.com/office/word/2012/wordml" mc:Ignorable="w14 wp14 w15">
   <w:p>
     <w:pPr>
       <w:pStyle w:val="Header"/>
@@ -1329,7 +1337,7 @@
       <mc:AlternateContent>
         <mc:Choice Requires="wps">
           <w:drawing>
-            <wp:anchor behindDoc="1" distT="0" distB="0" distL="0" distR="0" simplePos="0" locked="0" layoutInCell="1" allowOverlap="1" relativeHeight="5">
+            <wp:anchor behindDoc="1" distT="0" distB="0" distL="0" distR="0" simplePos="0" locked="0" layoutInCell="0" allowOverlap="1" relativeHeight="4">
               <wp:simplePos x="0" y="0"/>
               <wp:positionH relativeFrom="column">
                 <wp:align>right</wp:align>
@@ -1468,6 +1476,7 @@
                   <a:prstGeom prst="rect">
                     <a:avLst/>
                   </a:prstGeom>
+                  <a:noFill/>
                 </pic:spPr>
               </pic:pic>
             </a:graphicData>
@@ -1480,7 +1489,7 @@
 </file>
 
 <file path=word/header3.xml><?xml version="1.0" encoding="utf-8"?>
-<w:hdr xmlns:o="urn:schemas-microsoft-com:office:office" xmlns:r="http://schemas.openxmlformats.org/officeDocument/2006/relationships" xmlns:v="urn:schemas-microsoft-com:vml" xmlns:w="http://schemas.openxmlformats.org/wordprocessingml/2006/main" xmlns:w10="urn:schemas-microsoft-com:office:word" xmlns:wp="http://schemas.openxmlformats.org/drawingml/2006/wordprocessingDrawing" xmlns:wps="http://schemas.microsoft.com/office/word/2010/wordprocessingShape" xmlns:wpg="http://schemas.microsoft.com/office/word/2010/wordprocessingGroup" xmlns:mc="http://schemas.openxmlformats.org/markup-compatibility/2006" xmlns:wp14="http://schemas.microsoft.com/office/word/2010/wordprocessingDrawing" xmlns:w14="http://schemas.microsoft.com/office/word/2010/wordml" xmlns:w15="http://schemas.microsoft.com/office/word/2012/wordml" mc:Ignorable="w14 wp14 w15">
+<w:hdr xmlns:o="urn:schemas-microsoft-com:office:office" xmlns:r="http://schemas.openxmlformats.org/officeDocument/2006/relationships" xmlns:v="urn:schemas-microsoft-com:vml" xmlns:w="http://schemas.openxmlformats.org/wordprocessingml/2006/main" xmlns:w10="urn:schemas-microsoft-com:office:word" xmlns:wp="http://schemas.openxmlformats.org/drawingml/2006/wordprocessingDrawing" xmlns:pic="http://schemas.openxmlformats.org/drawingml/2006/picture" xmlns:wps="http://schemas.microsoft.com/office/word/2010/wordprocessingShape" xmlns:wpg="http://schemas.microsoft.com/office/word/2010/wordprocessingGroup" xmlns:mc="http://schemas.openxmlformats.org/markup-compatibility/2006" xmlns:wp14="http://schemas.microsoft.com/office/word/2010/wordprocessingDrawing" xmlns:w14="http://schemas.microsoft.com/office/word/2010/wordml" xmlns:w15="http://schemas.microsoft.com/office/word/2012/wordml" mc:Ignorable="w14 wp14 w15">
   <w:p>
     <w:pPr>
       <w:pStyle w:val="Header"/>
@@ -1494,7 +1503,7 @@
       <mc:AlternateContent>
         <mc:Choice Requires="wps">
           <w:drawing>
-            <wp:anchor behindDoc="1" distT="0" distB="0" distL="0" distR="0" simplePos="0" locked="0" layoutInCell="1" allowOverlap="1" relativeHeight="5">
+            <wp:anchor behindDoc="1" distT="0" distB="0" distL="0" distR="0" simplePos="0" locked="0" layoutInCell="0" allowOverlap="1" relativeHeight="4">
               <wp:simplePos x="0" y="0"/>
               <wp:positionH relativeFrom="column">
                 <wp:align>right</wp:align>
@@ -1633,6 +1642,7 @@
                   <a:prstGeom prst="rect">
                     <a:avLst/>
                   </a:prstGeom>
+                  <a:noFill/>
                 </pic:spPr>
               </pic:pic>
             </a:graphicData>
@@ -2464,7 +2474,7 @@
     </w:rPr>
   </w:style>
   <w:style w:type="paragraph" w:styleId="Heading1">
-    <w:name w:val="Heading 1"/>
+    <w:name w:val="heading 1"/>
     <w:basedOn w:val="Heading"/>
     <w:next w:val="BodyText"/>
     <w:qFormat/>
@@ -2484,7 +2494,7 @@
     </w:rPr>
   </w:style>
   <w:style w:type="paragraph" w:styleId="Heading2">
-    <w:name w:val="Heading 2"/>
+    <w:name w:val="heading 2"/>
     <w:basedOn w:val="Heading"/>
     <w:next w:val="BodyText"/>
     <w:qFormat/>
@@ -2504,7 +2514,7 @@
     </w:rPr>
   </w:style>
   <w:style w:type="paragraph" w:styleId="Heading3">
-    <w:name w:val="Heading 3"/>
+    <w:name w:val="heading 3"/>
     <w:basedOn w:val="Heading"/>
     <w:qFormat/>
     <w:pPr>
@@ -2525,7 +2535,7 @@
     </w:rPr>
   </w:style>
   <w:style w:type="paragraph" w:styleId="Heading4">
-    <w:name w:val="Heading 4"/>
+    <w:name w:val="heading 4"/>
     <w:basedOn w:val="Heading"/>
     <w:next w:val="BodyText"/>
     <w:qFormat/>
@@ -2579,7 +2589,7 @@
     </w:rPr>
   </w:style>
   <w:style w:type="paragraph" w:styleId="Caption">
-    <w:name w:val="Caption"/>
+    <w:name w:val="caption"/>
     <w:basedOn w:val="Normal"/>
     <w:qFormat/>
     <w:pPr>
@@ -2635,7 +2645,7 @@
     <w:rPr/>
   </w:style>
   <w:style w:type="paragraph" w:styleId="EnvelopeReturn">
-    <w:name w:val="Envelope Return"/>
+    <w:name w:val="envelope return"/>
     <w:basedOn w:val="Normal"/>
     <w:pPr>
       <w:suppressLineNumbers/>
@@ -2714,7 +2724,7 @@
     <w:rPr/>
   </w:style>
   <w:style w:type="paragraph" w:styleId="Header">
-    <w:name w:val="Header"/>
+    <w:name w:val="header"/>
     <w:basedOn w:val="HeaderandFooter"/>
     <w:pPr>
       <w:suppressLineNumbers/>
@@ -2722,7 +2732,7 @@
     <w:rPr/>
   </w:style>
   <w:style w:type="paragraph" w:styleId="Footer">
-    <w:name w:val="Footer"/>
+    <w:name w:val="footer"/>
     <w:basedOn w:val="HeaderandFooter"/>
     <w:pPr>
       <w:suppressLineNumbers/>
@@ -2731,6 +2741,13 @@
   </w:style>
   <w:style w:type="paragraph" w:styleId="FrameContents">
     <w:name w:val="Frame Contents"/>
+    <w:basedOn w:val="Normal"/>
+    <w:qFormat/>
+    <w:pPr/>
+    <w:rPr/>
+  </w:style>
+  <w:style w:type="paragraph" w:styleId="FrameContentsuser">
+    <w:name w:val="Frame Contents (user)"/>
     <w:basedOn w:val="Normal"/>
     <w:qFormat/>
     <w:pPr/>

--- a/document-merge-service/kt_so/templatefiles/signatures.docx
+++ b/document-merge-service/kt_so/templatefiles/signatures.docx
@@ -4,6 +4,64 @@
   <w:body>
     <w:p>
       <w:pPr>
+        <w:pStyle w:val="BodyText"/>
+        <w:rPr/>
+      </w:pPr>
+      <w:r>
+        <w:rPr/>
+        <w:t>{{ addressRecipient }</w:t>
+      </w:r>
+      <w:r>
+        <w:rPr/>
+        <w:t>}</w:t>
+      </w:r>
+    </w:p>
+    <w:p>
+      <w:pPr>
+        <w:pStyle w:val="BodyText"/>
+        <w:rPr/>
+      </w:pPr>
+      <w:r>
+        <w:rPr/>
+        <w:t>{{ address</w:t>
+      </w:r>
+      <w:r>
+        <w:rPr/>
+        <w:t>Street</w:t>
+      </w:r>
+      <w:r>
+        <w:rPr/>
+        <w:t xml:space="preserve"> }}</w:t>
+      </w:r>
+    </w:p>
+    <w:p>
+      <w:pPr>
+        <w:sectPr>
+          <w:type w:val="nextPage"/>
+          <w:pgSz w:orient="landscape" w:w="12983" w:h="9184"/>
+          <w:pgMar w:left="1361" w:right="7370" w:gutter="0" w:header="0" w:top="3005" w:footer="0" w:bottom="3288"/>
+          <w:pgNumType w:fmt="decimal"/>
+          <w:formProt w:val="false"/>
+          <w:textDirection w:val="lrTb"/>
+        </w:sectPr>
+        <w:pStyle w:val="BodyText"/>
+        <w:rPr/>
+      </w:pPr>
+      <w:r>
+        <w:rPr/>
+        <w:t>{{ address</w:t>
+      </w:r>
+      <w:r>
+        <w:rPr/>
+        <w:t>CityZip</w:t>
+      </w:r>
+      <w:r>
+        <w:rPr/>
+        <w:t xml:space="preserve"> }}</w:t>
+      </w:r>
+    </w:p>
+    <w:p>
+      <w:pPr>
         <w:pStyle w:val="Title"/>
         <w:spacing w:before="2160" w:after="288"/>
         <w:jc w:val="left"/>
@@ -11,15 +69,18 @@
       </w:pPr>
       <w:r>
         <w:rPr/>
-        <w:t xml:space="preserve">{{ caseType }} {{ </w:t>
-      </w:r>
-      <w:r>
-        <w:rPr/>
-        <w:t>dossierNr</w:t>
-      </w:r>
-      <w:r>
-        <w:rPr/>
-        <w:t xml:space="preserve"> }}</w:t>
+      </w:r>
+    </w:p>
+    <w:p>
+      <w:pPr>
+        <w:pStyle w:val="Title"/>
+        <w:spacing w:before="2160" w:after="288"/>
+        <w:jc w:val="left"/>
+        <w:rPr/>
+      </w:pPr>
+      <w:r>
+        <w:rPr/>
+        <w:t>{{ caseType }} {{ dossierNr }}</w:t>
       </w:r>
     </w:p>
     <w:p>
@@ -66,7 +127,7 @@
               <w:widowControl w:val="false"/>
               <w:numPr>
                 <w:ilvl w:val="2"/>
-                <w:numId w:val="4"/>
+                <w:numId w:val="5"/>
               </w:numPr>
               <w:rPr>
                 <w:b w:val="false"/>
@@ -99,7 +160,7 @@
               <w:widowControl w:val="false"/>
               <w:numPr>
                 <w:ilvl w:val="2"/>
-                <w:numId w:val="4"/>
+                <w:numId w:val="5"/>
               </w:numPr>
               <w:rPr>
                 <w:b w:val="false"/>
@@ -190,7 +251,7 @@
               <w:widowControl w:val="false"/>
               <w:numPr>
                 <w:ilvl w:val="3"/>
-                <w:numId w:val="4"/>
+                <w:numId w:val="5"/>
               </w:numPr>
               <w:rPr>
                 <w:b w:val="false"/>
@@ -223,7 +284,7 @@
               <w:widowControl w:val="false"/>
               <w:numPr>
                 <w:ilvl w:val="3"/>
-                <w:numId w:val="4"/>
+                <w:numId w:val="5"/>
               </w:numPr>
               <w:rPr>
                 <w:rFonts w:ascii="Liberation Sans" w:hAnsi="Liberation Sans" w:eastAsia="Noto Sans CJK SC Regular" w:cs="Arial"/>
@@ -256,7 +317,7 @@
               <w:widowControl w:val="false"/>
               <w:numPr>
                 <w:ilvl w:val="3"/>
-                <w:numId w:val="4"/>
+                <w:numId w:val="5"/>
               </w:numPr>
               <w:rPr>
                 <w:b w:val="false"/>
@@ -298,7 +359,7 @@
               <w:widowControl w:val="false"/>
               <w:numPr>
                 <w:ilvl w:val="2"/>
-                <w:numId w:val="4"/>
+                <w:numId w:val="5"/>
               </w:numPr>
               <w:rPr>
                 <w:rFonts w:ascii="Liberation Sans" w:hAnsi="Liberation Sans" w:eastAsia="Noto Sans CJK SC Regular" w:cs="Arial"/>
@@ -331,7 +392,7 @@
               <w:widowControl w:val="false"/>
               <w:numPr>
                 <w:ilvl w:val="2"/>
-                <w:numId w:val="4"/>
+                <w:numId w:val="5"/>
               </w:numPr>
               <w:rPr>
                 <w:b w:val="false"/>
@@ -364,7 +425,7 @@
               <w:widowControl w:val="false"/>
               <w:numPr>
                 <w:ilvl w:val="2"/>
-                <w:numId w:val="4"/>
+                <w:numId w:val="5"/>
               </w:numPr>
               <w:rPr>
                 <w:rFonts w:ascii="Liberation Sans" w:hAnsi="Liberation Sans" w:eastAsia="Noto Sans CJK SC Regular" w:cs="Arial"/>
@@ -397,7 +458,7 @@
               <w:widowControl w:val="false"/>
               <w:numPr>
                 <w:ilvl w:val="2"/>
-                <w:numId w:val="4"/>
+                <w:numId w:val="5"/>
               </w:numPr>
               <w:rPr>
                 <w:rFonts w:ascii="Liberation Sans" w:hAnsi="Liberation Sans" w:eastAsia="Noto Sans CJK SC Regular" w:cs="Arial"/>
@@ -433,7 +494,7 @@
               <w:widowControl w:val="false"/>
               <w:numPr>
                 <w:ilvl w:val="3"/>
-                <w:numId w:val="4"/>
+                <w:numId w:val="5"/>
               </w:numPr>
               <w:rPr>
                 <w:rFonts w:ascii="Liberation Sans" w:hAnsi="Liberation Sans" w:eastAsia="Noto Sans CJK SC Regular" w:cs="Arial"/>
@@ -459,7 +520,7 @@
               <w:widowControl w:val="false"/>
               <w:numPr>
                 <w:ilvl w:val="3"/>
-                <w:numId w:val="4"/>
+                <w:numId w:val="5"/>
               </w:numPr>
               <w:rPr>
                 <w:rFonts w:ascii="Liberation Sans" w:hAnsi="Liberation Sans" w:eastAsia="Noto Sans CJK SC Regular" w:cs="Arial"/>
@@ -494,7 +555,7 @@
               <w:widowControl w:val="false"/>
               <w:numPr>
                 <w:ilvl w:val="2"/>
-                <w:numId w:val="4"/>
+                <w:numId w:val="5"/>
               </w:numPr>
               <w:rPr>
                 <w:rFonts w:ascii="Liberation Sans" w:hAnsi="Liberation Sans" w:eastAsia="Noto Sans CJK SC Regular" w:cs="Arial"/>
@@ -528,7 +589,7 @@
               <w:widowControl w:val="false"/>
               <w:numPr>
                 <w:ilvl w:val="2"/>
-                <w:numId w:val="4"/>
+                <w:numId w:val="5"/>
               </w:numPr>
               <w:rPr>
                 <w:rFonts w:ascii="Liberation Sans" w:hAnsi="Liberation Sans" w:eastAsia="Noto Sans CJK SC Regular" w:cs="Arial"/>
@@ -561,7 +622,7 @@
               <w:widowControl w:val="false"/>
               <w:numPr>
                 <w:ilvl w:val="3"/>
-                <w:numId w:val="4"/>
+                <w:numId w:val="5"/>
               </w:numPr>
               <w:rPr>
                 <w:rFonts w:ascii="Liberation Sans" w:hAnsi="Liberation Sans" w:eastAsia="Noto Sans CJK SC Regular" w:cs="Arial"/>
@@ -587,7 +648,7 @@
               <w:widowControl w:val="false"/>
               <w:numPr>
                 <w:ilvl w:val="3"/>
-                <w:numId w:val="4"/>
+                <w:numId w:val="5"/>
               </w:numPr>
               <w:rPr>
                 <w:rFonts w:ascii="Liberation Sans" w:hAnsi="Liberation Sans" w:eastAsia="Noto Sans CJK SC Regular" w:cs="Arial"/>
@@ -623,7 +684,7 @@
               <w:widowControl w:val="false"/>
               <w:numPr>
                 <w:ilvl w:val="3"/>
-                <w:numId w:val="4"/>
+                <w:numId w:val="5"/>
               </w:numPr>
               <w:rPr>
                 <w:rFonts w:ascii="Liberation Sans" w:hAnsi="Liberation Sans" w:eastAsia="Noto Sans CJK SC Regular" w:cs="Arial"/>
@@ -649,7 +710,7 @@
               <w:widowControl w:val="false"/>
               <w:numPr>
                 <w:ilvl w:val="3"/>
-                <w:numId w:val="4"/>
+                <w:numId w:val="5"/>
               </w:numPr>
               <w:rPr>
                 <w:rFonts w:ascii="Liberation Sans" w:hAnsi="Liberation Sans" w:eastAsia="Noto Sans CJK SC Regular" w:cs="Arial"/>
@@ -690,7 +751,7 @@
         <w:pStyle w:val="Heading1"/>
         <w:numPr>
           <w:ilvl w:val="0"/>
-          <w:numId w:val="5"/>
+          <w:numId w:val="6"/>
         </w:numPr>
         <w:spacing w:before="0" w:after="720"/>
         <w:rPr/>
@@ -889,7 +950,7 @@
         <w:pStyle w:val="Heading1"/>
         <w:numPr>
           <w:ilvl w:val="0"/>
-          <w:numId w:val="5"/>
+          <w:numId w:val="6"/>
         </w:numPr>
         <w:rPr/>
       </w:pPr>
@@ -951,7 +1012,7 @@
         <w:widowControl w:val="false"/>
         <w:numPr>
           <w:ilvl w:val="2"/>
-          <w:numId w:val="4"/>
+          <w:numId w:val="5"/>
         </w:numPr>
         <w:suppressAutoHyphens w:val="true"/>
         <w:spacing w:before="0" w:after="0"/>
@@ -1199,7 +1260,7 @@
     </w:r>
     <w:r>
       <w:rPr/>
-      <w:t>2</w:t>
+      <w:t>3</w:t>
     </w:r>
     <w:r>
       <w:rPr/>
@@ -1227,7 +1288,7 @@
     </w:r>
     <w:r>
       <w:rPr/>
-      <w:t>2</w:t>
+      <w:t>3</w:t>
     </w:r>
     <w:r>
       <w:rPr/>
@@ -1265,7 +1326,7 @@
     </w:r>
     <w:r>
       <w:rPr/>
-      <w:t>2</w:t>
+      <w:t>3</w:t>
     </w:r>
     <w:r>
       <w:rPr/>
@@ -1293,7 +1354,7 @@
     </w:r>
     <w:r>
       <w:rPr/>
-      <w:t>2</w:t>
+      <w:t>3</w:t>
     </w:r>
     <w:r>
       <w:rPr/>
@@ -1376,8 +1437,8 @@
                       <w:txbxContent>
                         <w:p>
                           <w:pPr>
-                            <w:pStyle w:val="FrameContents"/>
-                            <w:overflowPunct w:val="false"/>
+                            <w:pStyle w:val="FrameContentsuser"/>
+                            <w:overflowPunct w:val="true"/>
                             <w:jc w:val="right"/>
                             <w:rPr>
                               <w:sz w:val="12"/>
@@ -1413,8 +1474,8 @@
                 <w:txbxContent>
                   <w:p>
                     <w:pPr>
-                      <w:pStyle w:val="FrameContents"/>
-                      <w:overflowPunct w:val="false"/>
+                      <w:pStyle w:val="FrameContentsuser"/>
+                      <w:overflowPunct w:val="true"/>
                       <w:jc w:val="right"/>
                       <w:rPr>
                         <w:sz w:val="12"/>
@@ -1438,7 +1499,7 @@
         </mc:Fallback>
       </mc:AlternateContent>
       <w:drawing>
-        <wp:anchor behindDoc="1" distT="0" distB="0" distL="0" distR="0" simplePos="0" locked="0" layoutInCell="0" allowOverlap="1" relativeHeight="8">
+        <wp:anchor behindDoc="1" distT="0" distB="0" distL="0" distR="0" simplePos="0" locked="0" layoutInCell="0" allowOverlap="1" relativeHeight="7">
           <wp:simplePos x="0" y="0"/>
           <wp:positionH relativeFrom="column">
             <wp:posOffset>0</wp:posOffset>
@@ -1542,8 +1603,8 @@
                       <w:txbxContent>
                         <w:p>
                           <w:pPr>
-                            <w:pStyle w:val="FrameContents"/>
-                            <w:overflowPunct w:val="false"/>
+                            <w:pStyle w:val="FrameContentsuser"/>
+                            <w:overflowPunct w:val="true"/>
                             <w:jc w:val="right"/>
                             <w:rPr>
                               <w:sz w:val="12"/>
@@ -1579,8 +1640,8 @@
                 <w:txbxContent>
                   <w:p>
                     <w:pPr>
-                      <w:pStyle w:val="FrameContents"/>
-                      <w:overflowPunct w:val="false"/>
+                      <w:pStyle w:val="FrameContentsuser"/>
+                      <w:overflowPunct w:val="true"/>
                       <w:jc w:val="right"/>
                       <w:rPr>
                         <w:sz w:val="12"/>
@@ -1604,7 +1665,7 @@
         </mc:Fallback>
       </mc:AlternateContent>
       <w:drawing>
-        <wp:anchor behindDoc="1" distT="0" distB="0" distL="0" distR="0" simplePos="0" locked="0" layoutInCell="0" allowOverlap="1" relativeHeight="8">
+        <wp:anchor behindDoc="1" distT="0" distB="0" distL="0" distR="0" simplePos="0" locked="0" layoutInCell="0" allowOverlap="1" relativeHeight="7">
           <wp:simplePos x="0" y="0"/>
           <wp:positionH relativeFrom="column">
             <wp:posOffset>0</wp:posOffset>
@@ -1669,7 +1730,6 @@
         </w:tabs>
         <w:ind w:left="0" w:hanging="0"/>
       </w:pPr>
-      <w:rPr/>
     </w:lvl>
     <w:lvl w:ilvl="1">
       <w:start w:val="1"/>
@@ -1683,7 +1743,6 @@
         </w:tabs>
         <w:ind w:left="0" w:hanging="0"/>
       </w:pPr>
-      <w:rPr/>
     </w:lvl>
     <w:lvl w:ilvl="2">
       <w:start w:val="1"/>
@@ -1697,7 +1756,6 @@
         </w:tabs>
         <w:ind w:left="0" w:hanging="0"/>
       </w:pPr>
-      <w:rPr/>
     </w:lvl>
     <w:lvl w:ilvl="3">
       <w:start w:val="1"/>
@@ -1711,7 +1769,6 @@
         </w:tabs>
         <w:ind w:left="0" w:hanging="0"/>
       </w:pPr>
-      <w:rPr/>
     </w:lvl>
     <w:lvl w:ilvl="4">
       <w:start w:val="1"/>
@@ -1725,7 +1782,6 @@
         </w:tabs>
         <w:ind w:left="0" w:hanging="0"/>
       </w:pPr>
-      <w:rPr/>
     </w:lvl>
     <w:lvl w:ilvl="5">
       <w:start w:val="1"/>
@@ -1739,7 +1795,6 @@
         </w:tabs>
         <w:ind w:left="0" w:hanging="0"/>
       </w:pPr>
-      <w:rPr/>
     </w:lvl>
     <w:lvl w:ilvl="6">
       <w:start w:val="1"/>
@@ -1753,7 +1808,6 @@
         </w:tabs>
         <w:ind w:left="0" w:hanging="0"/>
       </w:pPr>
-      <w:rPr/>
     </w:lvl>
     <w:lvl w:ilvl="7">
       <w:start w:val="1"/>
@@ -1767,7 +1821,6 @@
         </w:tabs>
         <w:ind w:left="0" w:hanging="0"/>
       </w:pPr>
-      <w:rPr/>
     </w:lvl>
     <w:lvl w:ilvl="8">
       <w:start w:val="1"/>
@@ -1781,7 +1834,6 @@
         </w:tabs>
         <w:ind w:left="0" w:hanging="0"/>
       </w:pPr>
-      <w:rPr/>
     </w:lvl>
   </w:abstractNum>
   <w:abstractNum w:abstractNumId="2">
@@ -2309,6 +2361,7 @@
         </w:tabs>
         <w:ind w:left="0" w:hanging="0"/>
       </w:pPr>
+      <w:rPr/>
     </w:lvl>
     <w:lvl w:ilvl="1">
       <w:start w:val="1"/>
@@ -2322,6 +2375,7 @@
         </w:tabs>
         <w:ind w:left="0" w:hanging="0"/>
       </w:pPr>
+      <w:rPr/>
     </w:lvl>
     <w:lvl w:ilvl="2">
       <w:start w:val="1"/>
@@ -2335,6 +2389,7 @@
         </w:tabs>
         <w:ind w:left="0" w:hanging="0"/>
       </w:pPr>
+      <w:rPr/>
     </w:lvl>
     <w:lvl w:ilvl="3">
       <w:start w:val="1"/>
@@ -2348,6 +2403,7 @@
         </w:tabs>
         <w:ind w:left="0" w:hanging="0"/>
       </w:pPr>
+      <w:rPr/>
     </w:lvl>
     <w:lvl w:ilvl="4">
       <w:start w:val="1"/>
@@ -2361,6 +2417,7 @@
         </w:tabs>
         <w:ind w:left="0" w:hanging="0"/>
       </w:pPr>
+      <w:rPr/>
     </w:lvl>
     <w:lvl w:ilvl="5">
       <w:start w:val="1"/>
@@ -2374,6 +2431,7 @@
         </w:tabs>
         <w:ind w:left="0" w:hanging="0"/>
       </w:pPr>
+      <w:rPr/>
     </w:lvl>
     <w:lvl w:ilvl="6">
       <w:start w:val="1"/>
@@ -2387,6 +2445,7 @@
         </w:tabs>
         <w:ind w:left="0" w:hanging="0"/>
       </w:pPr>
+      <w:rPr/>
     </w:lvl>
     <w:lvl w:ilvl="7">
       <w:start w:val="1"/>
@@ -2400,6 +2459,7 @@
         </w:tabs>
         <w:ind w:left="0" w:hanging="0"/>
       </w:pPr>
+      <w:rPr/>
     </w:lvl>
     <w:lvl w:ilvl="8">
       <w:start w:val="1"/>
@@ -2413,6 +2473,7 @@
         </w:tabs>
         <w:ind w:left="0" w:hanging="0"/>
       </w:pPr>
+      <w:rPr/>
     </w:lvl>
   </w:abstractNum>
   <w:num w:numId="1">
@@ -2481,7 +2542,7 @@
     <w:pPr>
       <w:numPr>
         <w:ilvl w:val="0"/>
-        <w:numId w:val="3"/>
+        <w:numId w:val="4"/>
       </w:numPr>
       <w:spacing w:before="1440" w:after="720"/>
       <w:outlineLvl w:val="0"/>
@@ -2501,7 +2562,7 @@
     <w:pPr>
       <w:numPr>
         <w:ilvl w:val="1"/>
-        <w:numId w:val="1"/>
+        <w:numId w:val="2"/>
       </w:numPr>
       <w:spacing w:before="576" w:after="288"/>
       <w:outlineLvl w:val="1"/>
@@ -2521,7 +2582,7 @@
       <w:widowControl w:val="false"/>
       <w:numPr>
         <w:ilvl w:val="2"/>
-        <w:numId w:val="4"/>
+        <w:numId w:val="5"/>
       </w:numPr>
       <w:suppressAutoHyphens w:val="true"/>
       <w:spacing w:before="0" w:after="0"/>
@@ -2542,7 +2603,7 @@
     <w:pPr>
       <w:numPr>
         <w:ilvl w:val="3"/>
-        <w:numId w:val="2"/>
+        <w:numId w:val="3"/>
       </w:numPr>
       <w:spacing w:before="120" w:after="120"/>
       <w:outlineLvl w:val="3"/>
@@ -2634,8 +2695,8 @@
     </w:pPr>
     <w:rPr/>
   </w:style>
-  <w:style w:type="paragraph" w:styleId="BlockQuotation">
-    <w:name w:val="Block Quotation"/>
+  <w:style w:type="paragraph" w:styleId="BlockQuotationuser">
+    <w:name w:val="Block Quotation (user)"/>
     <w:basedOn w:val="Normal"/>
     <w:qFormat/>
     <w:pPr>
@@ -2739,6 +2800,13 @@
     </w:pPr>
     <w:rPr/>
   </w:style>
+  <w:style w:type="paragraph" w:styleId="FrameContentsuser">
+    <w:name w:val="Frame Contents (user)"/>
+    <w:basedOn w:val="Normal"/>
+    <w:qFormat/>
+    <w:pPr/>
+    <w:rPr/>
+  </w:style>
   <w:style w:type="paragraph" w:styleId="FrameContents">
     <w:name w:val="Frame Contents"/>
     <w:basedOn w:val="Normal"/>
@@ -2746,9 +2814,10 @@
     <w:pPr/>
     <w:rPr/>
   </w:style>
-  <w:style w:type="paragraph" w:styleId="FrameContentsuser">
-    <w:name w:val="Frame Contents (user)"/>
+  <w:style w:type="paragraph" w:styleId="C5Envelope">
+    <w:name w:val="C5 Envelope"/>
     <w:basedOn w:val="Normal"/>
+    <w:next w:val="Normal"/>
     <w:qFormat/>
     <w:pPr/>
     <w:rPr/>

--- a/document-merge-service/kt_so/templatefiles/signatures.docx
+++ b/document-merge-service/kt_so/templatefiles/signatures.docx
@@ -9,11 +9,7 @@
       </w:pPr>
       <w:r>
         <w:rPr/>
-        <w:t>{{ addressRecipient }</w:t>
-      </w:r>
-      <w:r>
-        <w:rPr/>
-        <w:t>}</w:t>
+        <w:t>{{ addressRecipient }}</w:t>
       </w:r>
     </w:p>
     <w:p>
@@ -23,41 +19,26 @@
       </w:pPr>
       <w:r>
         <w:rPr/>
-        <w:t>{{ address</w:t>
-      </w:r>
-      <w:r>
-        <w:rPr/>
-        <w:t>Street</w:t>
-      </w:r>
-      <w:r>
-        <w:rPr/>
-        <w:t xml:space="preserve"> }}</w:t>
+        <w:t>{{ addressStreet }}</w:t>
       </w:r>
     </w:p>
     <w:p>
       <w:pPr>
         <w:sectPr>
           <w:type w:val="nextPage"/>
-          <w:pgSz w:orient="landscape" w:w="12983" w:h="9184"/>
-          <w:pgMar w:left="1361" w:right="7370" w:gutter="0" w:header="0" w:top="3005" w:footer="0" w:bottom="3288"/>
+          <w:pgSz w:w="11906" w:h="16838"/>
+          <w:pgMar w:left="1361" w:right="7370" w:gutter="0" w:header="0" w:top="3005" w:footer="0" w:bottom="11849"/>
           <w:pgNumType w:fmt="decimal"/>
           <w:formProt w:val="false"/>
           <w:textDirection w:val="lrTb"/>
+          <w:docGrid w:type="default" w:linePitch="100" w:charSpace="0"/>
         </w:sectPr>
         <w:pStyle w:val="BodyText"/>
         <w:rPr/>
       </w:pPr>
       <w:r>
         <w:rPr/>
-        <w:t>{{ address</w:t>
-      </w:r>
-      <w:r>
-        <w:rPr/>
-        <w:t>CityZip</w:t>
-      </w:r>
-      <w:r>
-        <w:rPr/>
-        <w:t xml:space="preserve"> }}</w:t>
+        <w:t>{{ addressCityZip }}</w:t>
       </w:r>
     </w:p>
     <w:p>
@@ -127,7 +108,7 @@
               <w:widowControl w:val="false"/>
               <w:numPr>
                 <w:ilvl w:val="2"/>
-                <w:numId w:val="5"/>
+                <w:numId w:val="4"/>
               </w:numPr>
               <w:rPr>
                 <w:b w:val="false"/>
@@ -160,7 +141,7 @@
               <w:widowControl w:val="false"/>
               <w:numPr>
                 <w:ilvl w:val="2"/>
-                <w:numId w:val="5"/>
+                <w:numId w:val="4"/>
               </w:numPr>
               <w:rPr>
                 <w:b w:val="false"/>
@@ -251,7 +232,7 @@
               <w:widowControl w:val="false"/>
               <w:numPr>
                 <w:ilvl w:val="3"/>
-                <w:numId w:val="5"/>
+                <w:numId w:val="4"/>
               </w:numPr>
               <w:rPr>
                 <w:b w:val="false"/>
@@ -284,7 +265,7 @@
               <w:widowControl w:val="false"/>
               <w:numPr>
                 <w:ilvl w:val="3"/>
-                <w:numId w:val="5"/>
+                <w:numId w:val="4"/>
               </w:numPr>
               <w:rPr>
                 <w:rFonts w:ascii="Liberation Sans" w:hAnsi="Liberation Sans" w:eastAsia="Noto Sans CJK SC Regular" w:cs="Arial"/>
@@ -317,7 +298,7 @@
               <w:widowControl w:val="false"/>
               <w:numPr>
                 <w:ilvl w:val="3"/>
-                <w:numId w:val="5"/>
+                <w:numId w:val="4"/>
               </w:numPr>
               <w:rPr>
                 <w:b w:val="false"/>
@@ -359,7 +340,7 @@
               <w:widowControl w:val="false"/>
               <w:numPr>
                 <w:ilvl w:val="2"/>
-                <w:numId w:val="5"/>
+                <w:numId w:val="4"/>
               </w:numPr>
               <w:rPr>
                 <w:rFonts w:ascii="Liberation Sans" w:hAnsi="Liberation Sans" w:eastAsia="Noto Sans CJK SC Regular" w:cs="Arial"/>
@@ -392,7 +373,7 @@
               <w:widowControl w:val="false"/>
               <w:numPr>
                 <w:ilvl w:val="2"/>
-                <w:numId w:val="5"/>
+                <w:numId w:val="4"/>
               </w:numPr>
               <w:rPr>
                 <w:b w:val="false"/>
@@ -425,7 +406,7 @@
               <w:widowControl w:val="false"/>
               <w:numPr>
                 <w:ilvl w:val="2"/>
-                <w:numId w:val="5"/>
+                <w:numId w:val="4"/>
               </w:numPr>
               <w:rPr>
                 <w:rFonts w:ascii="Liberation Sans" w:hAnsi="Liberation Sans" w:eastAsia="Noto Sans CJK SC Regular" w:cs="Arial"/>
@@ -458,7 +439,7 @@
               <w:widowControl w:val="false"/>
               <w:numPr>
                 <w:ilvl w:val="2"/>
-                <w:numId w:val="5"/>
+                <w:numId w:val="4"/>
               </w:numPr>
               <w:rPr>
                 <w:rFonts w:ascii="Liberation Sans" w:hAnsi="Liberation Sans" w:eastAsia="Noto Sans CJK SC Regular" w:cs="Arial"/>
@@ -494,7 +475,7 @@
               <w:widowControl w:val="false"/>
               <w:numPr>
                 <w:ilvl w:val="3"/>
-                <w:numId w:val="5"/>
+                <w:numId w:val="4"/>
               </w:numPr>
               <w:rPr>
                 <w:rFonts w:ascii="Liberation Sans" w:hAnsi="Liberation Sans" w:eastAsia="Noto Sans CJK SC Regular" w:cs="Arial"/>
@@ -520,7 +501,7 @@
               <w:widowControl w:val="false"/>
               <w:numPr>
                 <w:ilvl w:val="3"/>
-                <w:numId w:val="5"/>
+                <w:numId w:val="4"/>
               </w:numPr>
               <w:rPr>
                 <w:rFonts w:ascii="Liberation Sans" w:hAnsi="Liberation Sans" w:eastAsia="Noto Sans CJK SC Regular" w:cs="Arial"/>
@@ -555,7 +536,7 @@
               <w:widowControl w:val="false"/>
               <w:numPr>
                 <w:ilvl w:val="2"/>
-                <w:numId w:val="5"/>
+                <w:numId w:val="4"/>
               </w:numPr>
               <w:rPr>
                 <w:rFonts w:ascii="Liberation Sans" w:hAnsi="Liberation Sans" w:eastAsia="Noto Sans CJK SC Regular" w:cs="Arial"/>
@@ -589,7 +570,7 @@
               <w:widowControl w:val="false"/>
               <w:numPr>
                 <w:ilvl w:val="2"/>
-                <w:numId w:val="5"/>
+                <w:numId w:val="4"/>
               </w:numPr>
               <w:rPr>
                 <w:rFonts w:ascii="Liberation Sans" w:hAnsi="Liberation Sans" w:eastAsia="Noto Sans CJK SC Regular" w:cs="Arial"/>
@@ -622,7 +603,7 @@
               <w:widowControl w:val="false"/>
               <w:numPr>
                 <w:ilvl w:val="3"/>
-                <w:numId w:val="5"/>
+                <w:numId w:val="4"/>
               </w:numPr>
               <w:rPr>
                 <w:rFonts w:ascii="Liberation Sans" w:hAnsi="Liberation Sans" w:eastAsia="Noto Sans CJK SC Regular" w:cs="Arial"/>
@@ -648,7 +629,7 @@
               <w:widowControl w:val="false"/>
               <w:numPr>
                 <w:ilvl w:val="3"/>
-                <w:numId w:val="5"/>
+                <w:numId w:val="4"/>
               </w:numPr>
               <w:rPr>
                 <w:rFonts w:ascii="Liberation Sans" w:hAnsi="Liberation Sans" w:eastAsia="Noto Sans CJK SC Regular" w:cs="Arial"/>
@@ -684,7 +665,7 @@
               <w:widowControl w:val="false"/>
               <w:numPr>
                 <w:ilvl w:val="3"/>
-                <w:numId w:val="5"/>
+                <w:numId w:val="4"/>
               </w:numPr>
               <w:rPr>
                 <w:rFonts w:ascii="Liberation Sans" w:hAnsi="Liberation Sans" w:eastAsia="Noto Sans CJK SC Regular" w:cs="Arial"/>
@@ -710,7 +691,7 @@
               <w:widowControl w:val="false"/>
               <w:numPr>
                 <w:ilvl w:val="3"/>
-                <w:numId w:val="5"/>
+                <w:numId w:val="4"/>
               </w:numPr>
               <w:rPr>
                 <w:rFonts w:ascii="Liberation Sans" w:hAnsi="Liberation Sans" w:eastAsia="Noto Sans CJK SC Regular" w:cs="Arial"/>
@@ -751,7 +732,7 @@
         <w:pStyle w:val="Heading1"/>
         <w:numPr>
           <w:ilvl w:val="0"/>
-          <w:numId w:val="6"/>
+          <w:numId w:val="5"/>
         </w:numPr>
         <w:spacing w:before="0" w:after="720"/>
         <w:rPr/>
@@ -950,7 +931,7 @@
         <w:pStyle w:val="Heading1"/>
         <w:numPr>
           <w:ilvl w:val="0"/>
-          <w:numId w:val="6"/>
+          <w:numId w:val="5"/>
         </w:numPr>
         <w:rPr/>
       </w:pPr>
@@ -1012,7 +993,7 @@
         <w:widowControl w:val="false"/>
         <w:numPr>
           <w:ilvl w:val="2"/>
-          <w:numId w:val="5"/>
+          <w:numId w:val="4"/>
         </w:numPr>
         <w:suppressAutoHyphens w:val="true"/>
         <w:spacing w:before="0" w:after="0"/>
@@ -1260,7 +1241,7 @@
     </w:r>
     <w:r>
       <w:rPr/>
-      <w:t>3</w:t>
+      <w:t>2</w:t>
     </w:r>
     <w:r>
       <w:rPr/>
@@ -1326,7 +1307,7 @@
     </w:r>
     <w:r>
       <w:rPr/>
-      <w:t>3</w:t>
+      <w:t>2</w:t>
     </w:r>
     <w:r>
       <w:rPr/>
@@ -1437,8 +1418,8 @@
                       <w:txbxContent>
                         <w:p>
                           <w:pPr>
-                            <w:pStyle w:val="FrameContentsuser"/>
-                            <w:overflowPunct w:val="true"/>
+                            <w:pStyle w:val="FrameContents"/>
+                            <w:overflowPunct w:val="false"/>
                             <w:jc w:val="right"/>
                             <w:rPr>
                               <w:sz w:val="12"/>
@@ -1474,8 +1455,8 @@
                 <w:txbxContent>
                   <w:p>
                     <w:pPr>
-                      <w:pStyle w:val="FrameContentsuser"/>
-                      <w:overflowPunct w:val="true"/>
+                      <w:pStyle w:val="FrameContents"/>
+                      <w:overflowPunct w:val="false"/>
                       <w:jc w:val="right"/>
                       <w:rPr>
                         <w:sz w:val="12"/>
@@ -1603,8 +1584,8 @@
                       <w:txbxContent>
                         <w:p>
                           <w:pPr>
-                            <w:pStyle w:val="FrameContentsuser"/>
-                            <w:overflowPunct w:val="true"/>
+                            <w:pStyle w:val="FrameContents"/>
+                            <w:overflowPunct w:val="false"/>
                             <w:jc w:val="right"/>
                             <w:rPr>
                               <w:sz w:val="12"/>
@@ -1640,8 +1621,8 @@
                 <w:txbxContent>
                   <w:p>
                     <w:pPr>
-                      <w:pStyle w:val="FrameContentsuser"/>
-                      <w:overflowPunct w:val="true"/>
+                      <w:pStyle w:val="FrameContents"/>
+                      <w:overflowPunct w:val="false"/>
                       <w:jc w:val="right"/>
                       <w:rPr>
                         <w:sz w:val="12"/>
@@ -1730,6 +1711,7 @@
         </w:tabs>
         <w:ind w:left="0" w:hanging="0"/>
       </w:pPr>
+      <w:rPr/>
     </w:lvl>
     <w:lvl w:ilvl="1">
       <w:start w:val="1"/>
@@ -1743,6 +1725,7 @@
         </w:tabs>
         <w:ind w:left="0" w:hanging="0"/>
       </w:pPr>
+      <w:rPr/>
     </w:lvl>
     <w:lvl w:ilvl="2">
       <w:start w:val="1"/>
@@ -1756,6 +1739,7 @@
         </w:tabs>
         <w:ind w:left="0" w:hanging="0"/>
       </w:pPr>
+      <w:rPr/>
     </w:lvl>
     <w:lvl w:ilvl="3">
       <w:start w:val="1"/>
@@ -1769,6 +1753,7 @@
         </w:tabs>
         <w:ind w:left="0" w:hanging="0"/>
       </w:pPr>
+      <w:rPr/>
     </w:lvl>
     <w:lvl w:ilvl="4">
       <w:start w:val="1"/>
@@ -1782,6 +1767,7 @@
         </w:tabs>
         <w:ind w:left="0" w:hanging="0"/>
       </w:pPr>
+      <w:rPr/>
     </w:lvl>
     <w:lvl w:ilvl="5">
       <w:start w:val="1"/>
@@ -1795,6 +1781,7 @@
         </w:tabs>
         <w:ind w:left="0" w:hanging="0"/>
       </w:pPr>
+      <w:rPr/>
     </w:lvl>
     <w:lvl w:ilvl="6">
       <w:start w:val="1"/>
@@ -1808,6 +1795,7 @@
         </w:tabs>
         <w:ind w:left="0" w:hanging="0"/>
       </w:pPr>
+      <w:rPr/>
     </w:lvl>
     <w:lvl w:ilvl="7">
       <w:start w:val="1"/>
@@ -1821,6 +1809,7 @@
         </w:tabs>
         <w:ind w:left="0" w:hanging="0"/>
       </w:pPr>
+      <w:rPr/>
     </w:lvl>
     <w:lvl w:ilvl="8">
       <w:start w:val="1"/>
@@ -1834,6 +1823,7 @@
         </w:tabs>
         <w:ind w:left="0" w:hanging="0"/>
       </w:pPr>
+      <w:rPr/>
     </w:lvl>
   </w:abstractNum>
   <w:abstractNum w:abstractNumId="2">
@@ -2361,7 +2351,6 @@
         </w:tabs>
         <w:ind w:left="0" w:hanging="0"/>
       </w:pPr>
-      <w:rPr/>
     </w:lvl>
     <w:lvl w:ilvl="1">
       <w:start w:val="1"/>
@@ -2375,7 +2364,6 @@
         </w:tabs>
         <w:ind w:left="0" w:hanging="0"/>
       </w:pPr>
-      <w:rPr/>
     </w:lvl>
     <w:lvl w:ilvl="2">
       <w:start w:val="1"/>
@@ -2389,7 +2377,6 @@
         </w:tabs>
         <w:ind w:left="0" w:hanging="0"/>
       </w:pPr>
-      <w:rPr/>
     </w:lvl>
     <w:lvl w:ilvl="3">
       <w:start w:val="1"/>
@@ -2403,7 +2390,6 @@
         </w:tabs>
         <w:ind w:left="0" w:hanging="0"/>
       </w:pPr>
-      <w:rPr/>
     </w:lvl>
     <w:lvl w:ilvl="4">
       <w:start w:val="1"/>
@@ -2417,7 +2403,6 @@
         </w:tabs>
         <w:ind w:left="0" w:hanging="0"/>
       </w:pPr>
-      <w:rPr/>
     </w:lvl>
     <w:lvl w:ilvl="5">
       <w:start w:val="1"/>
@@ -2431,7 +2416,6 @@
         </w:tabs>
         <w:ind w:left="0" w:hanging="0"/>
       </w:pPr>
-      <w:rPr/>
     </w:lvl>
     <w:lvl w:ilvl="6">
       <w:start w:val="1"/>
@@ -2445,7 +2429,6 @@
         </w:tabs>
         <w:ind w:left="0" w:hanging="0"/>
       </w:pPr>
-      <w:rPr/>
     </w:lvl>
     <w:lvl w:ilvl="7">
       <w:start w:val="1"/>
@@ -2459,7 +2442,6 @@
         </w:tabs>
         <w:ind w:left="0" w:hanging="0"/>
       </w:pPr>
-      <w:rPr/>
     </w:lvl>
     <w:lvl w:ilvl="8">
       <w:start w:val="1"/>
@@ -2473,7 +2455,6 @@
         </w:tabs>
         <w:ind w:left="0" w:hanging="0"/>
       </w:pPr>
-      <w:rPr/>
     </w:lvl>
   </w:abstractNum>
   <w:num w:numId="1">
@@ -2542,7 +2523,7 @@
     <w:pPr>
       <w:numPr>
         <w:ilvl w:val="0"/>
-        <w:numId w:val="4"/>
+        <w:numId w:val="3"/>
       </w:numPr>
       <w:spacing w:before="1440" w:after="720"/>
       <w:outlineLvl w:val="0"/>
@@ -2562,7 +2543,7 @@
     <w:pPr>
       <w:numPr>
         <w:ilvl w:val="1"/>
-        <w:numId w:val="2"/>
+        <w:numId w:val="1"/>
       </w:numPr>
       <w:spacing w:before="576" w:after="288"/>
       <w:outlineLvl w:val="1"/>
@@ -2582,7 +2563,7 @@
       <w:widowControl w:val="false"/>
       <w:numPr>
         <w:ilvl w:val="2"/>
-        <w:numId w:val="5"/>
+        <w:numId w:val="4"/>
       </w:numPr>
       <w:suppressAutoHyphens w:val="true"/>
       <w:spacing w:before="0" w:after="0"/>
@@ -2603,7 +2584,7 @@
     <w:pPr>
       <w:numPr>
         <w:ilvl w:val="3"/>
-        <w:numId w:val="3"/>
+        <w:numId w:val="2"/>
       </w:numPr>
       <w:spacing w:before="120" w:after="120"/>
       <w:outlineLvl w:val="3"/>
@@ -2695,8 +2676,8 @@
     </w:pPr>
     <w:rPr/>
   </w:style>
-  <w:style w:type="paragraph" w:styleId="BlockQuotationuser">
-    <w:name w:val="Block Quotation (user)"/>
+  <w:style w:type="paragraph" w:styleId="BlockQuotation">
+    <w:name w:val="Block Quotation"/>
     <w:basedOn w:val="Normal"/>
     <w:qFormat/>
     <w:pPr>
@@ -2777,7 +2758,7 @@
     <w:pPr>
       <w:suppressLineNumbers/>
       <w:tabs>
-        <w:tab w:val="clear" w:pos="709"/>
+        <w:tab w:val="clear" w:pos="643"/>
         <w:tab w:val="center" w:pos="4819" w:leader="none"/>
         <w:tab w:val="right" w:pos="9638" w:leader="none"/>
       </w:tabs>
@@ -2800,15 +2781,15 @@
     </w:pPr>
     <w:rPr/>
   </w:style>
-  <w:style w:type="paragraph" w:styleId="FrameContentsuser">
-    <w:name w:val="Frame Contents (user)"/>
+  <w:style w:type="paragraph" w:styleId="FrameContents">
+    <w:name w:val="Frame Contents"/>
     <w:basedOn w:val="Normal"/>
     <w:qFormat/>
     <w:pPr/>
     <w:rPr/>
   </w:style>
-  <w:style w:type="paragraph" w:styleId="FrameContents">
-    <w:name w:val="Frame Contents"/>
+  <w:style w:type="paragraph" w:styleId="FrameContentsuser">
+    <w:name w:val="Frame Contents (user)"/>
     <w:basedOn w:val="Normal"/>
     <w:qFormat/>
     <w:pPr/>

--- a/document-merge-service/kt_so/templatefiles/signatures.docx
+++ b/document-merge-service/kt_so/templatefiles/signatures.docx
@@ -1,6 +1,6 @@
 
 <file path=word/document.xml><?xml version="1.0" encoding="utf-8"?>
-<w:document xmlns:o="urn:schemas-microsoft-com:office:office" xmlns:r="http://schemas.openxmlformats.org/officeDocument/2006/relationships" xmlns:v="urn:schemas-microsoft-com:vml" xmlns:w="http://schemas.openxmlformats.org/wordprocessingml/2006/main" xmlns:w10="urn:schemas-microsoft-com:office:word" xmlns:wp="http://schemas.openxmlformats.org/drawingml/2006/wordprocessingDrawing" xmlns:wps="http://schemas.microsoft.com/office/word/2010/wordprocessingShape" xmlns:wpg="http://schemas.microsoft.com/office/word/2010/wordprocessingGroup" xmlns:mc="http://schemas.openxmlformats.org/markup-compatibility/2006" xmlns:wp14="http://schemas.microsoft.com/office/word/2010/wordprocessingDrawing" xmlns:w14="http://schemas.microsoft.com/office/word/2010/wordml" xmlns:w15="http://schemas.microsoft.com/office/word/2012/wordml" mc:Ignorable="w14 wp14 w15">
+<w:document xmlns:o="urn:schemas-microsoft-com:office:office" xmlns:r="http://schemas.openxmlformats.org/officeDocument/2006/relationships" xmlns:v="urn:schemas-microsoft-com:vml" xmlns:w="http://schemas.openxmlformats.org/wordprocessingml/2006/main" xmlns:w10="urn:schemas-microsoft-com:office:word" xmlns:wp="http://schemas.openxmlformats.org/drawingml/2006/wordprocessingDrawing" xmlns:pic="http://schemas.openxmlformats.org/drawingml/2006/picture" xmlns:wps="http://schemas.microsoft.com/office/word/2010/wordprocessingShape" xmlns:wpg="http://schemas.microsoft.com/office/word/2010/wordprocessingGroup" xmlns:mc="http://schemas.openxmlformats.org/markup-compatibility/2006" xmlns:wp14="http://schemas.microsoft.com/office/word/2010/wordprocessingDrawing" xmlns:w14="http://schemas.microsoft.com/office/word/2010/wordml" xmlns:w15="http://schemas.microsoft.com/office/word/2012/wordml" mc:Ignorable="w14 wp14 w15">
   <w:body>
     <w:p>
       <w:pPr>
@@ -646,7 +646,7 @@
               <w:rPr>
                 <w:lang w:val="fr-CH" w:eastAsia="zh-CN" w:bidi="hi-IN"/>
               </w:rPr>
-              <w:t>{% endif %}{% endfor %}{% elif applicants %}Gesuchsteller/in ist Grundeigentümer/in{% else %}-{% endif%}</w:t>
+              <w:t>{% endif %}{% endfor %}{% elif applicants %}Gesuchsteller/in (Bauherrschaft) ist Grundeigentümer/in{% else %}-{% endif%}</w:t>
             </w:r>
           </w:p>
         </w:tc>
@@ -708,7 +708,7 @@
               <w:rPr>
                 <w:lang w:val="fr-CH" w:eastAsia="zh-CN" w:bidi="hi-IN"/>
               </w:rPr>
-              <w:t>{% endif %}{% endfor %}{% elif applicants %}Gesuchsteller/in ist Projektverfasser/in{% else %}-{% endif%}</w:t>
+              <w:t>{% endif %}{% endfor %}{% elif applicants %}Gesuchsteller/in (Bauherrschaft) ist Projektverfasser/in{% else %}-{% endif%}</w:t>
             </w:r>
           </w:p>
         </w:tc>
@@ -1133,230 +1133,6 @@
       </w:pPr>
       <w:r>
         <w:rPr/>
-        <w:t>{% if person.representationJuristicName or person.representationFamilyName or person.representationGivenName %}</w:t>
-      </w:r>
-    </w:p>
-    <w:p>
-      <w:pPr>
-        <w:pStyle w:val="Heading3"/>
-        <w:widowControl w:val="false"/>
-        <w:numPr>
-          <w:ilvl w:val="2"/>
-          <w:numId w:val="4"/>
-        </w:numPr>
-        <w:suppressAutoHyphens w:val="true"/>
-        <w:spacing w:before="0" w:after="0"/>
-        <w:ind w:hanging="0" w:left="0" w:right="0"/>
-        <w:rPr/>
-      </w:pPr>
-      <w:r>
-        <w:rPr/>
-        <w:t>Vertreten durch - {% if person.representation</w:t>
-      </w:r>
-      <w:r>
-        <w:rPr/>
-        <w:t>J</w:t>
-      </w:r>
-      <w:r>
-        <w:rPr/>
-        <w:t>uristicName %}</w:t>
-      </w:r>
-    </w:p>
-    <w:p>
-      <w:pPr>
-        <w:pStyle w:val="Heading3"/>
-        <w:widowControl w:val="false"/>
-        <w:numPr>
-          <w:ilvl w:val="2"/>
-          <w:numId w:val="4"/>
-        </w:numPr>
-        <w:suppressAutoHyphens w:val="true"/>
-        <w:spacing w:before="0" w:after="0"/>
-        <w:ind w:hanging="0" w:left="0" w:right="0"/>
-        <w:rPr/>
-      </w:pPr>
-      <w:r>
-        <w:rPr/>
-        <w:t>{{ person.</w:t>
-      </w:r>
-      <w:r>
-        <w:rPr/>
-        <w:t>representationJ</w:t>
-      </w:r>
-      <w:r>
-        <w:rPr/>
-        <w:t xml:space="preserve">uristicName }}, </w:t>
-      </w:r>
-      <w:r>
-        <w:rPr/>
-        <w:t>{{person.representationGivenName}} {{person.representationFamilyName}}</w:t>
-      </w:r>
-      <w:r>
-        <w:rPr/>
-        <w:t xml:space="preserve">{% </w:t>
-      </w:r>
-      <w:r>
-        <w:rPr/>
-        <w:t>else</w:t>
-      </w:r>
-      <w:r>
-        <w:rPr/>
-        <w:t xml:space="preserve"> %}{{ person.</w:t>
-      </w:r>
-      <w:r>
-        <w:rPr/>
-        <w:t>representationG</w:t>
-      </w:r>
-      <w:r>
-        <w:rPr/>
-        <w:t>ivenName }} {{ person.</w:t>
-      </w:r>
-      <w:r>
-        <w:rPr/>
-        <w:t>representationF</w:t>
-      </w:r>
-      <w:r>
-        <w:rPr/>
-        <w:t>amilyName }}{% endif %}</w:t>
-      </w:r>
-    </w:p>
-    <w:tbl>
-      <w:tblPr>
-        <w:tblW w:w="8910" w:type="dxa"/>
-        <w:jc w:val="left"/>
-        <w:tblInd w:w="0" w:type="dxa"/>
-        <w:tblLayout w:type="fixed"/>
-        <w:tblCellMar>
-          <w:top w:w="173" w:type="dxa"/>
-          <w:left w:w="173" w:type="dxa"/>
-          <w:bottom w:w="173" w:type="dxa"/>
-          <w:right w:w="173" w:type="dxa"/>
-        </w:tblCellMar>
-        <w:tblLook w:val="04a0" w:noHBand="0" w:noVBand="1" w:firstColumn="1" w:lastRow="0" w:lastColumn="0" w:firstRow="1"/>
-      </w:tblPr>
-      <w:tblGrid>
-        <w:gridCol w:w="4947"/>
-        <w:gridCol w:w="3962"/>
-      </w:tblGrid>
-      <w:tr>
-        <w:trPr/>
-        <w:tc>
-          <w:tcPr>
-            <w:tcW w:w="4947" w:type="dxa"/>
-            <w:tcBorders/>
-            <w:shd w:color="auto" w:fill="DDDDDD" w:val="clear"/>
-          </w:tcPr>
-          <w:p>
-            <w:pPr>
-              <w:pStyle w:val="TableContents"/>
-              <w:widowControl w:val="false"/>
-              <w:rPr/>
-            </w:pPr>
-            <w:r>
-              <w:rPr/>
-              <w:t>{{ signatureMetadata }}</w:t>
-            </w:r>
-          </w:p>
-          <w:p>
-            <w:pPr>
-              <w:pStyle w:val="TableContents"/>
-              <w:widowControl w:val="false"/>
-              <w:pBdr>
-                <w:bottom w:val="dotted" w:sz="2" w:space="8" w:color="000000"/>
-              </w:pBdr>
-              <w:suppressAutoHyphens w:val="true"/>
-              <w:rPr>
-                <w:rFonts w:ascii="Liberation Sans" w:hAnsi="Liberation Sans"/>
-                <w:sz w:val="18"/>
-                <w:szCs w:val="18"/>
-              </w:rPr>
-            </w:pPr>
-            <w:r>
-              <w:rPr>
-                <w:rFonts w:ascii="Liberation Sans" w:hAnsi="Liberation Sans"/>
-                <w:sz w:val="18"/>
-                <w:szCs w:val="18"/>
-              </w:rPr>
-            </w:r>
-          </w:p>
-        </w:tc>
-        <w:tc>
-          <w:tcPr>
-            <w:tcW w:w="3962" w:type="dxa"/>
-            <w:tcBorders/>
-            <w:shd w:color="auto" w:fill="DDDDDD" w:val="clear"/>
-          </w:tcPr>
-          <w:p>
-            <w:pPr>
-              <w:pStyle w:val="TableContents"/>
-              <w:widowControl w:val="false"/>
-              <w:rPr/>
-            </w:pPr>
-            <w:r>
-              <w:rPr/>
-              <w:t>{{ signatureTitle }}</w:t>
-            </w:r>
-          </w:p>
-          <w:p>
-            <w:pPr>
-              <w:pStyle w:val="TableContents"/>
-              <w:widowControl w:val="false"/>
-              <w:pBdr>
-                <w:bottom w:val="dotted" w:sz="2" w:space="8" w:color="000000"/>
-              </w:pBdr>
-              <w:suppressAutoHyphens w:val="true"/>
-              <w:rPr>
-                <w:rFonts w:ascii="Liberation Sans" w:hAnsi="Liberation Sans"/>
-                <w:sz w:val="18"/>
-                <w:szCs w:val="18"/>
-              </w:rPr>
-            </w:pPr>
-            <w:r>
-              <w:rPr>
-                <w:rFonts w:ascii="Liberation Sans" w:hAnsi="Liberation Sans"/>
-                <w:sz w:val="18"/>
-                <w:szCs w:val="18"/>
-              </w:rPr>
-            </w:r>
-          </w:p>
-        </w:tc>
-      </w:tr>
-    </w:tbl>
-    <w:p>
-      <w:pPr>
-        <w:pStyle w:val="Normal"/>
-        <w:rPr/>
-      </w:pPr>
-      <w:r>
-        <w:rPr/>
-      </w:r>
-    </w:p>
-    <w:p>
-      <w:pPr>
-        <w:pStyle w:val="Normal"/>
-        <w:rPr/>
-      </w:pPr>
-      <w:r>
-        <w:rPr/>
-        <w:t>{% endif %}</w:t>
-      </w:r>
-    </w:p>
-    <w:p>
-      <w:pPr>
-        <w:pStyle w:val="Normal"/>
-        <w:rPr/>
-      </w:pPr>
-      <w:r>
-        <w:rPr/>
-      </w:r>
-    </w:p>
-    <w:p>
-      <w:pPr>
-        <w:pStyle w:val="Normal"/>
-        <w:rPr/>
-      </w:pPr>
-      <w:r>
-        <w:rPr/>
         <w:t>{%p endfor %}</w:t>
       </w:r>
     </w:p>
@@ -1429,7 +1205,7 @@
 </file>
 
 <file path=word/footer1.xml><?xml version="1.0" encoding="utf-8"?>
-<w:ftr xmlns:o="urn:schemas-microsoft-com:office:office" xmlns:r="http://schemas.openxmlformats.org/officeDocument/2006/relationships" xmlns:v="urn:schemas-microsoft-com:vml" xmlns:w="http://schemas.openxmlformats.org/wordprocessingml/2006/main" xmlns:w10="urn:schemas-microsoft-com:office:word" xmlns:wp="http://schemas.openxmlformats.org/drawingml/2006/wordprocessingDrawing" xmlns:wps="http://schemas.microsoft.com/office/word/2010/wordprocessingShape" xmlns:wpg="http://schemas.microsoft.com/office/word/2010/wordprocessingGroup" xmlns:mc="http://schemas.openxmlformats.org/markup-compatibility/2006" xmlns:wp14="http://schemas.microsoft.com/office/word/2010/wordprocessingDrawing" xmlns:w14="http://schemas.microsoft.com/office/word/2010/wordml" xmlns:w15="http://schemas.microsoft.com/office/word/2012/wordml" mc:Ignorable="w14 wp14 w15">
+<w:ftr xmlns:o="urn:schemas-microsoft-com:office:office" xmlns:r="http://schemas.openxmlformats.org/officeDocument/2006/relationships" xmlns:v="urn:schemas-microsoft-com:vml" xmlns:w="http://schemas.openxmlformats.org/wordprocessingml/2006/main" xmlns:w10="urn:schemas-microsoft-com:office:word" xmlns:wp="http://schemas.openxmlformats.org/drawingml/2006/wordprocessingDrawing" xmlns:pic="http://schemas.openxmlformats.org/drawingml/2006/picture" xmlns:wps="http://schemas.microsoft.com/office/word/2010/wordprocessingShape" xmlns:wpg="http://schemas.microsoft.com/office/word/2010/wordprocessingGroup" xmlns:mc="http://schemas.openxmlformats.org/markup-compatibility/2006" xmlns:wp14="http://schemas.microsoft.com/office/word/2010/wordprocessingDrawing" xmlns:w14="http://schemas.microsoft.com/office/word/2010/wordml" xmlns:w15="http://schemas.microsoft.com/office/word/2012/wordml" mc:Ignorable="w14 wp14 w15">
   <w:p>
     <w:pPr>
       <w:pStyle w:val="Footer"/>
@@ -1443,7 +1219,7 @@
 </file>
 
 <file path=word/footer2.xml><?xml version="1.0" encoding="utf-8"?>
-<w:ftr xmlns:o="urn:schemas-microsoft-com:office:office" xmlns:r="http://schemas.openxmlformats.org/officeDocument/2006/relationships" xmlns:v="urn:schemas-microsoft-com:vml" xmlns:w="http://schemas.openxmlformats.org/wordprocessingml/2006/main" xmlns:w10="urn:schemas-microsoft-com:office:word" xmlns:wp="http://schemas.openxmlformats.org/drawingml/2006/wordprocessingDrawing" xmlns:wps="http://schemas.microsoft.com/office/word/2010/wordprocessingShape" xmlns:wpg="http://schemas.microsoft.com/office/word/2010/wordprocessingGroup" xmlns:mc="http://schemas.openxmlformats.org/markup-compatibility/2006" xmlns:wp14="http://schemas.microsoft.com/office/word/2010/wordprocessingDrawing" xmlns:w14="http://schemas.microsoft.com/office/word/2010/wordml" xmlns:w15="http://schemas.microsoft.com/office/word/2012/wordml" mc:Ignorable="w14 wp14 w15">
+<w:ftr xmlns:o="urn:schemas-microsoft-com:office:office" xmlns:r="http://schemas.openxmlformats.org/officeDocument/2006/relationships" xmlns:v="urn:schemas-microsoft-com:vml" xmlns:w="http://schemas.openxmlformats.org/wordprocessingml/2006/main" xmlns:w10="urn:schemas-microsoft-com:office:word" xmlns:wp="http://schemas.openxmlformats.org/drawingml/2006/wordprocessingDrawing" xmlns:pic="http://schemas.openxmlformats.org/drawingml/2006/picture" xmlns:wps="http://schemas.microsoft.com/office/word/2010/wordprocessingShape" xmlns:wpg="http://schemas.microsoft.com/office/word/2010/wordprocessingGroup" xmlns:mc="http://schemas.openxmlformats.org/markup-compatibility/2006" xmlns:wp14="http://schemas.microsoft.com/office/word/2010/wordprocessingDrawing" xmlns:w14="http://schemas.microsoft.com/office/word/2010/wordml" xmlns:w15="http://schemas.microsoft.com/office/word/2012/wordml" mc:Ignorable="w14 wp14 w15">
   <w:p>
     <w:pPr>
       <w:pStyle w:val="Footer"/>
@@ -1465,7 +1241,7 @@
     </w:r>
     <w:r>
       <w:rPr/>
-      <w:t>4</w:t>
+      <w:t>2</w:t>
     </w:r>
     <w:r>
       <w:rPr/>
@@ -1493,7 +1269,7 @@
     </w:r>
     <w:r>
       <w:rPr/>
-      <w:t>4</w:t>
+      <w:t>3</w:t>
     </w:r>
     <w:r>
       <w:rPr/>
@@ -1509,7 +1285,7 @@
 </file>
 
 <file path=word/footer3.xml><?xml version="1.0" encoding="utf-8"?>
-<w:ftr xmlns:o="urn:schemas-microsoft-com:office:office" xmlns:r="http://schemas.openxmlformats.org/officeDocument/2006/relationships" xmlns:v="urn:schemas-microsoft-com:vml" xmlns:w="http://schemas.openxmlformats.org/wordprocessingml/2006/main" xmlns:w10="urn:schemas-microsoft-com:office:word" xmlns:wp="http://schemas.openxmlformats.org/drawingml/2006/wordprocessingDrawing" xmlns:wps="http://schemas.microsoft.com/office/word/2010/wordprocessingShape" xmlns:wpg="http://schemas.microsoft.com/office/word/2010/wordprocessingGroup" xmlns:mc="http://schemas.openxmlformats.org/markup-compatibility/2006" xmlns:wp14="http://schemas.microsoft.com/office/word/2010/wordprocessingDrawing" xmlns:w14="http://schemas.microsoft.com/office/word/2010/wordml" xmlns:w15="http://schemas.microsoft.com/office/word/2012/wordml" mc:Ignorable="w14 wp14 w15">
+<w:ftr xmlns:o="urn:schemas-microsoft-com:office:office" xmlns:r="http://schemas.openxmlformats.org/officeDocument/2006/relationships" xmlns:v="urn:schemas-microsoft-com:vml" xmlns:w="http://schemas.openxmlformats.org/wordprocessingml/2006/main" xmlns:w10="urn:schemas-microsoft-com:office:word" xmlns:wp="http://schemas.openxmlformats.org/drawingml/2006/wordprocessingDrawing" xmlns:pic="http://schemas.openxmlformats.org/drawingml/2006/picture" xmlns:wps="http://schemas.microsoft.com/office/word/2010/wordprocessingShape" xmlns:wpg="http://schemas.microsoft.com/office/word/2010/wordprocessingGroup" xmlns:mc="http://schemas.openxmlformats.org/markup-compatibility/2006" xmlns:wp14="http://schemas.microsoft.com/office/word/2010/wordprocessingDrawing" xmlns:w14="http://schemas.microsoft.com/office/word/2010/wordml" xmlns:w15="http://schemas.microsoft.com/office/word/2012/wordml" mc:Ignorable="w14 wp14 w15">
   <w:p>
     <w:pPr>
       <w:pStyle w:val="Footer"/>
@@ -1531,7 +1307,7 @@
     </w:r>
     <w:r>
       <w:rPr/>
-      <w:t>4</w:t>
+      <w:t>2</w:t>
     </w:r>
     <w:r>
       <w:rPr/>
@@ -1559,7 +1335,7 @@
     </w:r>
     <w:r>
       <w:rPr/>
-      <w:t>4</w:t>
+      <w:t>3</w:t>
     </w:r>
     <w:r>
       <w:rPr/>
@@ -1575,7 +1351,7 @@
 </file>
 
 <file path=word/header1.xml><?xml version="1.0" encoding="utf-8"?>
-<w:hdr xmlns:o="urn:schemas-microsoft-com:office:office" xmlns:r="http://schemas.openxmlformats.org/officeDocument/2006/relationships" xmlns:v="urn:schemas-microsoft-com:vml" xmlns:w="http://schemas.openxmlformats.org/wordprocessingml/2006/main" xmlns:w10="urn:schemas-microsoft-com:office:word" xmlns:wp="http://schemas.openxmlformats.org/drawingml/2006/wordprocessingDrawing" xmlns:wps="http://schemas.microsoft.com/office/word/2010/wordprocessingShape" xmlns:wpg="http://schemas.microsoft.com/office/word/2010/wordprocessingGroup" xmlns:mc="http://schemas.openxmlformats.org/markup-compatibility/2006" xmlns:wp14="http://schemas.microsoft.com/office/word/2010/wordprocessingDrawing" xmlns:w14="http://schemas.microsoft.com/office/word/2010/wordml" xmlns:w15="http://schemas.microsoft.com/office/word/2012/wordml" mc:Ignorable="w14 wp14 w15">
+<w:hdr xmlns:o="urn:schemas-microsoft-com:office:office" xmlns:r="http://schemas.openxmlformats.org/officeDocument/2006/relationships" xmlns:v="urn:schemas-microsoft-com:vml" xmlns:w="http://schemas.openxmlformats.org/wordprocessingml/2006/main" xmlns:w10="urn:schemas-microsoft-com:office:word" xmlns:wp="http://schemas.openxmlformats.org/drawingml/2006/wordprocessingDrawing" xmlns:pic="http://schemas.openxmlformats.org/drawingml/2006/picture" xmlns:wps="http://schemas.microsoft.com/office/word/2010/wordprocessingShape" xmlns:wpg="http://schemas.microsoft.com/office/word/2010/wordprocessingGroup" xmlns:mc="http://schemas.openxmlformats.org/markup-compatibility/2006" xmlns:wp14="http://schemas.microsoft.com/office/word/2010/wordprocessingDrawing" xmlns:w14="http://schemas.microsoft.com/office/word/2010/wordml" xmlns:w15="http://schemas.microsoft.com/office/word/2012/wordml" mc:Ignorable="w14 wp14 w15">
   <w:p>
     <w:pPr>
       <w:pStyle w:val="Header"/>
@@ -1589,7 +1365,7 @@
 </file>
 
 <file path=word/header2.xml><?xml version="1.0" encoding="utf-8"?>
-<w:hdr xmlns:o="urn:schemas-microsoft-com:office:office" xmlns:r="http://schemas.openxmlformats.org/officeDocument/2006/relationships" xmlns:v="urn:schemas-microsoft-com:vml" xmlns:w="http://schemas.openxmlformats.org/wordprocessingml/2006/main" xmlns:w10="urn:schemas-microsoft-com:office:word" xmlns:wp="http://schemas.openxmlformats.org/drawingml/2006/wordprocessingDrawing" xmlns:wps="http://schemas.microsoft.com/office/word/2010/wordprocessingShape" xmlns:wpg="http://schemas.microsoft.com/office/word/2010/wordprocessingGroup" xmlns:mc="http://schemas.openxmlformats.org/markup-compatibility/2006" xmlns:wp14="http://schemas.microsoft.com/office/word/2010/wordprocessingDrawing" xmlns:w14="http://schemas.microsoft.com/office/word/2010/wordml" xmlns:w15="http://schemas.microsoft.com/office/word/2012/wordml" mc:Ignorable="w14 wp14 w15">
+<w:hdr xmlns:o="urn:schemas-microsoft-com:office:office" xmlns:r="http://schemas.openxmlformats.org/officeDocument/2006/relationships" xmlns:v="urn:schemas-microsoft-com:vml" xmlns:w="http://schemas.openxmlformats.org/wordprocessingml/2006/main" xmlns:w10="urn:schemas-microsoft-com:office:word" xmlns:wp="http://schemas.openxmlformats.org/drawingml/2006/wordprocessingDrawing" xmlns:pic="http://schemas.openxmlformats.org/drawingml/2006/picture" xmlns:wps="http://schemas.microsoft.com/office/word/2010/wordprocessingShape" xmlns:wpg="http://schemas.microsoft.com/office/word/2010/wordprocessingGroup" xmlns:mc="http://schemas.openxmlformats.org/markup-compatibility/2006" xmlns:wp14="http://schemas.microsoft.com/office/word/2010/wordprocessingDrawing" xmlns:w14="http://schemas.microsoft.com/office/word/2010/wordml" xmlns:w15="http://schemas.microsoft.com/office/word/2012/wordml" mc:Ignorable="w14 wp14 w15">
   <w:p>
     <w:pPr>
       <w:pStyle w:val="Header"/>
@@ -1603,7 +1379,7 @@
       <mc:AlternateContent>
         <mc:Choice Requires="wps">
           <w:drawing>
-            <wp:anchor behindDoc="1" distT="0" distB="0" distL="0" distR="0" simplePos="0" locked="0" layoutInCell="1" allowOverlap="1" relativeHeight="7">
+            <wp:anchor behindDoc="1" distT="0" distB="0" distL="0" distR="0" simplePos="0" locked="0" layoutInCell="0" allowOverlap="1" relativeHeight="4">
               <wp:simplePos x="0" y="0"/>
               <wp:positionH relativeFrom="column">
                 <wp:align>right</wp:align>
@@ -1704,7 +1480,7 @@
         </mc:Fallback>
       </mc:AlternateContent>
       <w:drawing>
-        <wp:anchor behindDoc="1" distT="0" distB="0" distL="0" distR="0" simplePos="0" locked="0" layoutInCell="0" allowOverlap="1" relativeHeight="11">
+        <wp:anchor behindDoc="1" distT="0" distB="0" distL="0" distR="0" simplePos="0" locked="0" layoutInCell="0" allowOverlap="1" relativeHeight="7">
           <wp:simplePos x="0" y="0"/>
           <wp:positionH relativeFrom="column">
             <wp:posOffset>0</wp:posOffset>
@@ -1742,6 +1518,7 @@
                   <a:prstGeom prst="rect">
                     <a:avLst/>
                   </a:prstGeom>
+                  <a:noFill/>
                 </pic:spPr>
               </pic:pic>
             </a:graphicData>
@@ -1754,7 +1531,7 @@
 </file>
 
 <file path=word/header3.xml><?xml version="1.0" encoding="utf-8"?>
-<w:hdr xmlns:o="urn:schemas-microsoft-com:office:office" xmlns:r="http://schemas.openxmlformats.org/officeDocument/2006/relationships" xmlns:v="urn:schemas-microsoft-com:vml" xmlns:w="http://schemas.openxmlformats.org/wordprocessingml/2006/main" xmlns:w10="urn:schemas-microsoft-com:office:word" xmlns:wp="http://schemas.openxmlformats.org/drawingml/2006/wordprocessingDrawing" xmlns:wps="http://schemas.microsoft.com/office/word/2010/wordprocessingShape" xmlns:wpg="http://schemas.microsoft.com/office/word/2010/wordprocessingGroup" xmlns:mc="http://schemas.openxmlformats.org/markup-compatibility/2006" xmlns:wp14="http://schemas.microsoft.com/office/word/2010/wordprocessingDrawing" xmlns:w14="http://schemas.microsoft.com/office/word/2010/wordml" xmlns:w15="http://schemas.microsoft.com/office/word/2012/wordml" mc:Ignorable="w14 wp14 w15">
+<w:hdr xmlns:o="urn:schemas-microsoft-com:office:office" xmlns:r="http://schemas.openxmlformats.org/officeDocument/2006/relationships" xmlns:v="urn:schemas-microsoft-com:vml" xmlns:w="http://schemas.openxmlformats.org/wordprocessingml/2006/main" xmlns:w10="urn:schemas-microsoft-com:office:word" xmlns:wp="http://schemas.openxmlformats.org/drawingml/2006/wordprocessingDrawing" xmlns:pic="http://schemas.openxmlformats.org/drawingml/2006/picture" xmlns:wps="http://schemas.microsoft.com/office/word/2010/wordprocessingShape" xmlns:wpg="http://schemas.microsoft.com/office/word/2010/wordprocessingGroup" xmlns:mc="http://schemas.openxmlformats.org/markup-compatibility/2006" xmlns:wp14="http://schemas.microsoft.com/office/word/2010/wordprocessingDrawing" xmlns:w14="http://schemas.microsoft.com/office/word/2010/wordml" xmlns:w15="http://schemas.microsoft.com/office/word/2012/wordml" mc:Ignorable="w14 wp14 w15">
   <w:p>
     <w:pPr>
       <w:pStyle w:val="Header"/>
@@ -1768,7 +1545,7 @@
       <mc:AlternateContent>
         <mc:Choice Requires="wps">
           <w:drawing>
-            <wp:anchor behindDoc="1" distT="0" distB="0" distL="0" distR="0" simplePos="0" locked="0" layoutInCell="1" allowOverlap="1" relativeHeight="7">
+            <wp:anchor behindDoc="1" distT="0" distB="0" distL="0" distR="0" simplePos="0" locked="0" layoutInCell="0" allowOverlap="1" relativeHeight="4">
               <wp:simplePos x="0" y="0"/>
               <wp:positionH relativeFrom="column">
                 <wp:align>right</wp:align>
@@ -1869,7 +1646,7 @@
         </mc:Fallback>
       </mc:AlternateContent>
       <w:drawing>
-        <wp:anchor behindDoc="1" distT="0" distB="0" distL="0" distR="0" simplePos="0" locked="0" layoutInCell="0" allowOverlap="1" relativeHeight="11">
+        <wp:anchor behindDoc="1" distT="0" distB="0" distL="0" distR="0" simplePos="0" locked="0" layoutInCell="0" allowOverlap="1" relativeHeight="7">
           <wp:simplePos x="0" y="0"/>
           <wp:positionH relativeFrom="column">
             <wp:posOffset>0</wp:posOffset>
@@ -1907,6 +1684,7 @@
                   <a:prstGeom prst="rect">
                     <a:avLst/>
                   </a:prstGeom>
+                  <a:noFill/>
                 </pic:spPr>
               </pic:pic>
             </a:graphicData>
@@ -2738,7 +2516,7 @@
     </w:rPr>
   </w:style>
   <w:style w:type="paragraph" w:styleId="Heading1">
-    <w:name w:val="Heading 1"/>
+    <w:name w:val="heading 1"/>
     <w:basedOn w:val="Heading"/>
     <w:next w:val="BodyText"/>
     <w:qFormat/>
@@ -2758,7 +2536,7 @@
     </w:rPr>
   </w:style>
   <w:style w:type="paragraph" w:styleId="Heading2">
-    <w:name w:val="Heading 2"/>
+    <w:name w:val="heading 2"/>
     <w:basedOn w:val="Heading"/>
     <w:next w:val="BodyText"/>
     <w:qFormat/>
@@ -2778,7 +2556,7 @@
     </w:rPr>
   </w:style>
   <w:style w:type="paragraph" w:styleId="Heading3">
-    <w:name w:val="Heading 3"/>
+    <w:name w:val="heading 3"/>
     <w:basedOn w:val="Heading"/>
     <w:qFormat/>
     <w:pPr>
@@ -2799,7 +2577,7 @@
     </w:rPr>
   </w:style>
   <w:style w:type="paragraph" w:styleId="Heading4">
-    <w:name w:val="Heading 4"/>
+    <w:name w:val="heading 4"/>
     <w:basedOn w:val="Heading"/>
     <w:next w:val="BodyText"/>
     <w:qFormat/>
@@ -2853,7 +2631,7 @@
     </w:rPr>
   </w:style>
   <w:style w:type="paragraph" w:styleId="Caption">
-    <w:name w:val="Caption"/>
+    <w:name w:val="caption"/>
     <w:basedOn w:val="Normal"/>
     <w:qFormat/>
     <w:pPr>
@@ -2909,7 +2687,7 @@
     <w:rPr/>
   </w:style>
   <w:style w:type="paragraph" w:styleId="EnvelopeReturn">
-    <w:name w:val="Envelope Return"/>
+    <w:name w:val="envelope return"/>
     <w:basedOn w:val="Normal"/>
     <w:pPr>
       <w:suppressLineNumbers/>
@@ -2988,7 +2766,7 @@
     <w:rPr/>
   </w:style>
   <w:style w:type="paragraph" w:styleId="Header">
-    <w:name w:val="Header"/>
+    <w:name w:val="header"/>
     <w:basedOn w:val="HeaderandFooter"/>
     <w:pPr>
       <w:suppressLineNumbers/>
@@ -2996,7 +2774,7 @@
     <w:rPr/>
   </w:style>
   <w:style w:type="paragraph" w:styleId="Footer">
-    <w:name w:val="Footer"/>
+    <w:name w:val="footer"/>
     <w:basedOn w:val="HeaderandFooter"/>
     <w:pPr>
       <w:suppressLineNumbers/>
@@ -3005,6 +2783,13 @@
   </w:style>
   <w:style w:type="paragraph" w:styleId="FrameContents">
     <w:name w:val="Frame Contents"/>
+    <w:basedOn w:val="Normal"/>
+    <w:qFormat/>
+    <w:pPr/>
+    <w:rPr/>
+  </w:style>
+  <w:style w:type="paragraph" w:styleId="FrameContentsuser">
+    <w:name w:val="Frame Contents (user)"/>
     <w:basedOn w:val="Normal"/>
     <w:qFormat/>
     <w:pPr/>

--- a/document-merge-service/kt_so/templatefiles/signatures.docx
+++ b/document-merge-service/kt_so/templatefiles/signatures.docx
@@ -1,6 +1,6 @@
 
 <file path=word/document.xml><?xml version="1.0" encoding="utf-8"?>
-<w:document xmlns:o="urn:schemas-microsoft-com:office:office" xmlns:r="http://schemas.openxmlformats.org/officeDocument/2006/relationships" xmlns:v="urn:schemas-microsoft-com:vml" xmlns:w="http://schemas.openxmlformats.org/wordprocessingml/2006/main" xmlns:w10="urn:schemas-microsoft-com:office:word" xmlns:wp="http://schemas.openxmlformats.org/drawingml/2006/wordprocessingDrawing" xmlns:pic="http://schemas.openxmlformats.org/drawingml/2006/picture" xmlns:wps="http://schemas.microsoft.com/office/word/2010/wordprocessingShape" xmlns:wpg="http://schemas.microsoft.com/office/word/2010/wordprocessingGroup" xmlns:mc="http://schemas.openxmlformats.org/markup-compatibility/2006" xmlns:wp14="http://schemas.microsoft.com/office/word/2010/wordprocessingDrawing" xmlns:w14="http://schemas.microsoft.com/office/word/2010/wordml" xmlns:w15="http://schemas.microsoft.com/office/word/2012/wordml" mc:Ignorable="w14 wp14 w15">
+<w:document xmlns:o="urn:schemas-microsoft-com:office:office" xmlns:r="http://schemas.openxmlformats.org/officeDocument/2006/relationships" xmlns:v="urn:schemas-microsoft-com:vml" xmlns:w="http://schemas.openxmlformats.org/wordprocessingml/2006/main" xmlns:w10="urn:schemas-microsoft-com:office:word" xmlns:wp="http://schemas.openxmlformats.org/drawingml/2006/wordprocessingDrawing" xmlns:wps="http://schemas.microsoft.com/office/word/2010/wordprocessingShape" xmlns:wpg="http://schemas.microsoft.com/office/word/2010/wordprocessingGroup" xmlns:mc="http://schemas.openxmlformats.org/markup-compatibility/2006" xmlns:wp14="http://schemas.microsoft.com/office/word/2010/wordprocessingDrawing" xmlns:w14="http://schemas.microsoft.com/office/word/2010/wordml" xmlns:w15="http://schemas.microsoft.com/office/word/2012/wordml" mc:Ignorable="w14 wp14 w15">
   <w:body>
     <w:p>
       <w:pPr>
@@ -1133,6 +1133,230 @@
       </w:pPr>
       <w:r>
         <w:rPr/>
+        <w:t>{% if person.representationJuristicName or person.representationFamilyName or person.representationGivenName %}</w:t>
+      </w:r>
+    </w:p>
+    <w:p>
+      <w:pPr>
+        <w:pStyle w:val="Heading3"/>
+        <w:widowControl w:val="false"/>
+        <w:numPr>
+          <w:ilvl w:val="2"/>
+          <w:numId w:val="4"/>
+        </w:numPr>
+        <w:suppressAutoHyphens w:val="true"/>
+        <w:spacing w:before="0" w:after="0"/>
+        <w:ind w:hanging="0" w:left="0" w:right="0"/>
+        <w:rPr/>
+      </w:pPr>
+      <w:r>
+        <w:rPr/>
+        <w:t>Vertreten durch - {% if person.representation</w:t>
+      </w:r>
+      <w:r>
+        <w:rPr/>
+        <w:t>J</w:t>
+      </w:r>
+      <w:r>
+        <w:rPr/>
+        <w:t>uristicName %}</w:t>
+      </w:r>
+    </w:p>
+    <w:p>
+      <w:pPr>
+        <w:pStyle w:val="Heading3"/>
+        <w:widowControl w:val="false"/>
+        <w:numPr>
+          <w:ilvl w:val="2"/>
+          <w:numId w:val="4"/>
+        </w:numPr>
+        <w:suppressAutoHyphens w:val="true"/>
+        <w:spacing w:before="0" w:after="0"/>
+        <w:ind w:hanging="0" w:left="0" w:right="0"/>
+        <w:rPr/>
+      </w:pPr>
+      <w:r>
+        <w:rPr/>
+        <w:t>{{ person.</w:t>
+      </w:r>
+      <w:r>
+        <w:rPr/>
+        <w:t>representationJ</w:t>
+      </w:r>
+      <w:r>
+        <w:rPr/>
+        <w:t xml:space="preserve">uristicName }}, </w:t>
+      </w:r>
+      <w:r>
+        <w:rPr/>
+        <w:t>{{person.representationGivenName}} {{person.representationFamilyName}}</w:t>
+      </w:r>
+      <w:r>
+        <w:rPr/>
+        <w:t xml:space="preserve">{% </w:t>
+      </w:r>
+      <w:r>
+        <w:rPr/>
+        <w:t>else</w:t>
+      </w:r>
+      <w:r>
+        <w:rPr/>
+        <w:t xml:space="preserve"> %}{{ person.</w:t>
+      </w:r>
+      <w:r>
+        <w:rPr/>
+        <w:t>representationG</w:t>
+      </w:r>
+      <w:r>
+        <w:rPr/>
+        <w:t>ivenName }} {{ person.</w:t>
+      </w:r>
+      <w:r>
+        <w:rPr/>
+        <w:t>representationF</w:t>
+      </w:r>
+      <w:r>
+        <w:rPr/>
+        <w:t>amilyName }}{% endif %}</w:t>
+      </w:r>
+    </w:p>
+    <w:tbl>
+      <w:tblPr>
+        <w:tblW w:w="8910" w:type="dxa"/>
+        <w:jc w:val="left"/>
+        <w:tblInd w:w="0" w:type="dxa"/>
+        <w:tblLayout w:type="fixed"/>
+        <w:tblCellMar>
+          <w:top w:w="173" w:type="dxa"/>
+          <w:left w:w="173" w:type="dxa"/>
+          <w:bottom w:w="173" w:type="dxa"/>
+          <w:right w:w="173" w:type="dxa"/>
+        </w:tblCellMar>
+        <w:tblLook w:val="04a0" w:noHBand="0" w:noVBand="1" w:firstColumn="1" w:lastRow="0" w:lastColumn="0" w:firstRow="1"/>
+      </w:tblPr>
+      <w:tblGrid>
+        <w:gridCol w:w="4947"/>
+        <w:gridCol w:w="3962"/>
+      </w:tblGrid>
+      <w:tr>
+        <w:trPr/>
+        <w:tc>
+          <w:tcPr>
+            <w:tcW w:w="4947" w:type="dxa"/>
+            <w:tcBorders/>
+            <w:shd w:color="auto" w:fill="DDDDDD" w:val="clear"/>
+          </w:tcPr>
+          <w:p>
+            <w:pPr>
+              <w:pStyle w:val="TableContents"/>
+              <w:widowControl w:val="false"/>
+              <w:rPr/>
+            </w:pPr>
+            <w:r>
+              <w:rPr/>
+              <w:t>{{ signatureMetadata }}</w:t>
+            </w:r>
+          </w:p>
+          <w:p>
+            <w:pPr>
+              <w:pStyle w:val="TableContents"/>
+              <w:widowControl w:val="false"/>
+              <w:pBdr>
+                <w:bottom w:val="dotted" w:sz="2" w:space="8" w:color="000000"/>
+              </w:pBdr>
+              <w:suppressAutoHyphens w:val="true"/>
+              <w:rPr>
+                <w:rFonts w:ascii="Liberation Sans" w:hAnsi="Liberation Sans"/>
+                <w:sz w:val="18"/>
+                <w:szCs w:val="18"/>
+              </w:rPr>
+            </w:pPr>
+            <w:r>
+              <w:rPr>
+                <w:rFonts w:ascii="Liberation Sans" w:hAnsi="Liberation Sans"/>
+                <w:sz w:val="18"/>
+                <w:szCs w:val="18"/>
+              </w:rPr>
+            </w:r>
+          </w:p>
+        </w:tc>
+        <w:tc>
+          <w:tcPr>
+            <w:tcW w:w="3962" w:type="dxa"/>
+            <w:tcBorders/>
+            <w:shd w:color="auto" w:fill="DDDDDD" w:val="clear"/>
+          </w:tcPr>
+          <w:p>
+            <w:pPr>
+              <w:pStyle w:val="TableContents"/>
+              <w:widowControl w:val="false"/>
+              <w:rPr/>
+            </w:pPr>
+            <w:r>
+              <w:rPr/>
+              <w:t>{{ signatureTitle }}</w:t>
+            </w:r>
+          </w:p>
+          <w:p>
+            <w:pPr>
+              <w:pStyle w:val="TableContents"/>
+              <w:widowControl w:val="false"/>
+              <w:pBdr>
+                <w:bottom w:val="dotted" w:sz="2" w:space="8" w:color="000000"/>
+              </w:pBdr>
+              <w:suppressAutoHyphens w:val="true"/>
+              <w:rPr>
+                <w:rFonts w:ascii="Liberation Sans" w:hAnsi="Liberation Sans"/>
+                <w:sz w:val="18"/>
+                <w:szCs w:val="18"/>
+              </w:rPr>
+            </w:pPr>
+            <w:r>
+              <w:rPr>
+                <w:rFonts w:ascii="Liberation Sans" w:hAnsi="Liberation Sans"/>
+                <w:sz w:val="18"/>
+                <w:szCs w:val="18"/>
+              </w:rPr>
+            </w:r>
+          </w:p>
+        </w:tc>
+      </w:tr>
+    </w:tbl>
+    <w:p>
+      <w:pPr>
+        <w:pStyle w:val="Normal"/>
+        <w:rPr/>
+      </w:pPr>
+      <w:r>
+        <w:rPr/>
+      </w:r>
+    </w:p>
+    <w:p>
+      <w:pPr>
+        <w:pStyle w:val="Normal"/>
+        <w:rPr/>
+      </w:pPr>
+      <w:r>
+        <w:rPr/>
+        <w:t>{% endif %}</w:t>
+      </w:r>
+    </w:p>
+    <w:p>
+      <w:pPr>
+        <w:pStyle w:val="Normal"/>
+        <w:rPr/>
+      </w:pPr>
+      <w:r>
+        <w:rPr/>
+      </w:r>
+    </w:p>
+    <w:p>
+      <w:pPr>
+        <w:pStyle w:val="Normal"/>
+        <w:rPr/>
+      </w:pPr>
+      <w:r>
+        <w:rPr/>
         <w:t>{%p endfor %}</w:t>
       </w:r>
     </w:p>
@@ -1205,7 +1429,7 @@
 </file>
 
 <file path=word/footer1.xml><?xml version="1.0" encoding="utf-8"?>
-<w:ftr xmlns:o="urn:schemas-microsoft-com:office:office" xmlns:r="http://schemas.openxmlformats.org/officeDocument/2006/relationships" xmlns:v="urn:schemas-microsoft-com:vml" xmlns:w="http://schemas.openxmlformats.org/wordprocessingml/2006/main" xmlns:w10="urn:schemas-microsoft-com:office:word" xmlns:wp="http://schemas.openxmlformats.org/drawingml/2006/wordprocessingDrawing" xmlns:pic="http://schemas.openxmlformats.org/drawingml/2006/picture" xmlns:wps="http://schemas.microsoft.com/office/word/2010/wordprocessingShape" xmlns:wpg="http://schemas.microsoft.com/office/word/2010/wordprocessingGroup" xmlns:mc="http://schemas.openxmlformats.org/markup-compatibility/2006" xmlns:wp14="http://schemas.microsoft.com/office/word/2010/wordprocessingDrawing" xmlns:w14="http://schemas.microsoft.com/office/word/2010/wordml" xmlns:w15="http://schemas.microsoft.com/office/word/2012/wordml" mc:Ignorable="w14 wp14 w15">
+<w:ftr xmlns:o="urn:schemas-microsoft-com:office:office" xmlns:r="http://schemas.openxmlformats.org/officeDocument/2006/relationships" xmlns:v="urn:schemas-microsoft-com:vml" xmlns:w="http://schemas.openxmlformats.org/wordprocessingml/2006/main" xmlns:w10="urn:schemas-microsoft-com:office:word" xmlns:wp="http://schemas.openxmlformats.org/drawingml/2006/wordprocessingDrawing" xmlns:wps="http://schemas.microsoft.com/office/word/2010/wordprocessingShape" xmlns:wpg="http://schemas.microsoft.com/office/word/2010/wordprocessingGroup" xmlns:mc="http://schemas.openxmlformats.org/markup-compatibility/2006" xmlns:wp14="http://schemas.microsoft.com/office/word/2010/wordprocessingDrawing" xmlns:w14="http://schemas.microsoft.com/office/word/2010/wordml" xmlns:w15="http://schemas.microsoft.com/office/word/2012/wordml" mc:Ignorable="w14 wp14 w15">
   <w:p>
     <w:pPr>
       <w:pStyle w:val="Footer"/>
@@ -1219,7 +1443,7 @@
 </file>
 
 <file path=word/footer2.xml><?xml version="1.0" encoding="utf-8"?>
-<w:ftr xmlns:o="urn:schemas-microsoft-com:office:office" xmlns:r="http://schemas.openxmlformats.org/officeDocument/2006/relationships" xmlns:v="urn:schemas-microsoft-com:vml" xmlns:w="http://schemas.openxmlformats.org/wordprocessingml/2006/main" xmlns:w10="urn:schemas-microsoft-com:office:word" xmlns:wp="http://schemas.openxmlformats.org/drawingml/2006/wordprocessingDrawing" xmlns:pic="http://schemas.openxmlformats.org/drawingml/2006/picture" xmlns:wps="http://schemas.microsoft.com/office/word/2010/wordprocessingShape" xmlns:wpg="http://schemas.microsoft.com/office/word/2010/wordprocessingGroup" xmlns:mc="http://schemas.openxmlformats.org/markup-compatibility/2006" xmlns:wp14="http://schemas.microsoft.com/office/word/2010/wordprocessingDrawing" xmlns:w14="http://schemas.microsoft.com/office/word/2010/wordml" xmlns:w15="http://schemas.microsoft.com/office/word/2012/wordml" mc:Ignorable="w14 wp14 w15">
+<w:ftr xmlns:o="urn:schemas-microsoft-com:office:office" xmlns:r="http://schemas.openxmlformats.org/officeDocument/2006/relationships" xmlns:v="urn:schemas-microsoft-com:vml" xmlns:w="http://schemas.openxmlformats.org/wordprocessingml/2006/main" xmlns:w10="urn:schemas-microsoft-com:office:word" xmlns:wp="http://schemas.openxmlformats.org/drawingml/2006/wordprocessingDrawing" xmlns:wps="http://schemas.microsoft.com/office/word/2010/wordprocessingShape" xmlns:wpg="http://schemas.microsoft.com/office/word/2010/wordprocessingGroup" xmlns:mc="http://schemas.openxmlformats.org/markup-compatibility/2006" xmlns:wp14="http://schemas.microsoft.com/office/word/2010/wordprocessingDrawing" xmlns:w14="http://schemas.microsoft.com/office/word/2010/wordml" xmlns:w15="http://schemas.microsoft.com/office/word/2012/wordml" mc:Ignorable="w14 wp14 w15">
   <w:p>
     <w:pPr>
       <w:pStyle w:val="Footer"/>
@@ -1241,7 +1465,7 @@
     </w:r>
     <w:r>
       <w:rPr/>
-      <w:t>2</w:t>
+      <w:t>4</w:t>
     </w:r>
     <w:r>
       <w:rPr/>
@@ -1269,7 +1493,7 @@
     </w:r>
     <w:r>
       <w:rPr/>
-      <w:t>3</w:t>
+      <w:t>4</w:t>
     </w:r>
     <w:r>
       <w:rPr/>
@@ -1285,7 +1509,7 @@
 </file>
 
 <file path=word/footer3.xml><?xml version="1.0" encoding="utf-8"?>
-<w:ftr xmlns:o="urn:schemas-microsoft-com:office:office" xmlns:r="http://schemas.openxmlformats.org/officeDocument/2006/relationships" xmlns:v="urn:schemas-microsoft-com:vml" xmlns:w="http://schemas.openxmlformats.org/wordprocessingml/2006/main" xmlns:w10="urn:schemas-microsoft-com:office:word" xmlns:wp="http://schemas.openxmlformats.org/drawingml/2006/wordprocessingDrawing" xmlns:pic="http://schemas.openxmlformats.org/drawingml/2006/picture" xmlns:wps="http://schemas.microsoft.com/office/word/2010/wordprocessingShape" xmlns:wpg="http://schemas.microsoft.com/office/word/2010/wordprocessingGroup" xmlns:mc="http://schemas.openxmlformats.org/markup-compatibility/2006" xmlns:wp14="http://schemas.microsoft.com/office/word/2010/wordprocessingDrawing" xmlns:w14="http://schemas.microsoft.com/office/word/2010/wordml" xmlns:w15="http://schemas.microsoft.com/office/word/2012/wordml" mc:Ignorable="w14 wp14 w15">
+<w:ftr xmlns:o="urn:schemas-microsoft-com:office:office" xmlns:r="http://schemas.openxmlformats.org/officeDocument/2006/relationships" xmlns:v="urn:schemas-microsoft-com:vml" xmlns:w="http://schemas.openxmlformats.org/wordprocessingml/2006/main" xmlns:w10="urn:schemas-microsoft-com:office:word" xmlns:wp="http://schemas.openxmlformats.org/drawingml/2006/wordprocessingDrawing" xmlns:wps="http://schemas.microsoft.com/office/word/2010/wordprocessingShape" xmlns:wpg="http://schemas.microsoft.com/office/word/2010/wordprocessingGroup" xmlns:mc="http://schemas.openxmlformats.org/markup-compatibility/2006" xmlns:wp14="http://schemas.microsoft.com/office/word/2010/wordprocessingDrawing" xmlns:w14="http://schemas.microsoft.com/office/word/2010/wordml" xmlns:w15="http://schemas.microsoft.com/office/word/2012/wordml" mc:Ignorable="w14 wp14 w15">
   <w:p>
     <w:pPr>
       <w:pStyle w:val="Footer"/>
@@ -1307,7 +1531,7 @@
     </w:r>
     <w:r>
       <w:rPr/>
-      <w:t>2</w:t>
+      <w:t>4</w:t>
     </w:r>
     <w:r>
       <w:rPr/>
@@ -1335,7 +1559,7 @@
     </w:r>
     <w:r>
       <w:rPr/>
-      <w:t>3</w:t>
+      <w:t>4</w:t>
     </w:r>
     <w:r>
       <w:rPr/>
@@ -1351,7 +1575,7 @@
 </file>
 
 <file path=word/header1.xml><?xml version="1.0" encoding="utf-8"?>
-<w:hdr xmlns:o="urn:schemas-microsoft-com:office:office" xmlns:r="http://schemas.openxmlformats.org/officeDocument/2006/relationships" xmlns:v="urn:schemas-microsoft-com:vml" xmlns:w="http://schemas.openxmlformats.org/wordprocessingml/2006/main" xmlns:w10="urn:schemas-microsoft-com:office:word" xmlns:wp="http://schemas.openxmlformats.org/drawingml/2006/wordprocessingDrawing" xmlns:pic="http://schemas.openxmlformats.org/drawingml/2006/picture" xmlns:wps="http://schemas.microsoft.com/office/word/2010/wordprocessingShape" xmlns:wpg="http://schemas.microsoft.com/office/word/2010/wordprocessingGroup" xmlns:mc="http://schemas.openxmlformats.org/markup-compatibility/2006" xmlns:wp14="http://schemas.microsoft.com/office/word/2010/wordprocessingDrawing" xmlns:w14="http://schemas.microsoft.com/office/word/2010/wordml" xmlns:w15="http://schemas.microsoft.com/office/word/2012/wordml" mc:Ignorable="w14 wp14 w15">
+<w:hdr xmlns:o="urn:schemas-microsoft-com:office:office" xmlns:r="http://schemas.openxmlformats.org/officeDocument/2006/relationships" xmlns:v="urn:schemas-microsoft-com:vml" xmlns:w="http://schemas.openxmlformats.org/wordprocessingml/2006/main" xmlns:w10="urn:schemas-microsoft-com:office:word" xmlns:wp="http://schemas.openxmlformats.org/drawingml/2006/wordprocessingDrawing" xmlns:wps="http://schemas.microsoft.com/office/word/2010/wordprocessingShape" xmlns:wpg="http://schemas.microsoft.com/office/word/2010/wordprocessingGroup" xmlns:mc="http://schemas.openxmlformats.org/markup-compatibility/2006" xmlns:wp14="http://schemas.microsoft.com/office/word/2010/wordprocessingDrawing" xmlns:w14="http://schemas.microsoft.com/office/word/2010/wordml" xmlns:w15="http://schemas.microsoft.com/office/word/2012/wordml" mc:Ignorable="w14 wp14 w15">
   <w:p>
     <w:pPr>
       <w:pStyle w:val="Header"/>
@@ -1365,7 +1589,7 @@
 </file>
 
 <file path=word/header2.xml><?xml version="1.0" encoding="utf-8"?>
-<w:hdr xmlns:o="urn:schemas-microsoft-com:office:office" xmlns:r="http://schemas.openxmlformats.org/officeDocument/2006/relationships" xmlns:v="urn:schemas-microsoft-com:vml" xmlns:w="http://schemas.openxmlformats.org/wordprocessingml/2006/main" xmlns:w10="urn:schemas-microsoft-com:office:word" xmlns:wp="http://schemas.openxmlformats.org/drawingml/2006/wordprocessingDrawing" xmlns:pic="http://schemas.openxmlformats.org/drawingml/2006/picture" xmlns:wps="http://schemas.microsoft.com/office/word/2010/wordprocessingShape" xmlns:wpg="http://schemas.microsoft.com/office/word/2010/wordprocessingGroup" xmlns:mc="http://schemas.openxmlformats.org/markup-compatibility/2006" xmlns:wp14="http://schemas.microsoft.com/office/word/2010/wordprocessingDrawing" xmlns:w14="http://schemas.microsoft.com/office/word/2010/wordml" xmlns:w15="http://schemas.microsoft.com/office/word/2012/wordml" mc:Ignorable="w14 wp14 w15">
+<w:hdr xmlns:o="urn:schemas-microsoft-com:office:office" xmlns:r="http://schemas.openxmlformats.org/officeDocument/2006/relationships" xmlns:v="urn:schemas-microsoft-com:vml" xmlns:w="http://schemas.openxmlformats.org/wordprocessingml/2006/main" xmlns:w10="urn:schemas-microsoft-com:office:word" xmlns:wp="http://schemas.openxmlformats.org/drawingml/2006/wordprocessingDrawing" xmlns:wps="http://schemas.microsoft.com/office/word/2010/wordprocessingShape" xmlns:wpg="http://schemas.microsoft.com/office/word/2010/wordprocessingGroup" xmlns:mc="http://schemas.openxmlformats.org/markup-compatibility/2006" xmlns:wp14="http://schemas.microsoft.com/office/word/2010/wordprocessingDrawing" xmlns:w14="http://schemas.microsoft.com/office/word/2010/wordml" xmlns:w15="http://schemas.microsoft.com/office/word/2012/wordml" mc:Ignorable="w14 wp14 w15">
   <w:p>
     <w:pPr>
       <w:pStyle w:val="Header"/>
@@ -1379,7 +1603,7 @@
       <mc:AlternateContent>
         <mc:Choice Requires="wps">
           <w:drawing>
-            <wp:anchor behindDoc="1" distT="0" distB="0" distL="0" distR="0" simplePos="0" locked="0" layoutInCell="0" allowOverlap="1" relativeHeight="4">
+            <wp:anchor behindDoc="1" distT="0" distB="0" distL="0" distR="0" simplePos="0" locked="0" layoutInCell="1" allowOverlap="1" relativeHeight="7">
               <wp:simplePos x="0" y="0"/>
               <wp:positionH relativeFrom="column">
                 <wp:align>right</wp:align>
@@ -1480,7 +1704,7 @@
         </mc:Fallback>
       </mc:AlternateContent>
       <w:drawing>
-        <wp:anchor behindDoc="1" distT="0" distB="0" distL="0" distR="0" simplePos="0" locked="0" layoutInCell="0" allowOverlap="1" relativeHeight="7">
+        <wp:anchor behindDoc="1" distT="0" distB="0" distL="0" distR="0" simplePos="0" locked="0" layoutInCell="0" allowOverlap="1" relativeHeight="11">
           <wp:simplePos x="0" y="0"/>
           <wp:positionH relativeFrom="column">
             <wp:posOffset>0</wp:posOffset>
@@ -1518,7 +1742,6 @@
                   <a:prstGeom prst="rect">
                     <a:avLst/>
                   </a:prstGeom>
-                  <a:noFill/>
                 </pic:spPr>
               </pic:pic>
             </a:graphicData>
@@ -1531,7 +1754,7 @@
 </file>
 
 <file path=word/header3.xml><?xml version="1.0" encoding="utf-8"?>
-<w:hdr xmlns:o="urn:schemas-microsoft-com:office:office" xmlns:r="http://schemas.openxmlformats.org/officeDocument/2006/relationships" xmlns:v="urn:schemas-microsoft-com:vml" xmlns:w="http://schemas.openxmlformats.org/wordprocessingml/2006/main" xmlns:w10="urn:schemas-microsoft-com:office:word" xmlns:wp="http://schemas.openxmlformats.org/drawingml/2006/wordprocessingDrawing" xmlns:pic="http://schemas.openxmlformats.org/drawingml/2006/picture" xmlns:wps="http://schemas.microsoft.com/office/word/2010/wordprocessingShape" xmlns:wpg="http://schemas.microsoft.com/office/word/2010/wordprocessingGroup" xmlns:mc="http://schemas.openxmlformats.org/markup-compatibility/2006" xmlns:wp14="http://schemas.microsoft.com/office/word/2010/wordprocessingDrawing" xmlns:w14="http://schemas.microsoft.com/office/word/2010/wordml" xmlns:w15="http://schemas.microsoft.com/office/word/2012/wordml" mc:Ignorable="w14 wp14 w15">
+<w:hdr xmlns:o="urn:schemas-microsoft-com:office:office" xmlns:r="http://schemas.openxmlformats.org/officeDocument/2006/relationships" xmlns:v="urn:schemas-microsoft-com:vml" xmlns:w="http://schemas.openxmlformats.org/wordprocessingml/2006/main" xmlns:w10="urn:schemas-microsoft-com:office:word" xmlns:wp="http://schemas.openxmlformats.org/drawingml/2006/wordprocessingDrawing" xmlns:wps="http://schemas.microsoft.com/office/word/2010/wordprocessingShape" xmlns:wpg="http://schemas.microsoft.com/office/word/2010/wordprocessingGroup" xmlns:mc="http://schemas.openxmlformats.org/markup-compatibility/2006" xmlns:wp14="http://schemas.microsoft.com/office/word/2010/wordprocessingDrawing" xmlns:w14="http://schemas.microsoft.com/office/word/2010/wordml" xmlns:w15="http://schemas.microsoft.com/office/word/2012/wordml" mc:Ignorable="w14 wp14 w15">
   <w:p>
     <w:pPr>
       <w:pStyle w:val="Header"/>
@@ -1545,7 +1768,7 @@
       <mc:AlternateContent>
         <mc:Choice Requires="wps">
           <w:drawing>
-            <wp:anchor behindDoc="1" distT="0" distB="0" distL="0" distR="0" simplePos="0" locked="0" layoutInCell="0" allowOverlap="1" relativeHeight="4">
+            <wp:anchor behindDoc="1" distT="0" distB="0" distL="0" distR="0" simplePos="0" locked="0" layoutInCell="1" allowOverlap="1" relativeHeight="7">
               <wp:simplePos x="0" y="0"/>
               <wp:positionH relativeFrom="column">
                 <wp:align>right</wp:align>
@@ -1646,7 +1869,7 @@
         </mc:Fallback>
       </mc:AlternateContent>
       <w:drawing>
-        <wp:anchor behindDoc="1" distT="0" distB="0" distL="0" distR="0" simplePos="0" locked="0" layoutInCell="0" allowOverlap="1" relativeHeight="7">
+        <wp:anchor behindDoc="1" distT="0" distB="0" distL="0" distR="0" simplePos="0" locked="0" layoutInCell="0" allowOverlap="1" relativeHeight="11">
           <wp:simplePos x="0" y="0"/>
           <wp:positionH relativeFrom="column">
             <wp:posOffset>0</wp:posOffset>
@@ -1684,7 +1907,6 @@
                   <a:prstGeom prst="rect">
                     <a:avLst/>
                   </a:prstGeom>
-                  <a:noFill/>
                 </pic:spPr>
               </pic:pic>
             </a:graphicData>
@@ -2516,7 +2738,7 @@
     </w:rPr>
   </w:style>
   <w:style w:type="paragraph" w:styleId="Heading1">
-    <w:name w:val="heading 1"/>
+    <w:name w:val="Heading 1"/>
     <w:basedOn w:val="Heading"/>
     <w:next w:val="BodyText"/>
     <w:qFormat/>
@@ -2536,7 +2758,7 @@
     </w:rPr>
   </w:style>
   <w:style w:type="paragraph" w:styleId="Heading2">
-    <w:name w:val="heading 2"/>
+    <w:name w:val="Heading 2"/>
     <w:basedOn w:val="Heading"/>
     <w:next w:val="BodyText"/>
     <w:qFormat/>
@@ -2556,7 +2778,7 @@
     </w:rPr>
   </w:style>
   <w:style w:type="paragraph" w:styleId="Heading3">
-    <w:name w:val="heading 3"/>
+    <w:name w:val="Heading 3"/>
     <w:basedOn w:val="Heading"/>
     <w:qFormat/>
     <w:pPr>
@@ -2577,7 +2799,7 @@
     </w:rPr>
   </w:style>
   <w:style w:type="paragraph" w:styleId="Heading4">
-    <w:name w:val="heading 4"/>
+    <w:name w:val="Heading 4"/>
     <w:basedOn w:val="Heading"/>
     <w:next w:val="BodyText"/>
     <w:qFormat/>
@@ -2631,7 +2853,7 @@
     </w:rPr>
   </w:style>
   <w:style w:type="paragraph" w:styleId="Caption">
-    <w:name w:val="caption"/>
+    <w:name w:val="Caption"/>
     <w:basedOn w:val="Normal"/>
     <w:qFormat/>
     <w:pPr>
@@ -2687,7 +2909,7 @@
     <w:rPr/>
   </w:style>
   <w:style w:type="paragraph" w:styleId="EnvelopeReturn">
-    <w:name w:val="envelope return"/>
+    <w:name w:val="Envelope Return"/>
     <w:basedOn w:val="Normal"/>
     <w:pPr>
       <w:suppressLineNumbers/>
@@ -2766,7 +2988,7 @@
     <w:rPr/>
   </w:style>
   <w:style w:type="paragraph" w:styleId="Header">
-    <w:name w:val="header"/>
+    <w:name w:val="Header"/>
     <w:basedOn w:val="HeaderandFooter"/>
     <w:pPr>
       <w:suppressLineNumbers/>
@@ -2774,7 +2996,7 @@
     <w:rPr/>
   </w:style>
   <w:style w:type="paragraph" w:styleId="Footer">
-    <w:name w:val="footer"/>
+    <w:name w:val="Footer"/>
     <w:basedOn w:val="HeaderandFooter"/>
     <w:pPr>
       <w:suppressLineNumbers/>
@@ -2783,13 +3005,6 @@
   </w:style>
   <w:style w:type="paragraph" w:styleId="FrameContents">
     <w:name w:val="Frame Contents"/>
-    <w:basedOn w:val="Normal"/>
-    <w:qFormat/>
-    <w:pPr/>
-    <w:rPr/>
-  </w:style>
-  <w:style w:type="paragraph" w:styleId="FrameContentsuser">
-    <w:name w:val="Frame Contents (user)"/>
     <w:basedOn w:val="Normal"/>
     <w:qFormat/>
     <w:pPr/>

--- a/document-merge-service/kt_so/templatefiles/signatures.docx
+++ b/document-merge-service/kt_so/templatefiles/signatures.docx
@@ -24,6 +24,8 @@
     </w:p>
     <w:p>
       <w:pPr>
+        <w:pStyle w:val="BodyText"/>
+        <w:rPr/>
         <w:sectPr>
           <w:type w:val="nextPage"/>
           <w:pgSz w:w="11906" w:h="16838"/>
@@ -33,8 +35,6 @@
           <w:textDirection w:val="lrTb"/>
           <w:docGrid w:type="default" w:linePitch="100" w:charSpace="0"/>
         </w:sectPr>
-        <w:pStyle w:val="BodyText"/>
-        <w:rPr/>
       </w:pPr>
       <w:r>
         <w:rPr/>
@@ -93,7 +93,7 @@
       </w:tblPr>
       <w:tblGrid>
         <w:gridCol w:w="4818"/>
-        <w:gridCol w:w="4819"/>
+        <w:gridCol w:w="4820"/>
       </w:tblGrid>
       <w:tr>
         <w:trPr/>
@@ -114,7 +114,6 @@
                 <w:b w:val="false"/>
                 <w:bCs w:val="false"/>
                 <w:i w:val="false"/>
-                <w:i w:val="false"/>
                 <w:iCs w:val="false"/>
                 <w:sz w:val="24"/>
                 <w:szCs w:val="24"/>
@@ -128,7 +127,7 @@
         </w:tc>
         <w:tc>
           <w:tcPr>
-            <w:tcW w:w="4819" w:type="dxa"/>
+            <w:tcW w:w="4820" w:type="dxa"/>
             <w:tcBorders/>
             <w:tcMar>
               <w:left w:w="72" w:type="dxa"/>
@@ -147,7 +146,6 @@
                 <w:b w:val="false"/>
                 <w:bCs w:val="false"/>
                 <w:i w:val="false"/>
-                <w:i w:val="false"/>
                 <w:iCs w:val="false"/>
                 <w:sz w:val="24"/>
                 <w:szCs w:val="24"/>
@@ -190,7 +188,7 @@
         </w:tc>
         <w:tc>
           <w:tcPr>
-            <w:tcW w:w="4819" w:type="dxa"/>
+            <w:tcW w:w="4820" w:type="dxa"/>
             <w:tcBorders/>
             <w:tcMar>
               <w:left w:w="72" w:type="dxa"/>
@@ -238,7 +236,6 @@
                 <w:b w:val="false"/>
                 <w:bCs w:val="false"/>
                 <w:i w:val="false"/>
-                <w:i w:val="false"/>
                 <w:iCs w:val="false"/>
                 <w:sz w:val="24"/>
                 <w:szCs w:val="24"/>
@@ -252,7 +249,7 @@
         </w:tc>
         <w:tc>
           <w:tcPr>
-            <w:tcW w:w="4819" w:type="dxa"/>
+            <w:tcW w:w="4820" w:type="dxa"/>
             <w:tcBorders/>
             <w:tcMar>
               <w:left w:w="72" w:type="dxa"/>
@@ -327,7 +324,7 @@
         </w:tc>
         <w:tc>
           <w:tcPr>
-            <w:tcW w:w="4819" w:type="dxa"/>
+            <w:tcW w:w="4820" w:type="dxa"/>
             <w:tcBorders/>
             <w:tcMar>
               <w:left w:w="72" w:type="dxa"/>
@@ -379,7 +376,6 @@
                 <w:b w:val="false"/>
                 <w:bCs w:val="false"/>
                 <w:i w:val="false"/>
-                <w:i w:val="false"/>
                 <w:iCs w:val="false"/>
                 <w:sz w:val="24"/>
                 <w:szCs w:val="24"/>
@@ -393,7 +389,7 @@
         </w:tc>
         <w:tc>
           <w:tcPr>
-            <w:tcW w:w="4819" w:type="dxa"/>
+            <w:tcW w:w="4820" w:type="dxa"/>
             <w:tcBorders/>
             <w:tcMar>
               <w:left w:w="72" w:type="dxa"/>
@@ -421,7 +417,7 @@
             </w:pPr>
             <w:r>
               <w:rPr/>
-              <w:t>{{ applicantHeaderLabel }}</w:t>
+              <w:t>{{ applicantProjectOwnerHeaderLabel }}</w:t>
             </w:r>
           </w:p>
         </w:tc>
@@ -462,7 +458,7 @@
         </w:tc>
         <w:tc>
           <w:tcPr>
-            <w:tcW w:w="4819" w:type="dxa"/>
+            <w:tcW w:w="4820" w:type="dxa"/>
             <w:tcBorders/>
             <w:tcMar>
               <w:left w:w="72" w:type="dxa"/>
@@ -557,7 +553,7 @@
         </w:tc>
         <w:tc>
           <w:tcPr>
-            <w:tcW w:w="4819" w:type="dxa"/>
+            <w:tcW w:w="4820" w:type="dxa"/>
             <w:tcBorders/>
             <w:tcMar>
               <w:left w:w="72" w:type="dxa"/>
@@ -652,7 +648,7 @@
         </w:tc>
         <w:tc>
           <w:tcPr>
-            <w:tcW w:w="4819" w:type="dxa"/>
+            <w:tcW w:w="4820" w:type="dxa"/>
             <w:tcBorders/>
             <w:tcMar>
               <w:left w:w="72" w:type="dxa"/>
@@ -1031,7 +1027,7 @@
       </w:tblPr>
       <w:tblGrid>
         <w:gridCol w:w="4948"/>
-        <w:gridCol w:w="3961"/>
+        <w:gridCol w:w="3962"/>
       </w:tblGrid>
       <w:tr>
         <w:trPr/>
@@ -1077,7 +1073,7 @@
         </w:tc>
         <w:tc>
           <w:tcPr>
-            <w:tcW w:w="3961" w:type="dxa"/>
+            <w:tcW w:w="3962" w:type="dxa"/>
             <w:tcBorders/>
             <w:shd w:color="auto" w:fill="DDDDDD" w:val="clear"/>
           </w:tcPr>
@@ -1241,7 +1237,7 @@
     </w:r>
     <w:r>
       <w:rPr/>
-      <w:t>2</w:t>
+      <w:t>3</w:t>
     </w:r>
     <w:r>
       <w:rPr/>
@@ -1307,7 +1303,7 @@
     </w:r>
     <w:r>
       <w:rPr/>
-      <w:t>2</w:t>
+      <w:t>3</w:t>
     </w:r>
     <w:r>
       <w:rPr/>
@@ -1379,7 +1375,7 @@
       <mc:AlternateContent>
         <mc:Choice Requires="wps">
           <w:drawing>
-            <wp:anchor behindDoc="1" distT="0" distB="0" distL="0" distR="0" simplePos="0" locked="0" layoutInCell="0" allowOverlap="1" relativeHeight="4">
+            <wp:anchor distT="0" distB="0" distL="0" distR="0" simplePos="0" relativeHeight="4" behindDoc="1" locked="0" layoutInCell="0" allowOverlap="1">
               <wp:simplePos x="0" y="0"/>
               <wp:positionH relativeFrom="column">
                 <wp:align>right</wp:align>
@@ -1418,8 +1414,8 @@
                       <w:txbxContent>
                         <w:p>
                           <w:pPr>
-                            <w:pStyle w:val="FrameContents"/>
-                            <w:overflowPunct w:val="false"/>
+                            <w:pStyle w:val="FrameContentsuser"/>
+                            <w:overflowPunct w:val="true"/>
                             <w:jc w:val="right"/>
                             <w:rPr>
                               <w:sz w:val="12"/>
@@ -1437,7 +1433,7 @@
                         </w:p>
                       </w:txbxContent>
                     </wps:txbx>
-                    <wps:bodyPr lIns="0" rIns="0" tIns="0" bIns="0" anchor="b">
+                    <wps:bodyPr lIns="0" tIns="0" rIns="0" bIns="0" anchor="b">
                       <a:noAutofit/>
                     </wps:bodyPr>
                   </wps:wsp>
@@ -1448,15 +1444,15 @@
         </mc:Choice>
         <mc:Fallback>
           <w:pict>
-            <v:rect id="shape_0" ID="Text Frame 1" path="m0,0l-2147483645,0l-2147483645,-2147483646l0,-2147483646xe" stroked="f" o:allowincell="f" style="position:absolute;margin-left:340.1pt;margin-top:-22.95pt;width:141.7pt;height:33.95pt;mso-wrap-style:square;v-text-anchor:bottom;mso-position-horizontal:right">
+            <v:rect id="shape_0" stroked="f" o:allowincell="f" style="position:absolute;margin-left:340.1pt;margin-top:-22.95pt;width:141.7pt;height:33.95pt;mso-wrap-style:square;v-text-anchor:bottom;mso-position-horizontal:right">
               <v:fill o:detectmouseclick="t" on="false"/>
               <v:stroke color="#3465a4" joinstyle="round" endcap="flat"/>
               <v:textbox>
                 <w:txbxContent>
                   <w:p>
                     <w:pPr>
-                      <w:pStyle w:val="FrameContents"/>
-                      <w:overflowPunct w:val="false"/>
+                      <w:pStyle w:val="FrameContentsuser"/>
+                      <w:overflowPunct w:val="true"/>
                       <w:jc w:val="right"/>
                       <w:rPr>
                         <w:sz w:val="12"/>
@@ -1480,7 +1476,7 @@
         </mc:Fallback>
       </mc:AlternateContent>
       <w:drawing>
-        <wp:anchor behindDoc="1" distT="0" distB="0" distL="0" distR="0" simplePos="0" locked="0" layoutInCell="0" allowOverlap="1" relativeHeight="7">
+        <wp:anchor distT="0" distB="0" distL="0" distR="0" simplePos="0" relativeHeight="8" behindDoc="1" locked="0" layoutInCell="0" allowOverlap="1">
           <wp:simplePos x="0" y="0"/>
           <wp:positionH relativeFrom="column">
             <wp:posOffset>0</wp:posOffset>
@@ -1491,7 +1487,7 @@
           <wp:extent cx="1800225" cy="161925"/>
           <wp:effectExtent l="0" t="0" r="0" b="0"/>
           <wp:wrapSquare wrapText="largest"/>
-          <wp:docPr id="2" name="Image2" descr=""/>
+          <wp:docPr id="2" name="Image2"/>
           <wp:cNvGraphicFramePr>
             <a:graphicFrameLocks xmlns:a="http://schemas.openxmlformats.org/drawingml/2006/main" noChangeAspect="1"/>
           </wp:cNvGraphicFramePr>
@@ -1499,7 +1495,7 @@
             <a:graphicData uri="http://schemas.openxmlformats.org/drawingml/2006/picture">
               <pic:pic xmlns:pic="http://schemas.openxmlformats.org/drawingml/2006/picture">
                 <pic:nvPicPr>
-                  <pic:cNvPr id="2" name="Image2" descr=""/>
+                  <pic:cNvPr id="2" name="Image2"/>
                   <pic:cNvPicPr>
                     <a:picLocks noChangeAspect="1" noChangeArrowheads="1"/>
                   </pic:cNvPicPr>
@@ -1545,7 +1541,7 @@
       <mc:AlternateContent>
         <mc:Choice Requires="wps">
           <w:drawing>
-            <wp:anchor behindDoc="1" distT="0" distB="0" distL="0" distR="0" simplePos="0" locked="0" layoutInCell="0" allowOverlap="1" relativeHeight="4">
+            <wp:anchor distT="0" distB="0" distL="0" distR="0" simplePos="0" relativeHeight="4" behindDoc="1" locked="0" layoutInCell="0" allowOverlap="1">
               <wp:simplePos x="0" y="0"/>
               <wp:positionH relativeFrom="column">
                 <wp:align>right</wp:align>
@@ -1584,8 +1580,8 @@
                       <w:txbxContent>
                         <w:p>
                           <w:pPr>
-                            <w:pStyle w:val="FrameContents"/>
-                            <w:overflowPunct w:val="false"/>
+                            <w:pStyle w:val="FrameContentsuser"/>
+                            <w:overflowPunct w:val="true"/>
                             <w:jc w:val="right"/>
                             <w:rPr>
                               <w:sz w:val="12"/>
@@ -1603,7 +1599,7 @@
                         </w:p>
                       </w:txbxContent>
                     </wps:txbx>
-                    <wps:bodyPr lIns="0" rIns="0" tIns="0" bIns="0" anchor="b">
+                    <wps:bodyPr lIns="0" tIns="0" rIns="0" bIns="0" anchor="b">
                       <a:noAutofit/>
                     </wps:bodyPr>
                   </wps:wsp>
@@ -1614,15 +1610,15 @@
         </mc:Choice>
         <mc:Fallback>
           <w:pict>
-            <v:rect id="shape_0" ID="Text Frame 1" path="m0,0l-2147483645,0l-2147483645,-2147483646l0,-2147483646xe" stroked="f" o:allowincell="f" style="position:absolute;margin-left:340.1pt;margin-top:-22.95pt;width:141.7pt;height:33.95pt;mso-wrap-style:square;v-text-anchor:bottom;mso-position-horizontal:right">
+            <v:rect id="shape_0" stroked="f" o:allowincell="f" style="position:absolute;margin-left:340.1pt;margin-top:-22.95pt;width:141.7pt;height:33.95pt;mso-wrap-style:square;v-text-anchor:bottom;mso-position-horizontal:right">
               <v:fill o:detectmouseclick="t" on="false"/>
               <v:stroke color="#3465a4" joinstyle="round" endcap="flat"/>
               <v:textbox>
                 <w:txbxContent>
                   <w:p>
                     <w:pPr>
-                      <w:pStyle w:val="FrameContents"/>
-                      <w:overflowPunct w:val="false"/>
+                      <w:pStyle w:val="FrameContentsuser"/>
+                      <w:overflowPunct w:val="true"/>
                       <w:jc w:val="right"/>
                       <w:rPr>
                         <w:sz w:val="12"/>
@@ -1646,7 +1642,7 @@
         </mc:Fallback>
       </mc:AlternateContent>
       <w:drawing>
-        <wp:anchor behindDoc="1" distT="0" distB="0" distL="0" distR="0" simplePos="0" locked="0" layoutInCell="0" allowOverlap="1" relativeHeight="7">
+        <wp:anchor distT="0" distB="0" distL="0" distR="0" simplePos="0" relativeHeight="8" behindDoc="1" locked="0" layoutInCell="0" allowOverlap="1">
           <wp:simplePos x="0" y="0"/>
           <wp:positionH relativeFrom="column">
             <wp:posOffset>0</wp:posOffset>
@@ -1657,7 +1653,7 @@
           <wp:extent cx="1800225" cy="161925"/>
           <wp:effectExtent l="0" t="0" r="0" b="0"/>
           <wp:wrapSquare wrapText="largest"/>
-          <wp:docPr id="4" name="Image2" descr=""/>
+          <wp:docPr id="4" name="Image2"/>
           <wp:cNvGraphicFramePr>
             <a:graphicFrameLocks xmlns:a="http://schemas.openxmlformats.org/drawingml/2006/main" noChangeAspect="1"/>
           </wp:cNvGraphicFramePr>
@@ -1665,7 +1661,7 @@
             <a:graphicData uri="http://schemas.openxmlformats.org/drawingml/2006/picture">
               <pic:pic xmlns:pic="http://schemas.openxmlformats.org/drawingml/2006/picture">
                 <pic:nvPicPr>
-                  <pic:cNvPr id="4" name="Image2" descr=""/>
+                  <pic:cNvPr id="4" name="Image2"/>
                   <pic:cNvPicPr>
                     <a:picLocks noChangeAspect="1" noChangeArrowheads="1"/>
                   </pic:cNvPicPr>
@@ -2676,8 +2672,8 @@
     </w:pPr>
     <w:rPr/>
   </w:style>
-  <w:style w:type="paragraph" w:styleId="BlockQuotation">
-    <w:name w:val="Block Quotation"/>
+  <w:style w:type="paragraph" w:styleId="BlockQuotationuser">
+    <w:name w:val="Block Quotation (user)"/>
     <w:basedOn w:val="Normal"/>
     <w:qFormat/>
     <w:pPr>
@@ -2781,15 +2777,15 @@
     </w:pPr>
     <w:rPr/>
   </w:style>
-  <w:style w:type="paragraph" w:styleId="FrameContents">
-    <w:name w:val="Frame Contents"/>
+  <w:style w:type="paragraph" w:styleId="FrameContentsuser">
+    <w:name w:val="Frame Contents (user)"/>
     <w:basedOn w:val="Normal"/>
     <w:qFormat/>
     <w:pPr/>
     <w:rPr/>
   </w:style>
-  <w:style w:type="paragraph" w:styleId="FrameContentsuser">
-    <w:name w:val="Frame Contents (user)"/>
+  <w:style w:type="paragraph" w:styleId="FrameContents">
+    <w:name w:val="Frame Contents"/>
     <w:basedOn w:val="Normal"/>
     <w:qFormat/>
     <w:pPr/>
@@ -2814,37 +2810,37 @@
         <a:srgbClr val="000000"/>
       </a:dk1>
       <a:lt1>
-        <a:srgbClr val="ffffff"/>
+        <a:srgbClr val="FFFFFF"/>
       </a:lt1>
       <a:dk2>
         <a:srgbClr val="000000"/>
       </a:dk2>
       <a:lt2>
-        <a:srgbClr val="ffffff"/>
+        <a:srgbClr val="FFFFFF"/>
       </a:lt2>
       <a:accent1>
-        <a:srgbClr val="18a303"/>
+        <a:srgbClr val="18A303"/>
       </a:accent1>
       <a:accent2>
-        <a:srgbClr val="0369a3"/>
+        <a:srgbClr val="0369A3"/>
       </a:accent2>
       <a:accent3>
-        <a:srgbClr val="a33e03"/>
+        <a:srgbClr val="A33E03"/>
       </a:accent3>
       <a:accent4>
-        <a:srgbClr val="8e03a3"/>
+        <a:srgbClr val="8E03A3"/>
       </a:accent4>
       <a:accent5>
-        <a:srgbClr val="c99c00"/>
+        <a:srgbClr val="C99C00"/>
       </a:accent5>
       <a:accent6>
-        <a:srgbClr val="c9211e"/>
+        <a:srgbClr val="C9211E"/>
       </a:accent6>
       <a:hlink>
-        <a:srgbClr val="0000ee"/>
+        <a:srgbClr val="0000EE"/>
       </a:hlink>
       <a:folHlink>
-        <a:srgbClr val="551a8b"/>
+        <a:srgbClr val="551A8B"/>
       </a:folHlink>
     </a:clrScheme>
     <a:fontScheme name="Office">
